--- a/proposal/马天-选题报告.docx
+++ b/proposal/马天-选题报告.docx
@@ -2292,6 +2292,12 @@
             <w:insideH w:val="single" w:color="auto" w:sz="4" w:space="0"/>
             <w:insideV w:val="single" w:color="auto" w:sz="4" w:space="0"/>
           </w:tblBorders>
+          <w:tblCellMar>
+            <w:top w:w="0" w:type="dxa"/>
+            <w:left w:w="108" w:type="dxa"/>
+            <w:bottom w:w="0" w:type="dxa"/>
+            <w:right w:w="108" w:type="dxa"/>
+          </w:tblCellMar>
         </w:tblPrEx>
         <w:trPr>
           <w:trHeight w:val="6647" w:hRule="atLeast"/>
@@ -8791,19 +8797,7 @@
                 <w:szCs w:val="20"/>
                 <w:lang w:val="en-US" w:eastAsia="zh-CN"/>
               </w:rPr>
-              <w:t xml:space="preserve">提出的基于语义引导的边缘细化技术，可以有效修正远处模糊目标的边界定位。此外，针对远距离小目标在雾中难以测距的问题，最新的Depth </w:t>
-            </w:r>
-            <w:bookmarkStart w:id="12" w:name="_GoBack"/>
-            <w:bookmarkEnd w:id="12"/>
-            <w:r>
-              <w:rPr>
-                <w:rFonts w:hint="default" w:ascii="Times New Roman" w:hAnsi="Times New Roman" w:eastAsia="宋体" w:cs="Times New Roman"/>
-                <w:b w:val="0"/>
-                <w:bCs/>
-                <w:szCs w:val="20"/>
-                <w:lang w:val="en-US" w:eastAsia="zh-CN"/>
-              </w:rPr>
-              <w:t>Anything V2</w:t>
+              <w:t>提出的基于语义引导的边缘细化技术，可以有效修正远处模糊目标的边界定位。此外，针对远距离小目标在雾中难以测距的问题，最新的Depth Anything V2</w:t>
             </w:r>
             <w:r>
               <w:rPr>
@@ -10703,7 +10697,20 @@
                 <w:szCs w:val="24"/>
                 <w:lang w:val="en-US" w:eastAsia="zh-CN"/>
               </w:rPr>
-              <w:t>在实践层面，构建的视觉雾航环境感知与碰撞风险预警系统，能够有效弥补雷达与AIS在近距离盲区及非合作目标探测上的不足，显著增强了船舶在复杂气象条件下的态势认知能力。通过实现从底层视觉语义到上层航行风险的精准映射，本研究为智能船舶的辅助驾驶与避碰决策提供了关键数据支撑，对于降低海上交通事故率、推动航运业向智能化、安全化转型具有显著的工程应用价值。</w:t>
+              <w:t>在实践层面，构建的视觉雾航环境感知与</w:t>
+            </w:r>
+            <w:bookmarkStart w:id="12" w:name="_GoBack"/>
+            <w:bookmarkEnd w:id="12"/>
+            <w:r>
+              <w:rPr>
+                <w:rFonts w:hint="default" w:ascii="Times New Roman" w:hAnsi="Times New Roman" w:eastAsia="宋体" w:cs="宋体"/>
+                <w:b w:val="0"/>
+                <w:bCs w:val="0"/>
+                <w:sz w:val="24"/>
+                <w:szCs w:val="24"/>
+                <w:lang w:val="en-US" w:eastAsia="zh-CN"/>
+              </w:rPr>
+              <w:t>碰撞风险预警系统，能够有效弥补雷达与AIS在近距离盲区及非合作目标探测上的不足，显著增强了船舶在复杂气象条件下的态势认知能力。通过实现从底层视觉语义到上层航行风险的精准映射，本研究为智能船舶的辅助驾驶与避碰决策提供了关键数据支撑，对于降低海上交通事故率、推动航运业向智能化、安全化转型具有显著的工程应用价值。</w:t>
             </w:r>
           </w:p>
           <w:p>
@@ -12692,7 +12699,7 @@
                 <w:szCs w:val="24"/>
                 <w:lang w:val="en-US" w:eastAsia="zh-CN"/>
               </w:rPr>
-              <w:t>：针对雾航场景下视觉特征退化与传统卷积网络感受野受限的问题，本研究将构建基于改进视觉状态空间模型的高效语义分割网络。以视觉状态空间模型为骨干架构，利用其线性计算复杂度优势捕捉跨越全图的长距离几何依赖关系。在此基础上，设计多尺度水平感知融合模块以增强海天线等水平几何结构的特征表达，并引入雾气特征矫正机制，基于二阶统计量自适应抑制雾气噪声，从而实现对低对比度环境下微小障碍物及模糊边界的高精度语义解析。</w:t>
+              <w:t>：针对雾航场景下视觉特征退化与传统卷积网络感受野受限的问题，本研究将构建基于改进视觉状态空间模型的高效语义分割网络。以视觉状态空间模型为骨干架构，在编码器阶段引入局部注意力机制（Neighborhood Attention, Natten），构建局部注意力与状态空间融合模块（LASS Block），并以此为基础堆叠形成 LAMNet Block。该架构将局部窗口自注意力与二维选择性扫描机制（SS2D）深度结合，既保留了线性计算复杂度的优势以捕捉长距离跨图依赖，又弥补了纯 SSM 模型在局部精细纹理感知上的不足。在此基础上，设计多尺度水平感知融合模块以增强海天线等水平几何结构的特征表达，并引入雾气特征矫正机制，基于二阶统计量自适应抑制雾气噪声，从而实现对低对比度环境下微小障碍物及模糊边界的高精度语义解析。</w:t>
             </w:r>
           </w:p>
           <w:p>
@@ -12737,7 +12744,7 @@
                 <w:szCs w:val="24"/>
                 <w:lang w:val="en-US" w:eastAsia="zh-CN"/>
               </w:rPr>
-              <w:t>：基于高精度的视觉语义分割结果，本研究将构建从二维图像像素空间到三维物理航行空间的映射框架，实现碰撞风险的实时量化评估。利用海平面平坦假设建立单目视觉测距模型，将障碍物语义边界解算为物理距离与方位信息。结合船舶运动学参数设计动态电子围栏算法，根据本船航速与目标距离动态划分安全、警戒与高危区域，最终集成鸟瞰视角（BEV）态势重构技术，直观展示船舶周边空间拓扑关系，提供分级碰撞预警支持。</w:t>
+              <w:t>：基于高精度的视觉语义分割结果，本研究将构建从二维图像像素空间到三维物理航行空间的映射框架，实现碰撞风险的实时量化评估。利用海平面平坦假设建立单目视觉测距模型，将障碍物语义边界解算为物理距离与方位信息。结合船舶运动学参数设计动态电子围栏与量化评估算法。突破传统单一静态距离报警的局限性，本研究将引入航海避碰经典的最近会遇距离（DCPA，Distance to Closest Point of Approach）与至最近会遇距离时间（TCPA，Time to Closest Point of Approach）指标。利用单目测距结果结合本船航向、航速，动态解算非合作目标的相对运动矢量，构建融合‘空间距离-时间裕度’的二维动态电子围栏边界。根据解算出的碰撞危险度，将态势重构为安全、警戒与高危区域，最终集成鸟瞰视角（BEV）态势重构技术，直观展示船舶周边空间拓扑关系，提供分级碰撞预警支持。</w:t>
             </w:r>
           </w:p>
           <w:p>
@@ -13936,7 +13943,7 @@
               </w:rPr>
               <w:drawing>
                 <wp:inline distT="0" distB="0" distL="114300" distR="114300">
-                  <wp:extent cx="5670550" cy="3759835"/>
+                  <wp:extent cx="5342255" cy="3542030"/>
                   <wp:effectExtent l="0" t="0" r="0" b="0"/>
                   <wp:docPr id="4" name="ECB019B1-382A-4266-B25C-5B523AA43C14-1" descr="C:/Users/admin/AppData/Local/Temp/wps.frFAcqwps"/>
                   <wp:cNvGraphicFramePr>
@@ -13960,7 +13967,7 @@
                         <pic:spPr>
                           <a:xfrm>
                             <a:off x="0" y="0"/>
-                            <a:ext cx="5670550" cy="3759835"/>
+                            <a:ext cx="5342255" cy="3542030"/>
                           </a:xfrm>
                           <a:prstGeom prst="rect">
                             <a:avLst/>
@@ -14258,7 +14265,7 @@
                 <w:szCs w:val="24"/>
                 <w:lang w:val="en-US" w:eastAsia="zh-CN"/>
               </w:rPr>
-              <w:t>该模块部署了本研究提出的雾航环境感知网络。核心架构采用视觉状态空间模型（Vision Mamba）作为骨干，利用 2D 选择性扫描机制（SS2D）实现线性复杂度的全局上下文建模；集成多尺度水平感知融合单元（MHPM），通过坐标解耦的条状池化显式捕捉海天线与船体几何特征；集成雾气特征矫正单元（FFRM），基于二阶统计量自适应抑制低对比度雾气噪声，实现雾航图像的高精度场景解析。</w:t>
+              <w:t>该模块部署了本研究提出的雾航环境感知网络。核心架构采用改进的视觉状态空间模型作为骨干，构建全新的 LAMNet (Local Attention Mamba Network) 编码器。该编码器内部集成 LASS Block，通过 Natten (Neighborhood Attention) 提取局部高频特征，再输入 SS2D (2D Selective Scan) 进行全局上下文建模；同时，在解码侧集成多尺度水平感知融合单元（MHPM），通过坐标解耦的条状池化显式捕捉海天线与船体几何特征；集成雾气特征矫正单元（FFRM），基于二阶统计量自适应抑制低对比度雾气噪声，实现雾航图像的高精度场景解析。</w:t>
             </w:r>
           </w:p>
           <w:p>
@@ -15187,9 +15194,9 @@
                 <w:szCs w:val="20"/>
               </w:rPr>
             </w:pPr>
-            <w:bookmarkStart w:id="1" w:name="OLE_LINK124"/>
+            <w:bookmarkStart w:id="1" w:name="OLE_LINK123"/>
             <w:bookmarkStart w:id="2" w:name="OLE_LINK122"/>
-            <w:bookmarkStart w:id="3" w:name="OLE_LINK123"/>
+            <w:bookmarkStart w:id="3" w:name="OLE_LINK124"/>
             <w:r>
               <w:rPr>
                 <w:rFonts w:hint="eastAsia" w:ascii="Times New Roman" w:hAnsi="Times New Roman" w:eastAsia="黑体" w:cs="Times New Roman"/>
@@ -15485,9 +15492,9 @@
               </w:rPr>
               <w:t xml:space="preserve">     </w:t>
             </w:r>
-            <w:bookmarkStart w:id="4" w:name="OLE_LINK140"/>
-            <w:bookmarkStart w:id="5" w:name="OLE_LINK141"/>
-            <w:bookmarkStart w:id="6" w:name="OLE_LINK139"/>
+            <w:bookmarkStart w:id="4" w:name="OLE_LINK139"/>
+            <w:bookmarkStart w:id="5" w:name="OLE_LINK140"/>
+            <w:bookmarkStart w:id="6" w:name="OLE_LINK141"/>
             <w:r>
               <w:rPr>
                 <w:rFonts w:hint="eastAsia" w:ascii="仿宋" w:hAnsi="仿宋" w:eastAsia="仿宋" w:cs="Times New Roman"/>
@@ -15859,9 +15866,9 @@
                 <w:szCs w:val="24"/>
               </w:rPr>
             </w:pPr>
-            <w:bookmarkStart w:id="9" w:name="OLE_LINK132"/>
+            <w:bookmarkStart w:id="9" w:name="OLE_LINK134"/>
             <w:bookmarkStart w:id="10" w:name="OLE_LINK133"/>
-            <w:bookmarkStart w:id="11" w:name="OLE_LINK134"/>
+            <w:bookmarkStart w:id="11" w:name="OLE_LINK132"/>
           </w:p>
         </w:tc>
       </w:tr>
@@ -20111,6 +20118,7 @@
   <w:style w:type="paragraph" w:customStyle="1" w:styleId="17">
     <w:name w:val="主内容"/>
     <w:basedOn w:val="1"/>
+    <w:qFormat/>
     <w:uiPriority w:val="0"/>
     <w:pPr>
       <w:keepNext w:val="0"/>

--- a/proposal/马天-选题报告.docx
+++ b/proposal/马天-选题报告.docx
@@ -2292,12 +2292,6 @@
             <w:insideH w:val="single" w:color="auto" w:sz="4" w:space="0"/>
             <w:insideV w:val="single" w:color="auto" w:sz="4" w:space="0"/>
           </w:tblBorders>
-          <w:tblCellMar>
-            <w:top w:w="0" w:type="dxa"/>
-            <w:left w:w="108" w:type="dxa"/>
-            <w:bottom w:w="0" w:type="dxa"/>
-            <w:right w:w="108" w:type="dxa"/>
-          </w:tblCellMar>
         </w:tblPrEx>
         <w:trPr>
           <w:trHeight w:val="6647" w:hRule="atLeast"/>
@@ -9445,12 +9439,6 @@
             <w:insideH w:val="single" w:color="auto" w:sz="4" w:space="0"/>
             <w:insideV w:val="single" w:color="auto" w:sz="4" w:space="0"/>
           </w:tblBorders>
-          <w:tblCellMar>
-            <w:top w:w="0" w:type="dxa"/>
-            <w:left w:w="108" w:type="dxa"/>
-            <w:bottom w:w="0" w:type="dxa"/>
-            <w:right w:w="108" w:type="dxa"/>
-          </w:tblCellMar>
         </w:tblPrEx>
         <w:trPr>
           <w:trHeight w:val="13592" w:hRule="atLeast"/>
@@ -10276,12 +10264,6 @@
             <w:insideH w:val="single" w:color="auto" w:sz="4" w:space="0"/>
             <w:insideV w:val="single" w:color="auto" w:sz="4" w:space="0"/>
           </w:tblBorders>
-          <w:tblCellMar>
-            <w:top w:w="0" w:type="dxa"/>
-            <w:left w:w="108" w:type="dxa"/>
-            <w:bottom w:w="0" w:type="dxa"/>
-            <w:right w:w="108" w:type="dxa"/>
-          </w:tblCellMar>
         </w:tblPrEx>
         <w:trPr>
           <w:trHeight w:val="13414" w:hRule="atLeast"/>
@@ -10697,20 +10679,7 @@
                 <w:szCs w:val="24"/>
                 <w:lang w:val="en-US" w:eastAsia="zh-CN"/>
               </w:rPr>
-              <w:t>在实践层面，构建的视觉雾航环境感知与</w:t>
-            </w:r>
-            <w:bookmarkStart w:id="12" w:name="_GoBack"/>
-            <w:bookmarkEnd w:id="12"/>
-            <w:r>
-              <w:rPr>
-                <w:rFonts w:hint="default" w:ascii="Times New Roman" w:hAnsi="Times New Roman" w:eastAsia="宋体" w:cs="宋体"/>
-                <w:b w:val="0"/>
-                <w:bCs w:val="0"/>
-                <w:sz w:val="24"/>
-                <w:szCs w:val="24"/>
-                <w:lang w:val="en-US" w:eastAsia="zh-CN"/>
-              </w:rPr>
-              <w:t>碰撞风险预警系统，能够有效弥补雷达与AIS在近距离盲区及非合作目标探测上的不足，显著增强了船舶在复杂气象条件下的态势认知能力。通过实现从底层视觉语义到上层航行风险的精准映射，本研究为智能船舶的辅助驾驶与避碰决策提供了关键数据支撑，对于降低海上交通事故率、推动航运业向智能化、安全化转型具有显著的工程应用价值。</w:t>
+              <w:t>在实践层面，构建的视觉雾航环境感知与碰撞风险预警系统，能够有效弥补雷达与AIS在近距离盲区及非合作目标探测上的不足，显著增强了船舶在复杂气象条件下的态势认知能力。通过实现从底层视觉语义到上层航行风险的精准映射，本研究为智能船舶的辅助驾驶与避碰决策提供了关键数据支撑，对于降低海上交通事故率、推动航运业向智能化、安全化转型具有显著的工程应用价值。</w:t>
             </w:r>
           </w:p>
           <w:p>
@@ -13397,6 +13366,57 @@
               </w:rPr>
             </w:pPr>
             <w:r>
+              <w:drawing>
+                <wp:anchor distT="0" distB="0" distL="114300" distR="114300" simplePos="0" relativeHeight="251661312" behindDoc="1" locked="0" layoutInCell="1" allowOverlap="1">
+                  <wp:simplePos x="0" y="0"/>
+                  <wp:positionH relativeFrom="column">
+                    <wp:posOffset>2935605</wp:posOffset>
+                  </wp:positionH>
+                  <wp:positionV relativeFrom="paragraph">
+                    <wp:posOffset>2366010</wp:posOffset>
+                  </wp:positionV>
+                  <wp:extent cx="2769235" cy="1299210"/>
+                  <wp:effectExtent l="0" t="0" r="12065" b="15240"/>
+                  <wp:wrapNone/>
+                  <wp:docPr id="36" name="图片 1"/>
+                  <wp:cNvGraphicFramePr>
+                    <a:graphicFrameLocks xmlns:a="http://schemas.openxmlformats.org/drawingml/2006/main" noChangeAspect="1"/>
+                  </wp:cNvGraphicFramePr>
+                  <a:graphic xmlns:a="http://schemas.openxmlformats.org/drawingml/2006/main">
+                    <a:graphicData uri="http://schemas.openxmlformats.org/drawingml/2006/picture">
+                      <pic:pic xmlns:pic="http://schemas.openxmlformats.org/drawingml/2006/picture">
+                        <pic:nvPicPr>
+                          <pic:cNvPr id="36" name="图片 1"/>
+                          <pic:cNvPicPr>
+                            <a:picLocks noChangeAspect="1"/>
+                          </pic:cNvPicPr>
+                        </pic:nvPicPr>
+                        <pic:blipFill>
+                          <a:blip r:embed="rId9"/>
+                          <a:stretch>
+                            <a:fillRect/>
+                          </a:stretch>
+                        </pic:blipFill>
+                        <pic:spPr>
+                          <a:xfrm>
+                            <a:off x="0" y="0"/>
+                            <a:ext cx="2769235" cy="1299210"/>
+                          </a:xfrm>
+                          <a:prstGeom prst="rect">
+                            <a:avLst/>
+                          </a:prstGeom>
+                          <a:noFill/>
+                          <a:ln>
+                            <a:noFill/>
+                          </a:ln>
+                        </pic:spPr>
+                      </pic:pic>
+                    </a:graphicData>
+                  </a:graphic>
+                </wp:anchor>
+              </w:drawing>
+            </w:r>
+            <w:r>
               <w:rPr>
                 <w:rFonts w:hint="default" w:ascii="Times New Roman" w:hAnsi="Times New Roman" w:eastAsia="宋体" w:cs="宋体"/>
                 <w:b w:val="0"/>
@@ -13431,7 +13451,7 @@
                           </pic:cNvPicPr>
                         </pic:nvPicPr>
                         <pic:blipFill>
-                          <a:blip r:embed="rId9"/>
+                          <a:blip r:embed="rId10"/>
                           <a:stretch>
                             <a:fillRect/>
                           </a:stretch>
@@ -13457,7 +13477,7 @@
                 <w:szCs w:val="20"/>
               </w:rPr>
               <w:drawing>
-                <wp:anchor distT="0" distB="0" distL="114300" distR="114300" simplePos="0" relativeHeight="251661312" behindDoc="1" locked="0" layoutInCell="1" allowOverlap="1">
+                <wp:anchor distT="0" distB="0" distL="114300" distR="114300" simplePos="0" relativeHeight="251660288" behindDoc="1" locked="0" layoutInCell="1" allowOverlap="1">
                   <wp:simplePos x="0" y="0"/>
                   <wp:positionH relativeFrom="column">
                     <wp:posOffset>3323590</wp:posOffset>
@@ -13482,7 +13502,7 @@
                           </pic:cNvPicPr>
                         </pic:nvPicPr>
                         <pic:blipFill>
-                          <a:blip r:embed="rId10"/>
+                          <a:blip r:embed="rId11"/>
                           <a:stretch>
                             <a:fillRect/>
                           </a:stretch>
@@ -13499,61 +13519,6 @@
                           <a:ln>
                             <a:noFill/>
                           </a:ln>
-                        </pic:spPr>
-                      </pic:pic>
-                    </a:graphicData>
-                  </a:graphic>
-                </wp:anchor>
-              </w:drawing>
-            </w:r>
-            <w:r>
-              <w:rPr>
-                <w:rFonts w:hint="default" w:ascii="Times New Roman" w:hAnsi="Times New Roman" w:eastAsia="宋体" w:cs="宋体"/>
-                <w:b w:val="0"/>
-                <w:bCs w:val="0"/>
-                <w:sz w:val="24"/>
-                <w:szCs w:val="24"/>
-                <w:lang w:val="en-US" w:eastAsia="zh-CN"/>
-              </w:rPr>
-              <w:drawing>
-                <wp:anchor distT="0" distB="0" distL="114300" distR="114300" simplePos="0" relativeHeight="251660288" behindDoc="1" locked="0" layoutInCell="1" allowOverlap="1">
-                  <wp:simplePos x="0" y="0"/>
-                  <wp:positionH relativeFrom="column">
-                    <wp:posOffset>2943860</wp:posOffset>
-                  </wp:positionH>
-                  <wp:positionV relativeFrom="paragraph">
-                    <wp:posOffset>2355850</wp:posOffset>
-                  </wp:positionV>
-                  <wp:extent cx="2834640" cy="1190625"/>
-                  <wp:effectExtent l="0" t="0" r="3810" b="9525"/>
-                  <wp:wrapNone/>
-                  <wp:docPr id="25" name="图片 25" descr="图片3"/>
-                  <wp:cNvGraphicFramePr>
-                    <a:graphicFrameLocks xmlns:a="http://schemas.openxmlformats.org/drawingml/2006/main" noChangeAspect="1"/>
-                  </wp:cNvGraphicFramePr>
-                  <a:graphic xmlns:a="http://schemas.openxmlformats.org/drawingml/2006/main">
-                    <a:graphicData uri="http://schemas.openxmlformats.org/drawingml/2006/picture">
-                      <pic:pic xmlns:pic="http://schemas.openxmlformats.org/drawingml/2006/picture">
-                        <pic:nvPicPr>
-                          <pic:cNvPr id="25" name="图片 25" descr="图片3"/>
-                          <pic:cNvPicPr>
-                            <a:picLocks noChangeAspect="1"/>
-                          </pic:cNvPicPr>
-                        </pic:nvPicPr>
-                        <pic:blipFill>
-                          <a:blip r:embed="rId11"/>
-                          <a:stretch>
-                            <a:fillRect/>
-                          </a:stretch>
-                        </pic:blipFill>
-                        <pic:spPr>
-                          <a:xfrm>
-                            <a:off x="0" y="0"/>
-                            <a:ext cx="2834640" cy="1190625"/>
-                          </a:xfrm>
-                          <a:prstGeom prst="rect">
-                            <a:avLst/>
-                          </a:prstGeom>
                         </pic:spPr>
                       </pic:pic>
                     </a:graphicData>
@@ -13718,7 +13683,20 @@
                 <w:szCs w:val="24"/>
                 <w:lang w:val="en-US" w:eastAsia="zh-CN"/>
               </w:rPr>
-              <w:t>基于视觉语义分割结果，融合单目空间映射与动态电子围栏技术，搭建船舶航行态势构建与风险预警系统，实现碰撞风险的实时量化评估与可视化预警。</w:t>
+              <w:t>基于视觉语义分割结果，融合单目空间映射与动态电子围栏技术，搭建</w:t>
+            </w:r>
+            <w:bookmarkStart w:id="12" w:name="_GoBack"/>
+            <w:bookmarkEnd w:id="12"/>
+            <w:r>
+              <w:rPr>
+                <w:rFonts w:hint="eastAsia" w:ascii="Times New Roman" w:hAnsi="Times New Roman" w:eastAsia="宋体" w:cs="宋体"/>
+                <w:b w:val="0"/>
+                <w:bCs w:val="0"/>
+                <w:sz w:val="24"/>
+                <w:szCs w:val="24"/>
+                <w:lang w:val="en-US" w:eastAsia="zh-CN"/>
+              </w:rPr>
+              <w:t>船舶航行态势构建与风险预警系统，实现碰撞风险的实时量化评估与可视化预警。</w:t>
             </w:r>
             <w:r>
               <w:rPr>
@@ -14125,7 +14103,7 @@
                 <w:szCs w:val="24"/>
                 <w:lang w:val="en-US" w:eastAsia="zh-CN"/>
               </w:rPr>
-              <w:t>预期申请专利名称：一种面向雾航场景的船舶视觉感知与态势构建方法</w:t>
+              <w:t>预期申请软件著作权：基于改进 SegMAN 的船舶雾航环境感知辅助系统</w:t>
             </w:r>
           </w:p>
           <w:p>
@@ -15194,9 +15172,9 @@
                 <w:szCs w:val="20"/>
               </w:rPr>
             </w:pPr>
-            <w:bookmarkStart w:id="1" w:name="OLE_LINK123"/>
-            <w:bookmarkStart w:id="2" w:name="OLE_LINK122"/>
-            <w:bookmarkStart w:id="3" w:name="OLE_LINK124"/>
+            <w:bookmarkStart w:id="1" w:name="OLE_LINK124"/>
+            <w:bookmarkStart w:id="2" w:name="OLE_LINK123"/>
+            <w:bookmarkStart w:id="3" w:name="OLE_LINK122"/>
             <w:r>
               <w:rPr>
                 <w:rFonts w:hint="eastAsia" w:ascii="Times New Roman" w:hAnsi="Times New Roman" w:eastAsia="黑体" w:cs="Times New Roman"/>
@@ -15492,9 +15470,9 @@
               </w:rPr>
               <w:t xml:space="preserve">     </w:t>
             </w:r>
-            <w:bookmarkStart w:id="4" w:name="OLE_LINK139"/>
-            <w:bookmarkStart w:id="5" w:name="OLE_LINK140"/>
-            <w:bookmarkStart w:id="6" w:name="OLE_LINK141"/>
+            <w:bookmarkStart w:id="4" w:name="OLE_LINK141"/>
+            <w:bookmarkStart w:id="5" w:name="OLE_LINK139"/>
+            <w:bookmarkStart w:id="6" w:name="OLE_LINK140"/>
             <w:r>
               <w:rPr>
                 <w:rFonts w:hint="eastAsia" w:ascii="仿宋" w:hAnsi="仿宋" w:eastAsia="仿宋" w:cs="Times New Roman"/>

--- a/proposal/马天-选题报告.docx
+++ b/proposal/马天-选题报告.docx
@@ -2292,6 +2292,12 @@
             <w:insideH w:val="single" w:color="auto" w:sz="4" w:space="0"/>
             <w:insideV w:val="single" w:color="auto" w:sz="4" w:space="0"/>
           </w:tblBorders>
+          <w:tblCellMar>
+            <w:top w:w="0" w:type="dxa"/>
+            <w:left w:w="108" w:type="dxa"/>
+            <w:bottom w:w="0" w:type="dxa"/>
+            <w:right w:w="108" w:type="dxa"/>
+          </w:tblCellMar>
         </w:tblPrEx>
         <w:trPr>
           <w:trHeight w:val="6647" w:hRule="atLeast"/>
@@ -9439,6 +9445,12 @@
             <w:insideH w:val="single" w:color="auto" w:sz="4" w:space="0"/>
             <w:insideV w:val="single" w:color="auto" w:sz="4" w:space="0"/>
           </w:tblBorders>
+          <w:tblCellMar>
+            <w:top w:w="0" w:type="dxa"/>
+            <w:left w:w="108" w:type="dxa"/>
+            <w:bottom w:w="0" w:type="dxa"/>
+            <w:right w:w="108" w:type="dxa"/>
+          </w:tblCellMar>
         </w:tblPrEx>
         <w:trPr>
           <w:trHeight w:val="13592" w:hRule="atLeast"/>
@@ -9716,6 +9728,7 @@
                 <w:kern w:val="2"/>
                 <w:sz w:val="24"/>
                 <w:szCs w:val="24"/>
+                <w:lang w:val="en-US" w:eastAsia="zh-CN"/>
               </w:rPr>
             </w:pPr>
             <w:r>
@@ -9727,498 +9740,157 @@
                 <w:szCs w:val="24"/>
                 <w:lang w:val="en-US" w:eastAsia="zh-CN"/>
               </w:rPr>
-              <w:t>主要收获：进一步查阅资料，分析选题的意义；与导师沟通，确定论文题目</w:t>
-            </w:r>
-          </w:p>
-          <w:p>
-            <w:pPr>
-              <w:keepNext w:val="0"/>
-              <w:keepLines w:val="0"/>
-              <w:suppressLineNumbers w:val="0"/>
-              <w:spacing w:before="0" w:beforeAutospacing="0" w:after="0" w:afterAutospacing="0"/>
-              <w:ind w:left="0" w:right="0"/>
-              <w:rPr>
-                <w:rFonts w:hint="default" w:ascii="Times New Roman" w:hAnsi="Times New Roman" w:cs="Times New Roman"/>
-                <w:sz w:val="28"/>
-                <w:szCs w:val="20"/>
-              </w:rPr>
-            </w:pPr>
-          </w:p>
-          <w:p>
-            <w:pPr>
-              <w:keepNext w:val="0"/>
-              <w:keepLines w:val="0"/>
-              <w:suppressLineNumbers w:val="0"/>
-              <w:spacing w:before="0" w:beforeAutospacing="0" w:after="0" w:afterAutospacing="0"/>
-              <w:ind w:left="0" w:right="0"/>
-              <w:rPr>
-                <w:rFonts w:hint="default" w:ascii="Times New Roman" w:hAnsi="Times New Roman" w:cs="Times New Roman"/>
-                <w:sz w:val="28"/>
-                <w:szCs w:val="20"/>
-              </w:rPr>
-            </w:pPr>
-          </w:p>
-          <w:p>
-            <w:pPr>
-              <w:keepNext w:val="0"/>
-              <w:keepLines w:val="0"/>
-              <w:suppressLineNumbers w:val="0"/>
-              <w:spacing w:before="0" w:beforeAutospacing="0" w:after="0" w:afterAutospacing="0"/>
-              <w:ind w:left="0" w:right="0"/>
-              <w:rPr>
-                <w:rFonts w:hint="default" w:ascii="Times New Roman" w:hAnsi="Times New Roman" w:cs="Times New Roman"/>
-                <w:sz w:val="28"/>
-                <w:szCs w:val="20"/>
-              </w:rPr>
-            </w:pPr>
-          </w:p>
-          <w:p>
-            <w:pPr>
-              <w:keepNext w:val="0"/>
-              <w:keepLines w:val="0"/>
-              <w:suppressLineNumbers w:val="0"/>
-              <w:spacing w:before="0" w:beforeAutospacing="0" w:after="0" w:afterAutospacing="0"/>
-              <w:ind w:left="0" w:right="0"/>
-              <w:rPr>
-                <w:rFonts w:hint="default" w:ascii="Times New Roman" w:hAnsi="Times New Roman" w:cs="Times New Roman"/>
-                <w:sz w:val="28"/>
-                <w:szCs w:val="20"/>
-              </w:rPr>
-            </w:pPr>
-          </w:p>
-          <w:p>
-            <w:pPr>
-              <w:keepNext w:val="0"/>
-              <w:keepLines w:val="0"/>
-              <w:suppressLineNumbers w:val="0"/>
-              <w:spacing w:before="0" w:beforeAutospacing="0" w:after="0" w:afterAutospacing="0"/>
-              <w:ind w:left="0" w:right="0"/>
-              <w:rPr>
-                <w:rFonts w:hint="default" w:ascii="Times New Roman" w:hAnsi="Times New Roman" w:cs="Times New Roman"/>
-                <w:sz w:val="28"/>
-                <w:szCs w:val="20"/>
-              </w:rPr>
-            </w:pPr>
-          </w:p>
-          <w:p>
-            <w:pPr>
-              <w:keepNext w:val="0"/>
-              <w:keepLines w:val="0"/>
-              <w:suppressLineNumbers w:val="0"/>
-              <w:spacing w:before="0" w:beforeAutospacing="0" w:after="0" w:afterAutospacing="0"/>
-              <w:ind w:left="0" w:right="0"/>
-              <w:rPr>
-                <w:rFonts w:hint="default" w:ascii="Times New Roman" w:hAnsi="Times New Roman" w:cs="Times New Roman"/>
-                <w:sz w:val="28"/>
-                <w:szCs w:val="20"/>
-              </w:rPr>
-            </w:pPr>
-          </w:p>
-          <w:p>
-            <w:pPr>
-              <w:keepNext w:val="0"/>
-              <w:keepLines w:val="0"/>
-              <w:suppressLineNumbers w:val="0"/>
-              <w:spacing w:before="0" w:beforeAutospacing="0" w:after="0" w:afterAutospacing="0"/>
-              <w:ind w:left="0" w:right="0"/>
-              <w:rPr>
-                <w:rFonts w:hint="default" w:ascii="Times New Roman" w:hAnsi="Times New Roman" w:cs="Times New Roman"/>
-                <w:sz w:val="28"/>
-                <w:szCs w:val="20"/>
-              </w:rPr>
-            </w:pPr>
-          </w:p>
-          <w:p>
-            <w:pPr>
-              <w:keepNext w:val="0"/>
-              <w:keepLines w:val="0"/>
-              <w:suppressLineNumbers w:val="0"/>
-              <w:spacing w:before="0" w:beforeAutospacing="0" w:after="0" w:afterAutospacing="0"/>
-              <w:ind w:left="0" w:right="0"/>
-              <w:rPr>
-                <w:rFonts w:hint="default" w:ascii="Times New Roman" w:hAnsi="Times New Roman" w:cs="Times New Roman"/>
-                <w:sz w:val="28"/>
-                <w:szCs w:val="20"/>
-              </w:rPr>
-            </w:pPr>
-          </w:p>
-          <w:p>
-            <w:pPr>
-              <w:keepNext w:val="0"/>
-              <w:keepLines w:val="0"/>
-              <w:suppressLineNumbers w:val="0"/>
-              <w:spacing w:before="0" w:beforeAutospacing="0" w:after="0" w:afterAutospacing="0"/>
-              <w:ind w:left="0" w:right="0"/>
-              <w:rPr>
-                <w:rFonts w:hint="default" w:ascii="Times New Roman" w:hAnsi="Times New Roman" w:cs="Times New Roman"/>
-                <w:sz w:val="28"/>
-                <w:szCs w:val="20"/>
-              </w:rPr>
-            </w:pPr>
-          </w:p>
-          <w:p>
-            <w:pPr>
-              <w:keepNext w:val="0"/>
-              <w:keepLines w:val="0"/>
-              <w:suppressLineNumbers w:val="0"/>
-              <w:spacing w:before="0" w:beforeAutospacing="0" w:after="0" w:afterAutospacing="0"/>
-              <w:ind w:left="0" w:right="0"/>
-              <w:rPr>
-                <w:rFonts w:hint="default" w:ascii="Times New Roman" w:hAnsi="Times New Roman" w:cs="Times New Roman"/>
-                <w:sz w:val="28"/>
-                <w:szCs w:val="20"/>
-              </w:rPr>
-            </w:pPr>
-          </w:p>
-          <w:p>
-            <w:pPr>
-              <w:keepNext w:val="0"/>
-              <w:keepLines w:val="0"/>
-              <w:suppressLineNumbers w:val="0"/>
-              <w:spacing w:before="0" w:beforeAutospacing="0" w:after="0" w:afterAutospacing="0"/>
-              <w:ind w:left="0" w:right="0"/>
-              <w:rPr>
-                <w:rFonts w:hint="default" w:ascii="Times New Roman" w:hAnsi="Times New Roman" w:cs="Times New Roman"/>
-                <w:sz w:val="28"/>
-                <w:szCs w:val="20"/>
-              </w:rPr>
-            </w:pPr>
-          </w:p>
-          <w:p>
-            <w:pPr>
-              <w:keepNext w:val="0"/>
-              <w:keepLines w:val="0"/>
-              <w:suppressLineNumbers w:val="0"/>
-              <w:spacing w:before="0" w:beforeAutospacing="0" w:after="0" w:afterAutospacing="0"/>
-              <w:ind w:left="0" w:right="0"/>
-              <w:rPr>
-                <w:rFonts w:hint="default" w:ascii="Times New Roman" w:hAnsi="Times New Roman" w:cs="Times New Roman"/>
-                <w:sz w:val="28"/>
-                <w:szCs w:val="20"/>
-              </w:rPr>
-            </w:pPr>
-          </w:p>
-          <w:p>
-            <w:pPr>
-              <w:keepNext w:val="0"/>
-              <w:keepLines w:val="0"/>
-              <w:suppressLineNumbers w:val="0"/>
-              <w:spacing w:before="0" w:beforeAutospacing="0" w:after="0" w:afterAutospacing="0"/>
-              <w:ind w:left="0" w:right="0"/>
-              <w:rPr>
-                <w:rFonts w:hint="default" w:ascii="Times New Roman" w:hAnsi="Times New Roman" w:cs="Times New Roman"/>
-                <w:sz w:val="28"/>
-                <w:szCs w:val="20"/>
-              </w:rPr>
-            </w:pPr>
-          </w:p>
-          <w:p>
-            <w:pPr>
-              <w:keepNext w:val="0"/>
-              <w:keepLines w:val="0"/>
-              <w:suppressLineNumbers w:val="0"/>
-              <w:spacing w:before="0" w:beforeAutospacing="0" w:after="0" w:afterAutospacing="0"/>
-              <w:ind w:left="0" w:right="0"/>
-              <w:rPr>
-                <w:rFonts w:hint="default" w:ascii="Times New Roman" w:hAnsi="Times New Roman" w:cs="Times New Roman"/>
-                <w:sz w:val="28"/>
-                <w:szCs w:val="20"/>
-              </w:rPr>
-            </w:pPr>
-          </w:p>
-          <w:p>
-            <w:pPr>
-              <w:keepNext w:val="0"/>
-              <w:keepLines w:val="0"/>
-              <w:suppressLineNumbers w:val="0"/>
-              <w:spacing w:before="0" w:beforeAutospacing="0" w:after="0" w:afterAutospacing="0"/>
-              <w:ind w:left="0" w:right="0"/>
-              <w:rPr>
-                <w:rFonts w:hint="default" w:ascii="Times New Roman" w:hAnsi="Times New Roman" w:cs="Times New Roman"/>
-                <w:sz w:val="28"/>
-                <w:szCs w:val="20"/>
-              </w:rPr>
-            </w:pPr>
-          </w:p>
-          <w:p>
-            <w:pPr>
-              <w:keepNext w:val="0"/>
-              <w:keepLines w:val="0"/>
-              <w:suppressLineNumbers w:val="0"/>
-              <w:spacing w:before="0" w:beforeAutospacing="0" w:after="0" w:afterAutospacing="0"/>
-              <w:ind w:left="0" w:right="0"/>
-              <w:rPr>
-                <w:rFonts w:hint="default" w:ascii="Times New Roman" w:hAnsi="Times New Roman" w:cs="Times New Roman"/>
-                <w:sz w:val="28"/>
-                <w:szCs w:val="20"/>
-              </w:rPr>
-            </w:pPr>
-          </w:p>
-          <w:p>
-            <w:pPr>
-              <w:keepNext w:val="0"/>
-              <w:keepLines w:val="0"/>
-              <w:suppressLineNumbers w:val="0"/>
-              <w:spacing w:before="0" w:beforeAutospacing="0" w:after="0" w:afterAutospacing="0"/>
-              <w:ind w:left="0" w:right="0"/>
+              <w:t>主要收获：</w:t>
+            </w:r>
+          </w:p>
+          <w:p>
+            <w:pPr>
+              <w:pStyle w:val="17"/>
+              <w:widowControl/>
+              <w:ind w:left="0" w:firstLine="480"/>
+              <w:rPr>
+                <w:rFonts w:hint="eastAsia" w:ascii="宋体" w:hAnsi="宋体" w:eastAsia="宋体" w:cs="宋体"/>
+                <w:bCs/>
+                <w:kern w:val="2"/>
+                <w:sz w:val="24"/>
+                <w:szCs w:val="24"/>
+                <w:lang w:val="en-US" w:eastAsia="zh-CN"/>
+              </w:rPr>
+            </w:pPr>
+            <w:r>
+              <w:rPr>
+                <w:rFonts w:hint="eastAsia" w:ascii="宋体" w:hAnsi="宋体" w:eastAsia="宋体" w:cs="宋体"/>
+                <w:bCs/>
+                <w:kern w:val="2"/>
+                <w:sz w:val="24"/>
+                <w:szCs w:val="24"/>
+                <w:lang w:val="en-US" w:eastAsia="zh-CN"/>
+              </w:rPr>
+              <w:t>在本次调研期间，通过广泛查阅国内外关于船舶视觉感知、恶劣天气图像处理以及前沿深度学习语义分割架构的文献资料，并结合实际应用需求与导师的深入研讨，取得了以下主要收获：</w:t>
+            </w:r>
+          </w:p>
+          <w:p>
+            <w:pPr>
+              <w:pStyle w:val="17"/>
+              <w:widowControl/>
+              <w:ind w:left="0" w:firstLine="480"/>
+              <w:rPr>
+                <w:rFonts w:hint="eastAsia" w:ascii="宋体" w:hAnsi="宋体" w:eastAsia="宋体" w:cs="宋体"/>
+                <w:bCs/>
+                <w:kern w:val="2"/>
+                <w:sz w:val="24"/>
+                <w:szCs w:val="24"/>
+                <w:lang w:val="en-US" w:eastAsia="zh-CN"/>
+              </w:rPr>
+            </w:pPr>
+            <w:r>
+              <w:rPr>
+                <w:rFonts w:hint="eastAsia" w:ascii="宋体" w:hAnsi="宋体" w:eastAsia="宋体" w:cs="宋体"/>
+                <w:bCs/>
+                <w:kern w:val="2"/>
+                <w:sz w:val="24"/>
+                <w:szCs w:val="24"/>
+                <w:lang w:val="en-US" w:eastAsia="zh-CN"/>
+              </w:rPr>
+              <w:t>明晰了雾航感知领域的核心痛点与数据闭环思路：深刻认识到真实恶劣海况下高质量标注数据匮乏是制约算法泛化能力的根本原因。明确了不应盲目依赖生成对抗网络，而应采用物理驱动策略，即利用单目深度先验结合Koschmieder大气散射模型 ，构建覆盖多浓度梯度的雾航仿真数据集，从源头上解决“</w:t>
+            </w:r>
+            <w:r>
+              <w:rPr>
+                <w:rFonts w:hint="eastAsia" w:ascii="宋体" w:hAnsi="宋体" w:cs="宋体"/>
+                <w:bCs/>
+                <w:kern w:val="2"/>
+                <w:sz w:val="24"/>
+                <w:szCs w:val="24"/>
+                <w:lang w:val="en-US" w:eastAsia="zh-CN"/>
+              </w:rPr>
+              <w:t>雾航数据缺乏</w:t>
+            </w:r>
+            <w:r>
+              <w:rPr>
+                <w:rFonts w:hint="eastAsia" w:ascii="宋体" w:hAnsi="宋体" w:eastAsia="宋体" w:cs="宋体"/>
+                <w:bCs/>
+                <w:kern w:val="2"/>
+                <w:sz w:val="24"/>
+                <w:szCs w:val="24"/>
+                <w:lang w:val="en-US" w:eastAsia="zh-CN"/>
+              </w:rPr>
+              <w:t>”的难题。</w:t>
+            </w:r>
+          </w:p>
+          <w:p>
+            <w:pPr>
+              <w:pStyle w:val="17"/>
+              <w:widowControl/>
+              <w:ind w:left="0" w:firstLine="480"/>
+              <w:rPr>
+                <w:rFonts w:hint="eastAsia" w:ascii="宋体" w:hAnsi="宋体" w:eastAsia="宋体" w:cs="宋体"/>
+                <w:bCs/>
+                <w:kern w:val="2"/>
+                <w:sz w:val="24"/>
+                <w:szCs w:val="24"/>
+                <w:lang w:val="en-US" w:eastAsia="zh-CN"/>
+              </w:rPr>
+            </w:pPr>
+            <w:r>
+              <w:rPr>
+                <w:rFonts w:hint="eastAsia" w:ascii="宋体" w:hAnsi="宋体" w:eastAsia="宋体" w:cs="宋体"/>
+                <w:bCs/>
+                <w:kern w:val="2"/>
+                <w:sz w:val="24"/>
+                <w:szCs w:val="24"/>
+                <w:lang w:val="en-US" w:eastAsia="zh-CN"/>
+              </w:rPr>
+              <w:t>确立了基于视觉状态空间模型（SSM）的技术底座：经过对CNN和Transformer架构的对比调研，发现最新的视觉状态空间模型能够完美平衡线性计算复杂度与全局感受野 。确认以此作为基础骨干网络，能够有效突破传统模型在处理高分辨率海事图像时计算开销过大的瓶颈，高度契合船载边缘计算设备对实时性的严苛要求 。</w:t>
+            </w:r>
+          </w:p>
+          <w:p>
+            <w:pPr>
+              <w:pStyle w:val="17"/>
+              <w:widowControl/>
+              <w:ind w:left="0" w:firstLine="480"/>
+              <w:rPr>
+                <w:rFonts w:hint="eastAsia" w:ascii="宋体" w:hAnsi="宋体" w:eastAsia="宋体" w:cs="宋体"/>
+                <w:bCs/>
+                <w:kern w:val="2"/>
+                <w:sz w:val="24"/>
+                <w:szCs w:val="24"/>
+                <w:lang w:val="en-US" w:eastAsia="zh-CN"/>
+              </w:rPr>
+            </w:pPr>
+            <w:r>
+              <w:rPr>
+                <w:rFonts w:hint="eastAsia" w:ascii="宋体" w:hAnsi="宋体" w:eastAsia="宋体" w:cs="宋体"/>
+                <w:bCs/>
+                <w:kern w:val="2"/>
+                <w:sz w:val="24"/>
+                <w:szCs w:val="24"/>
+                <w:lang w:val="en-US" w:eastAsia="zh-CN"/>
+              </w:rPr>
+              <w:t>梳理并完善了针对海事雾航场景的算法改进方案： 针对雾气导致的低对比度与边界模糊问题，确定了两条核心优化路径：一是针对海事场景特有的几何拓扑，引入多尺度水平感知融合模块显式捕捉海天线与船体结构；二是设计雾气特征矫正机制，利用特征的二阶统计量自适应感知雾气浓度并抑制噪声，从而实现微小障碍物的高精度语义解析。</w:t>
+            </w:r>
+          </w:p>
+          <w:p>
+            <w:pPr>
+              <w:pStyle w:val="17"/>
+              <w:widowControl/>
+              <w:ind w:left="0" w:firstLine="480"/>
               <w:rPr>
                 <w:rFonts w:hint="eastAsia" w:ascii="Times New Roman" w:hAnsi="Times New Roman" w:cs="Times New Roman"/>
                 <w:sz w:val="28"/>
                 <w:szCs w:val="20"/>
               </w:rPr>
             </w:pPr>
-          </w:p>
-          <w:p>
-            <w:pPr>
-              <w:keepNext w:val="0"/>
-              <w:keepLines w:val="0"/>
-              <w:suppressLineNumbers w:val="0"/>
-              <w:spacing w:before="0" w:beforeAutospacing="0" w:after="0" w:afterAutospacing="0"/>
-              <w:ind w:left="0" w:right="0"/>
-              <w:rPr>
-                <w:rFonts w:hint="eastAsia" w:ascii="Times New Roman" w:hAnsi="Times New Roman" w:cs="Times New Roman"/>
-                <w:sz w:val="28"/>
-                <w:szCs w:val="20"/>
-              </w:rPr>
-            </w:pPr>
-          </w:p>
-          <w:p>
-            <w:pPr>
-              <w:keepNext w:val="0"/>
-              <w:keepLines w:val="0"/>
-              <w:suppressLineNumbers w:val="0"/>
-              <w:spacing w:before="0" w:beforeAutospacing="0" w:after="0" w:afterAutospacing="0"/>
-              <w:ind w:left="0" w:right="0"/>
-              <w:rPr>
-                <w:rFonts w:hint="eastAsia" w:ascii="Times New Roman" w:hAnsi="Times New Roman" w:cs="Times New Roman"/>
-                <w:sz w:val="28"/>
-                <w:szCs w:val="20"/>
-              </w:rPr>
-            </w:pPr>
-          </w:p>
-          <w:p>
-            <w:pPr>
-              <w:keepNext w:val="0"/>
-              <w:keepLines w:val="0"/>
-              <w:suppressLineNumbers w:val="0"/>
-              <w:spacing w:before="0" w:beforeAutospacing="0" w:after="0" w:afterAutospacing="0"/>
-              <w:ind w:left="0" w:right="0"/>
-              <w:rPr>
-                <w:rFonts w:hint="eastAsia" w:ascii="Times New Roman" w:hAnsi="Times New Roman" w:cs="Times New Roman"/>
-                <w:sz w:val="28"/>
-                <w:szCs w:val="20"/>
-              </w:rPr>
-            </w:pPr>
-          </w:p>
-          <w:p>
-            <w:pPr>
-              <w:keepNext w:val="0"/>
-              <w:keepLines w:val="0"/>
-              <w:suppressLineNumbers w:val="0"/>
-              <w:spacing w:before="0" w:beforeAutospacing="0" w:after="0" w:afterAutospacing="0"/>
-              <w:ind w:left="0" w:right="0"/>
-              <w:rPr>
-                <w:rFonts w:hint="eastAsia" w:ascii="Times New Roman" w:hAnsi="Times New Roman" w:cs="Times New Roman"/>
-                <w:sz w:val="28"/>
-                <w:szCs w:val="20"/>
-              </w:rPr>
-            </w:pPr>
-          </w:p>
-          <w:p>
-            <w:pPr>
-              <w:keepNext w:val="0"/>
-              <w:keepLines w:val="0"/>
-              <w:suppressLineNumbers w:val="0"/>
-              <w:spacing w:before="0" w:beforeAutospacing="0" w:after="0" w:afterAutospacing="0"/>
-              <w:ind w:left="0" w:right="0"/>
-              <w:rPr>
-                <w:rFonts w:hint="eastAsia" w:ascii="Times New Roman" w:hAnsi="Times New Roman" w:cs="Times New Roman"/>
-                <w:sz w:val="28"/>
-                <w:szCs w:val="20"/>
-              </w:rPr>
-            </w:pPr>
-          </w:p>
-          <w:p>
-            <w:pPr>
-              <w:keepNext w:val="0"/>
-              <w:keepLines w:val="0"/>
-              <w:suppressLineNumbers w:val="0"/>
-              <w:spacing w:before="0" w:beforeAutospacing="0" w:after="0" w:afterAutospacing="0"/>
-              <w:ind w:left="0" w:right="0"/>
-              <w:rPr>
-                <w:rFonts w:hint="eastAsia" w:ascii="Times New Roman" w:hAnsi="Times New Roman" w:cs="Times New Roman"/>
-                <w:sz w:val="28"/>
-                <w:szCs w:val="20"/>
-              </w:rPr>
-            </w:pPr>
-          </w:p>
-          <w:p>
-            <w:pPr>
-              <w:keepNext w:val="0"/>
-              <w:keepLines w:val="0"/>
-              <w:suppressLineNumbers w:val="0"/>
-              <w:spacing w:before="0" w:beforeAutospacing="0" w:after="0" w:afterAutospacing="0"/>
-              <w:ind w:left="0" w:right="0"/>
-              <w:rPr>
-                <w:rFonts w:hint="eastAsia" w:ascii="Times New Roman" w:hAnsi="Times New Roman" w:cs="Times New Roman"/>
-                <w:sz w:val="28"/>
-                <w:szCs w:val="20"/>
-              </w:rPr>
-            </w:pPr>
-          </w:p>
-          <w:p>
-            <w:pPr>
-              <w:keepNext w:val="0"/>
-              <w:keepLines w:val="0"/>
-              <w:suppressLineNumbers w:val="0"/>
-              <w:spacing w:before="0" w:beforeAutospacing="0" w:after="0" w:afterAutospacing="0"/>
-              <w:ind w:left="0" w:right="0"/>
-              <w:rPr>
-                <w:rFonts w:hint="eastAsia" w:ascii="Times New Roman" w:hAnsi="Times New Roman" w:cs="Times New Roman"/>
-                <w:sz w:val="28"/>
-                <w:szCs w:val="20"/>
-              </w:rPr>
-            </w:pPr>
-          </w:p>
-          <w:p>
-            <w:pPr>
-              <w:keepNext w:val="0"/>
-              <w:keepLines w:val="0"/>
-              <w:suppressLineNumbers w:val="0"/>
-              <w:spacing w:before="0" w:beforeAutospacing="0" w:after="0" w:afterAutospacing="0"/>
-              <w:ind w:left="0" w:right="0"/>
-              <w:rPr>
-                <w:rFonts w:hint="eastAsia" w:ascii="Times New Roman" w:hAnsi="Times New Roman" w:cs="Times New Roman"/>
-                <w:sz w:val="28"/>
-                <w:szCs w:val="20"/>
-              </w:rPr>
-            </w:pPr>
-          </w:p>
-          <w:p>
-            <w:pPr>
-              <w:keepNext w:val="0"/>
-              <w:keepLines w:val="0"/>
-              <w:suppressLineNumbers w:val="0"/>
-              <w:spacing w:before="0" w:beforeAutospacing="0" w:after="0" w:afterAutospacing="0"/>
-              <w:ind w:left="0" w:right="0"/>
-              <w:rPr>
-                <w:rFonts w:hint="eastAsia" w:ascii="Times New Roman" w:hAnsi="Times New Roman" w:cs="Times New Roman"/>
-                <w:sz w:val="28"/>
-                <w:szCs w:val="20"/>
-              </w:rPr>
-            </w:pPr>
-          </w:p>
-          <w:p>
-            <w:pPr>
-              <w:keepNext w:val="0"/>
-              <w:keepLines w:val="0"/>
-              <w:suppressLineNumbers w:val="0"/>
-              <w:spacing w:before="0" w:beforeAutospacing="0" w:after="0" w:afterAutospacing="0"/>
-              <w:ind w:left="0" w:right="0"/>
-              <w:rPr>
-                <w:rFonts w:hint="eastAsia" w:ascii="Times New Roman" w:hAnsi="Times New Roman" w:cs="Times New Roman"/>
-                <w:sz w:val="28"/>
-                <w:szCs w:val="20"/>
-              </w:rPr>
-            </w:pPr>
-          </w:p>
-          <w:p>
-            <w:pPr>
-              <w:keepNext w:val="0"/>
-              <w:keepLines w:val="0"/>
-              <w:suppressLineNumbers w:val="0"/>
-              <w:spacing w:before="0" w:beforeAutospacing="0" w:after="0" w:afterAutospacing="0"/>
-              <w:ind w:left="0" w:right="0"/>
-              <w:rPr>
-                <w:rFonts w:hint="eastAsia" w:ascii="Times New Roman" w:hAnsi="Times New Roman" w:cs="Times New Roman"/>
-                <w:sz w:val="28"/>
-                <w:szCs w:val="20"/>
-              </w:rPr>
-            </w:pPr>
-          </w:p>
-          <w:p>
-            <w:pPr>
-              <w:keepNext w:val="0"/>
-              <w:keepLines w:val="0"/>
-              <w:suppressLineNumbers w:val="0"/>
-              <w:spacing w:before="0" w:beforeAutospacing="0" w:after="0" w:afterAutospacing="0"/>
-              <w:ind w:left="0" w:right="0"/>
-              <w:rPr>
-                <w:rFonts w:hint="eastAsia" w:ascii="Times New Roman" w:hAnsi="Times New Roman" w:cs="Times New Roman"/>
-                <w:sz w:val="28"/>
-                <w:szCs w:val="20"/>
-              </w:rPr>
-            </w:pPr>
-          </w:p>
-          <w:p>
-            <w:pPr>
-              <w:keepNext w:val="0"/>
-              <w:keepLines w:val="0"/>
-              <w:suppressLineNumbers w:val="0"/>
-              <w:spacing w:before="0" w:beforeAutospacing="0" w:after="0" w:afterAutospacing="0"/>
-              <w:ind w:left="0" w:right="0"/>
-              <w:rPr>
-                <w:rFonts w:hint="eastAsia" w:ascii="Times New Roman" w:hAnsi="Times New Roman" w:cs="Times New Roman"/>
-                <w:sz w:val="28"/>
-                <w:szCs w:val="20"/>
-              </w:rPr>
-            </w:pPr>
-          </w:p>
-          <w:p>
-            <w:pPr>
-              <w:keepNext w:val="0"/>
-              <w:keepLines w:val="0"/>
-              <w:suppressLineNumbers w:val="0"/>
-              <w:spacing w:before="0" w:beforeAutospacing="0" w:after="0" w:afterAutospacing="0"/>
-              <w:ind w:left="0" w:right="0"/>
-              <w:rPr>
-                <w:rFonts w:hint="eastAsia" w:ascii="Times New Roman" w:hAnsi="Times New Roman" w:cs="Times New Roman"/>
-                <w:sz w:val="28"/>
-                <w:szCs w:val="20"/>
-              </w:rPr>
-            </w:pPr>
-          </w:p>
-          <w:p>
-            <w:pPr>
-              <w:keepNext w:val="0"/>
-              <w:keepLines w:val="0"/>
-              <w:suppressLineNumbers w:val="0"/>
-              <w:spacing w:before="0" w:beforeAutospacing="0" w:after="0" w:afterAutospacing="0"/>
-              <w:ind w:left="0" w:right="0"/>
-              <w:rPr>
-                <w:rFonts w:hint="eastAsia" w:ascii="Times New Roman" w:hAnsi="Times New Roman" w:cs="Times New Roman"/>
-                <w:sz w:val="28"/>
-                <w:szCs w:val="20"/>
-              </w:rPr>
-            </w:pPr>
-          </w:p>
-          <w:p>
-            <w:pPr>
-              <w:keepNext w:val="0"/>
-              <w:keepLines w:val="0"/>
-              <w:suppressLineNumbers w:val="0"/>
-              <w:spacing w:before="0" w:beforeAutospacing="0" w:after="0" w:afterAutospacing="0"/>
-              <w:ind w:left="0" w:right="0"/>
-              <w:rPr>
-                <w:rFonts w:hint="eastAsia" w:ascii="Times New Roman" w:hAnsi="Times New Roman" w:cs="Times New Roman"/>
-                <w:sz w:val="28"/>
-                <w:szCs w:val="20"/>
-              </w:rPr>
-            </w:pPr>
-          </w:p>
-          <w:p>
-            <w:pPr>
-              <w:keepNext w:val="0"/>
-              <w:keepLines w:val="0"/>
-              <w:suppressLineNumbers w:val="0"/>
-              <w:spacing w:before="0" w:beforeAutospacing="0" w:after="0" w:afterAutospacing="0"/>
-              <w:ind w:left="0" w:right="0"/>
-              <w:rPr>
-                <w:rFonts w:hint="eastAsia" w:ascii="Times New Roman" w:hAnsi="Times New Roman" w:cs="Times New Roman"/>
-                <w:sz w:val="28"/>
-                <w:szCs w:val="20"/>
-              </w:rPr>
-            </w:pPr>
+            <w:r>
+              <w:rPr>
+                <w:rFonts w:hint="eastAsia" w:ascii="宋体" w:hAnsi="宋体" w:eastAsia="宋体" w:cs="宋体"/>
+                <w:bCs/>
+                <w:kern w:val="2"/>
+                <w:sz w:val="24"/>
+                <w:szCs w:val="24"/>
+                <w:lang w:val="en-US" w:eastAsia="zh-CN"/>
+              </w:rPr>
+              <w:t>打通了从“视觉像素语义”到“物理航行态势”的预警闭环：认识到仅输出分割掩码无法直接服务于船舶的避碰决策。确立了引入海平面平坦假设与单目视觉几何解算模型的方案，将二维像素语义转化为物理距离；并结合本船运动学参数（融合DCPA/TCPA指标）设计动态电子围栏。这套方案成功实现了从感知分割向三维碰撞危险度量化的系统性跨越，极大提升了课题的工程实用价值。</w:t>
+            </w:r>
           </w:p>
         </w:tc>
       </w:tr>
@@ -10264,6 +9936,12 @@
             <w:insideH w:val="single" w:color="auto" w:sz="4" w:space="0"/>
             <w:insideV w:val="single" w:color="auto" w:sz="4" w:space="0"/>
           </w:tblBorders>
+          <w:tblCellMar>
+            <w:top w:w="0" w:type="dxa"/>
+            <w:left w:w="108" w:type="dxa"/>
+            <w:bottom w:w="0" w:type="dxa"/>
+            <w:right w:w="108" w:type="dxa"/>
+          </w:tblCellMar>
         </w:tblPrEx>
         <w:trPr>
           <w:trHeight w:val="13414" w:hRule="atLeast"/>
@@ -12713,7 +12391,20 @@
                 <w:szCs w:val="24"/>
                 <w:lang w:val="en-US" w:eastAsia="zh-CN"/>
               </w:rPr>
-              <w:t>：基于高精度的视觉语义分割结果，本研究将构建从二维图像像素空间到三维物理航行空间的映射框架，实现碰撞风险的实时量化评估。利用海平面平坦假设建立单目视觉测距模型，将障碍物语义边界解算为物理距离与方位信息。结合船舶运动学参数设计动态电子围栏与量化评估算法。突破传统单一静态距离报警的局限性，本研究将引入航海避碰经典的最近会遇距离（DCPA，Distance to Closest Point of Approach）与至最近会遇距离时间（TCPA，Time to Closest Point of Approach）指标。利用单目测距结果结合本船航向、航速，动态解算非合作目标的相对运动矢量，构建融合‘空间距离-时间裕度’的二维动态电子围栏边界。根据解算出的碰撞危险度，将态势重构为安全、警戒与高危区域，最终集成鸟瞰视角（BEV）态势重构技术，直观展示船舶周边空间拓扑关系，提供分级碰撞预警支持。</w:t>
+              <w:t>：基于高精度的视觉语义分割结果，本研究将构建从二维图像像素空间到三维物理航行空间的映射框架，实现碰撞风险的实时量化评估。利用海平面平坦假设建立单目视觉测距模型，将障碍物语义边界解算为物理距离与方位信息。结合船舶运动学参数设计动态电子围栏与量化评估算法。突破传统单一静态距离报警的局限性，本研究将引入航海避碰经典的最近会遇距离（DCPA，Distance to Closest</w:t>
+            </w:r>
+            <w:bookmarkStart w:id="12" w:name="_GoBack"/>
+            <w:bookmarkEnd w:id="12"/>
+            <w:r>
+              <w:rPr>
+                <w:rFonts w:hint="eastAsia" w:ascii="宋体" w:hAnsi="宋体" w:cs="宋体"/>
+                <w:b w:val="0"/>
+                <w:bCs w:val="0"/>
+                <w:sz w:val="24"/>
+                <w:szCs w:val="24"/>
+                <w:lang w:val="en-US" w:eastAsia="zh-CN"/>
+              </w:rPr>
+              <w:t xml:space="preserve"> Point of Approach）与至最近会遇距离时间（TCPA，Time to Closest Point of Approach）指标。利用单目测距结果结合本船航向、航速，动态解算非合作目标的相对运动矢量，构建融合‘空间距离-时间裕度’的二维动态电子围栏边界。根据解算出的碰撞危险度，将态势重构为安全、警戒与高危区域，最终集成鸟瞰视角（BEV）态势重构技术，直观展示船舶周边空间拓扑关系，提供分级碰撞预警支持。</w:t>
             </w:r>
           </w:p>
           <w:p>
@@ -13366,6 +13057,10 @@
               </w:rPr>
             </w:pPr>
             <w:r>
+              <w:rPr>
+                <w:rFonts w:hint="default"/>
+                <w:szCs w:val="20"/>
+              </w:rPr>
               <w:drawing>
                 <wp:anchor distT="0" distB="0" distL="114300" distR="114300" simplePos="0" relativeHeight="251661312" behindDoc="1" locked="0" layoutInCell="1" allowOverlap="1">
                   <wp:simplePos x="0" y="0"/>
@@ -13683,20 +13378,7 @@
                 <w:szCs w:val="24"/>
                 <w:lang w:val="en-US" w:eastAsia="zh-CN"/>
               </w:rPr>
-              <w:t>基于视觉语义分割结果，融合单目空间映射与动态电子围栏技术，搭建</w:t>
-            </w:r>
-            <w:bookmarkStart w:id="12" w:name="_GoBack"/>
-            <w:bookmarkEnd w:id="12"/>
-            <w:r>
-              <w:rPr>
-                <w:rFonts w:hint="eastAsia" w:ascii="Times New Roman" w:hAnsi="Times New Roman" w:eastAsia="宋体" w:cs="宋体"/>
-                <w:b w:val="0"/>
-                <w:bCs w:val="0"/>
-                <w:sz w:val="24"/>
-                <w:szCs w:val="24"/>
-                <w:lang w:val="en-US" w:eastAsia="zh-CN"/>
-              </w:rPr>
-              <w:t>船舶航行态势构建与风险预警系统，实现碰撞风险的实时量化评估与可视化预警。</w:t>
+              <w:t>基于视觉语义分割结果，融合单目空间映射与动态电子围栏技术，搭建船舶航行态势构建与风险预警系统，实现碰撞风险的实时量化评估与可视化预警。</w:t>
             </w:r>
             <w:r>
               <w:rPr>
@@ -15470,9 +15152,9 @@
               </w:rPr>
               <w:t xml:space="preserve">     </w:t>
             </w:r>
-            <w:bookmarkStart w:id="4" w:name="OLE_LINK141"/>
+            <w:bookmarkStart w:id="4" w:name="OLE_LINK140"/>
             <w:bookmarkStart w:id="5" w:name="OLE_LINK139"/>
-            <w:bookmarkStart w:id="6" w:name="OLE_LINK140"/>
+            <w:bookmarkStart w:id="6" w:name="OLE_LINK141"/>
             <w:r>
               <w:rPr>
                 <w:rFonts w:hint="eastAsia" w:ascii="仿宋" w:hAnsi="仿宋" w:eastAsia="仿宋" w:cs="Times New Roman"/>
@@ -15481,8 +15163,8 @@
               </w:rPr>
               <w:t xml:space="preserve"> </w:t>
             </w:r>
-            <w:bookmarkStart w:id="7" w:name="OLE_LINK11"/>
-            <w:bookmarkStart w:id="8" w:name="OLE_LINK12"/>
+            <w:bookmarkStart w:id="7" w:name="OLE_LINK12"/>
+            <w:bookmarkStart w:id="8" w:name="OLE_LINK11"/>
             <w:r>
               <w:rPr>
                 <w:rFonts w:hint="default" w:ascii="仿宋" w:hAnsi="仿宋" w:eastAsia="仿宋" w:cs="Times New Roman"/>
@@ -15845,8 +15527,8 @@
               </w:rPr>
             </w:pPr>
             <w:bookmarkStart w:id="9" w:name="OLE_LINK134"/>
-            <w:bookmarkStart w:id="10" w:name="OLE_LINK133"/>
-            <w:bookmarkStart w:id="11" w:name="OLE_LINK132"/>
+            <w:bookmarkStart w:id="10" w:name="OLE_LINK132"/>
+            <w:bookmarkStart w:id="11" w:name="OLE_LINK133"/>
           </w:p>
         </w:tc>
       </w:tr>
@@ -20022,8 +19704,15 @@
     <w:basedOn w:val="1"/>
     <w:qFormat/>
     <w:uiPriority w:val="0"/>
+    <w:pPr>
+      <w:spacing w:before="0" w:beforeAutospacing="1" w:after="0" w:afterAutospacing="1"/>
+      <w:ind w:left="0" w:right="0"/>
+      <w:jc w:val="left"/>
+    </w:pPr>
     <w:rPr>
+      <w:kern w:val="0"/>
       <w:sz w:val="24"/>
+      <w:lang w:val="en-US" w:eastAsia="zh-CN" w:bidi="ar"/>
     </w:rPr>
   </w:style>
   <w:style w:type="table" w:styleId="10">

--- a/proposal/马天-选题报告.docx
+++ b/proposal/马天-选题报告.docx
@@ -4,7 +4,7 @@
   <w:body>
     <w:tbl>
       <w:tblPr>
-        <w:tblStyle w:val="9"/>
+        <w:tblStyle w:val="10"/>
         <w:tblW w:w="0" w:type="auto"/>
         <w:jc w:val="right"/>
         <w:tblBorders>
@@ -37,12 +37,6 @@
             <w:insideH w:val="single" w:color="auto" w:sz="4" w:space="0"/>
             <w:insideV w:val="single" w:color="auto" w:sz="4" w:space="0"/>
           </w:tblBorders>
-          <w:tblCellMar>
-            <w:top w:w="0" w:type="dxa"/>
-            <w:left w:w="108" w:type="dxa"/>
-            <w:bottom w:w="0" w:type="dxa"/>
-            <w:right w:w="108" w:type="dxa"/>
-          </w:tblCellMar>
         </w:tblPrEx>
         <w:trPr>
           <w:trHeight w:val="397" w:hRule="exact"/>
@@ -56,7 +50,7 @@
           </w:tcPr>
           <w:p>
             <w:pPr>
-              <w:pStyle w:val="16"/>
+              <w:pStyle w:val="17"/>
               <w:keepNext w:val="0"/>
               <w:keepLines w:val="0"/>
               <w:suppressLineNumbers w:val="0"/>
@@ -87,7 +81,7 @@
           </w:tcPr>
           <w:p>
             <w:pPr>
-              <w:pStyle w:val="16"/>
+              <w:pStyle w:val="17"/>
               <w:keepNext w:val="0"/>
               <w:keepLines w:val="0"/>
               <w:suppressLineNumbers w:val="0"/>
@@ -132,7 +126,7 @@
           </w:tcPr>
           <w:p>
             <w:pPr>
-              <w:pStyle w:val="16"/>
+              <w:pStyle w:val="17"/>
               <w:keepNext w:val="0"/>
               <w:keepLines w:val="0"/>
               <w:suppressLineNumbers w:val="0"/>
@@ -162,7 +156,7 @@
           </w:tcPr>
           <w:p>
             <w:pPr>
-              <w:pStyle w:val="16"/>
+              <w:pStyle w:val="17"/>
               <w:keepNext w:val="0"/>
               <w:keepLines w:val="0"/>
               <w:suppressLineNumbers w:val="0"/>
@@ -1285,7 +1279,7 @@
     </w:p>
     <w:tbl>
       <w:tblPr>
-        <w:tblStyle w:val="9"/>
+        <w:tblStyle w:val="10"/>
         <w:tblW w:w="0" w:type="auto"/>
         <w:jc w:val="center"/>
         <w:tblBorders>
@@ -2260,7 +2254,7 @@
     <w:p/>
     <w:tbl>
       <w:tblPr>
-        <w:tblStyle w:val="9"/>
+        <w:tblStyle w:val="10"/>
         <w:tblW w:w="0" w:type="auto"/>
         <w:jc w:val="center"/>
         <w:tblBorders>
@@ -2271,7 +2265,7 @@
           <w:insideH w:val="single" w:color="auto" w:sz="4" w:space="0"/>
           <w:insideV w:val="single" w:color="auto" w:sz="4" w:space="0"/>
         </w:tblBorders>
-        <w:tblLayout w:type="autofit"/>
+        <w:tblLayout w:type="fixed"/>
         <w:tblCellMar>
           <w:top w:w="0" w:type="dxa"/>
           <w:left w:w="108" w:type="dxa"/>
@@ -2292,6 +2286,12 @@
             <w:insideH w:val="single" w:color="auto" w:sz="4" w:space="0"/>
             <w:insideV w:val="single" w:color="auto" w:sz="4" w:space="0"/>
           </w:tblBorders>
+          <w:tblCellMar>
+            <w:top w:w="0" w:type="dxa"/>
+            <w:left w:w="108" w:type="dxa"/>
+            <w:bottom w:w="0" w:type="dxa"/>
+            <w:right w:w="108" w:type="dxa"/>
+          </w:tblCellMar>
         </w:tblPrEx>
         <w:trPr>
           <w:trHeight w:val="6647" w:hRule="atLeast"/>
@@ -4305,7 +4305,7 @@
           </w:p>
           <w:p>
             <w:pPr>
-              <w:pStyle w:val="3"/>
+              <w:pStyle w:val="4"/>
               <w:keepNext w:val="0"/>
               <w:keepLines w:val="0"/>
               <w:suppressLineNumbers w:val="0"/>
@@ -4332,7 +4332,7 @@
           </w:p>
           <w:p>
             <w:pPr>
-              <w:pStyle w:val="4"/>
+              <w:pStyle w:val="5"/>
               <w:keepNext w:val="0"/>
               <w:keepLines w:val="0"/>
               <w:pageBreakBefore w:val="0"/>
@@ -4392,7 +4392,7 @@
           </w:p>
           <w:p>
             <w:pPr>
-              <w:pStyle w:val="4"/>
+              <w:pStyle w:val="5"/>
               <w:keepNext w:val="0"/>
               <w:keepLines w:val="0"/>
               <w:pageBreakBefore w:val="0"/>
@@ -4431,7 +4431,7 @@
           </w:p>
           <w:p>
             <w:pPr>
-              <w:pStyle w:val="4"/>
+              <w:pStyle w:val="5"/>
               <w:keepNext w:val="0"/>
               <w:keepLines w:val="0"/>
               <w:pageBreakBefore w:val="0"/>
@@ -4470,7 +4470,7 @@
           </w:p>
           <w:p>
             <w:pPr>
-              <w:pStyle w:val="4"/>
+              <w:pStyle w:val="5"/>
               <w:keepNext w:val="0"/>
               <w:keepLines w:val="0"/>
               <w:pageBreakBefore w:val="0"/>
@@ -4614,7 +4614,7 @@
           </w:p>
           <w:p>
             <w:pPr>
-              <w:pStyle w:val="4"/>
+              <w:pStyle w:val="5"/>
               <w:keepNext w:val="0"/>
               <w:keepLines w:val="0"/>
               <w:pageBreakBefore w:val="0"/>
@@ -4653,7 +4653,7 @@
           </w:p>
           <w:p>
             <w:pPr>
-              <w:pStyle w:val="3"/>
+              <w:pStyle w:val="4"/>
               <w:keepNext w:val="0"/>
               <w:keepLines w:val="0"/>
               <w:suppressLineNumbers w:val="0"/>
@@ -4680,7 +4680,7 @@
           </w:p>
           <w:p>
             <w:pPr>
-              <w:pStyle w:val="4"/>
+              <w:pStyle w:val="5"/>
               <w:keepNext w:val="0"/>
               <w:keepLines w:val="0"/>
               <w:pageBreakBefore w:val="0"/>
@@ -4759,7 +4759,7 @@
           </w:p>
           <w:p>
             <w:pPr>
-              <w:pStyle w:val="4"/>
+              <w:pStyle w:val="5"/>
               <w:keepNext w:val="0"/>
               <w:keepLines w:val="0"/>
               <w:pageBreakBefore w:val="0"/>
@@ -4841,7 +4841,7 @@
           </w:p>
           <w:p>
             <w:pPr>
-              <w:pStyle w:val="4"/>
+              <w:pStyle w:val="5"/>
               <w:keepNext w:val="0"/>
               <w:keepLines w:val="0"/>
               <w:pageBreakBefore w:val="0"/>
@@ -5009,7 +5009,7 @@
           </w:p>
           <w:p>
             <w:pPr>
-              <w:pStyle w:val="4"/>
+              <w:pStyle w:val="5"/>
               <w:keepNext w:val="0"/>
               <w:keepLines w:val="0"/>
               <w:pageBreakBefore w:val="0"/>
@@ -5134,7 +5134,7 @@
           </w:p>
           <w:p>
             <w:pPr>
-              <w:pStyle w:val="4"/>
+              <w:pStyle w:val="5"/>
               <w:keepNext w:val="0"/>
               <w:keepLines w:val="0"/>
               <w:pageBreakBefore w:val="0"/>
@@ -5396,8 +5396,8 @@
           </w:p>
           <w:tbl>
             <w:tblPr>
-              <w:tblStyle w:val="10"/>
-              <w:tblW w:w="8071" w:type="dxa"/>
+              <w:tblStyle w:val="11"/>
+              <w:tblW w:w="8903" w:type="dxa"/>
               <w:jc w:val="center"/>
               <w:tblBorders>
                 <w:top w:val="single" w:color="auto" w:sz="4" w:space="0"/>
@@ -5407,7 +5407,7 @@
                 <w:insideH w:val="single" w:color="auto" w:sz="4" w:space="0"/>
                 <w:insideV w:val="single" w:color="auto" w:sz="4" w:space="0"/>
               </w:tblBorders>
-              <w:tblLayout w:type="autofit"/>
+              <w:tblLayout w:type="fixed"/>
               <w:tblCellMar>
                 <w:top w:w="0" w:type="dxa"/>
                 <w:left w:w="108" w:type="dxa"/>
@@ -5416,9 +5416,10 @@
               </w:tblCellMar>
             </w:tblPr>
             <w:tblGrid>
-              <w:gridCol w:w="2087"/>
-              <w:gridCol w:w="1776"/>
-              <w:gridCol w:w="1405"/>
+              <w:gridCol w:w="1995"/>
+              <w:gridCol w:w="1206"/>
+              <w:gridCol w:w="1392"/>
+              <w:gridCol w:w="1507"/>
               <w:gridCol w:w="1588"/>
               <w:gridCol w:w="1215"/>
             </w:tblGrid>
@@ -5445,7 +5446,7 @@
               </w:trPr>
               <w:tc>
                 <w:tcPr>
-                  <w:tcW w:w="2087" w:type="dxa"/>
+                  <w:tcW w:w="1995" w:type="dxa"/>
                   <w:vAlign w:val="center"/>
                 </w:tcPr>
                 <w:p>
@@ -5478,7 +5479,40 @@
               </w:tc>
               <w:tc>
                 <w:tcPr>
-                  <w:tcW w:w="1776" w:type="dxa"/>
+                  <w:tcW w:w="1206" w:type="dxa"/>
+                  <w:vAlign w:val="center"/>
+                </w:tcPr>
+                <w:p>
+                  <w:pPr>
+                    <w:keepNext w:val="0"/>
+                    <w:keepLines w:val="0"/>
+                    <w:suppressLineNumbers w:val="0"/>
+                    <w:spacing w:before="0" w:beforeAutospacing="0" w:after="0" w:afterAutospacing="0" w:line="360" w:lineRule="auto"/>
+                    <w:ind w:left="0" w:right="0"/>
+                    <w:jc w:val="center"/>
+                    <w:rPr>
+                      <w:rFonts w:hint="default" w:ascii="Times New Roman" w:hAnsi="Times New Roman" w:cs="Times New Roman"/>
+                      <w:sz w:val="24"/>
+                      <w:szCs w:val="24"/>
+                      <w:vertAlign w:val="baseline"/>
+                      <w:lang w:val="en-US" w:eastAsia="zh-CN"/>
+                    </w:rPr>
+                  </w:pPr>
+                  <w:r>
+                    <w:rPr>
+                      <w:rFonts w:hint="eastAsia" w:cs="Times New Roman"/>
+                      <w:sz w:val="24"/>
+                      <w:szCs w:val="24"/>
+                      <w:vertAlign w:val="baseline"/>
+                      <w:lang w:val="en-US" w:eastAsia="zh-CN"/>
+                    </w:rPr>
+                    <w:t>发表年份</w:t>
+                  </w:r>
+                </w:p>
+              </w:tc>
+              <w:tc>
+                <w:tcPr>
+                  <w:tcW w:w="1392" w:type="dxa"/>
                   <w:vAlign w:val="center"/>
                 </w:tcPr>
                 <w:p>
@@ -5511,7 +5545,7 @@
               </w:tc>
               <w:tc>
                 <w:tcPr>
-                  <w:tcW w:w="1405" w:type="dxa"/>
+                  <w:tcW w:w="1507" w:type="dxa"/>
                   <w:vAlign w:val="center"/>
                 </w:tcPr>
                 <w:p>
@@ -5632,7 +5666,7 @@
               </w:trPr>
               <w:tc>
                 <w:tcPr>
-                  <w:tcW w:w="2087" w:type="dxa"/>
+                  <w:tcW w:w="1995" w:type="dxa"/>
                   <w:vAlign w:val="center"/>
                 </w:tcPr>
                 <w:p>
@@ -5665,7 +5699,40 @@
               </w:tc>
               <w:tc>
                 <w:tcPr>
-                  <w:tcW w:w="1776" w:type="dxa"/>
+                  <w:tcW w:w="1206" w:type="dxa"/>
+                  <w:vAlign w:val="center"/>
+                </w:tcPr>
+                <w:p>
+                  <w:pPr>
+                    <w:keepNext w:val="0"/>
+                    <w:keepLines w:val="0"/>
+                    <w:suppressLineNumbers w:val="0"/>
+                    <w:spacing w:before="0" w:beforeAutospacing="0" w:after="0" w:afterAutospacing="0" w:line="360" w:lineRule="auto"/>
+                    <w:ind w:left="0" w:right="0"/>
+                    <w:jc w:val="center"/>
+                    <w:rPr>
+                      <w:rFonts w:hint="default" w:ascii="Times New Roman" w:hAnsi="Times New Roman" w:cs="Times New Roman"/>
+                      <w:sz w:val="24"/>
+                      <w:szCs w:val="24"/>
+                      <w:vertAlign w:val="baseline"/>
+                      <w:lang w:val="en-US" w:eastAsia="zh-CN"/>
+                    </w:rPr>
+                  </w:pPr>
+                  <w:r>
+                    <w:rPr>
+                      <w:rFonts w:hint="eastAsia" w:cs="Times New Roman"/>
+                      <w:sz w:val="24"/>
+                      <w:szCs w:val="24"/>
+                      <w:vertAlign w:val="baseline"/>
+                      <w:lang w:val="en-US" w:eastAsia="zh-CN"/>
+                    </w:rPr>
+                    <w:t>2018</w:t>
+                  </w:r>
+                </w:p>
+              </w:tc>
+              <w:tc>
+                <w:tcPr>
+                  <w:tcW w:w="1392" w:type="dxa"/>
                   <w:vAlign w:val="center"/>
                 </w:tcPr>
                 <w:p>
@@ -5698,7 +5765,7 @@
               </w:tc>
               <w:tc>
                 <w:tcPr>
-                  <w:tcW w:w="1405" w:type="dxa"/>
+                  <w:tcW w:w="1507" w:type="dxa"/>
                   <w:vAlign w:val="center"/>
                 </w:tcPr>
                 <w:p>
@@ -5819,7 +5886,7 @@
               </w:trPr>
               <w:tc>
                 <w:tcPr>
-                  <w:tcW w:w="2087" w:type="dxa"/>
+                  <w:tcW w:w="1995" w:type="dxa"/>
                   <w:vAlign w:val="center"/>
                 </w:tcPr>
                 <w:p>
@@ -5862,7 +5929,40 @@
               </w:tc>
               <w:tc>
                 <w:tcPr>
-                  <w:tcW w:w="1776" w:type="dxa"/>
+                  <w:tcW w:w="1206" w:type="dxa"/>
+                  <w:vAlign w:val="center"/>
+                </w:tcPr>
+                <w:p>
+                  <w:pPr>
+                    <w:keepNext w:val="0"/>
+                    <w:keepLines w:val="0"/>
+                    <w:suppressLineNumbers w:val="0"/>
+                    <w:spacing w:before="0" w:beforeAutospacing="0" w:after="0" w:afterAutospacing="0" w:line="360" w:lineRule="auto"/>
+                    <w:ind w:left="0" w:right="0"/>
+                    <w:jc w:val="center"/>
+                    <w:rPr>
+                      <w:rFonts w:hint="default" w:ascii="Times New Roman" w:hAnsi="Times New Roman" w:cs="Times New Roman"/>
+                      <w:sz w:val="24"/>
+                      <w:szCs w:val="24"/>
+                      <w:vertAlign w:val="baseline"/>
+                      <w:lang w:val="en-US" w:eastAsia="zh-CN"/>
+                    </w:rPr>
+                  </w:pPr>
+                  <w:r>
+                    <w:rPr>
+                      <w:rFonts w:hint="eastAsia" w:cs="Times New Roman"/>
+                      <w:sz w:val="24"/>
+                      <w:szCs w:val="24"/>
+                      <w:vertAlign w:val="baseline"/>
+                      <w:lang w:val="en-US" w:eastAsia="zh-CN"/>
+                    </w:rPr>
+                    <w:t>2021</w:t>
+                  </w:r>
+                </w:p>
+              </w:tc>
+              <w:tc>
+                <w:tcPr>
+                  <w:tcW w:w="1392" w:type="dxa"/>
                   <w:vAlign w:val="center"/>
                 </w:tcPr>
                 <w:p>
@@ -5895,7 +5995,7 @@
               </w:tc>
               <w:tc>
                 <w:tcPr>
-                  <w:tcW w:w="1405" w:type="dxa"/>
+                  <w:tcW w:w="1507" w:type="dxa"/>
                   <w:vAlign w:val="center"/>
                 </w:tcPr>
                 <w:p>
@@ -6016,7 +6116,7 @@
               </w:trPr>
               <w:tc>
                 <w:tcPr>
-                  <w:tcW w:w="2087" w:type="dxa"/>
+                  <w:tcW w:w="1995" w:type="dxa"/>
                   <w:vAlign w:val="center"/>
                 </w:tcPr>
                 <w:p>
@@ -6049,7 +6149,40 @@
               </w:tc>
               <w:tc>
                 <w:tcPr>
-                  <w:tcW w:w="1776" w:type="dxa"/>
+                  <w:tcW w:w="1206" w:type="dxa"/>
+                  <w:vAlign w:val="center"/>
+                </w:tcPr>
+                <w:p>
+                  <w:pPr>
+                    <w:keepNext w:val="0"/>
+                    <w:keepLines w:val="0"/>
+                    <w:suppressLineNumbers w:val="0"/>
+                    <w:spacing w:before="0" w:beforeAutospacing="0" w:after="0" w:afterAutospacing="0" w:line="360" w:lineRule="auto"/>
+                    <w:ind w:left="0" w:right="0"/>
+                    <w:jc w:val="center"/>
+                    <w:rPr>
+                      <w:rFonts w:hint="default" w:ascii="Times New Roman" w:hAnsi="Times New Roman" w:cs="Times New Roman"/>
+                      <w:sz w:val="24"/>
+                      <w:szCs w:val="24"/>
+                      <w:vertAlign w:val="baseline"/>
+                      <w:lang w:val="en-US" w:eastAsia="zh-CN"/>
+                    </w:rPr>
+                  </w:pPr>
+                  <w:r>
+                    <w:rPr>
+                      <w:rFonts w:hint="eastAsia" w:cs="Times New Roman"/>
+                      <w:sz w:val="24"/>
+                      <w:szCs w:val="24"/>
+                      <w:vertAlign w:val="baseline"/>
+                      <w:lang w:val="en-US" w:eastAsia="zh-CN"/>
+                    </w:rPr>
+                    <w:t>2021</w:t>
+                  </w:r>
+                </w:p>
+              </w:tc>
+              <w:tc>
+                <w:tcPr>
+                  <w:tcW w:w="1392" w:type="dxa"/>
                   <w:vAlign w:val="center"/>
                 </w:tcPr>
                 <w:p>
@@ -6102,7 +6235,7 @@
               </w:tc>
               <w:tc>
                 <w:tcPr>
-                  <w:tcW w:w="1405" w:type="dxa"/>
+                  <w:tcW w:w="1507" w:type="dxa"/>
                   <w:vAlign w:val="center"/>
                 </w:tcPr>
                 <w:p>
@@ -6223,7 +6356,7 @@
               </w:trPr>
               <w:tc>
                 <w:tcPr>
-                  <w:tcW w:w="2087" w:type="dxa"/>
+                  <w:tcW w:w="1995" w:type="dxa"/>
                   <w:vAlign w:val="center"/>
                 </w:tcPr>
                 <w:p>
@@ -6256,7 +6389,40 @@
               </w:tc>
               <w:tc>
                 <w:tcPr>
-                  <w:tcW w:w="1776" w:type="dxa"/>
+                  <w:tcW w:w="1206" w:type="dxa"/>
+                  <w:vAlign w:val="center"/>
+                </w:tcPr>
+                <w:p>
+                  <w:pPr>
+                    <w:keepNext w:val="0"/>
+                    <w:keepLines w:val="0"/>
+                    <w:suppressLineNumbers w:val="0"/>
+                    <w:spacing w:before="0" w:beforeAutospacing="0" w:after="0" w:afterAutospacing="0" w:line="360" w:lineRule="auto"/>
+                    <w:ind w:left="0" w:right="0"/>
+                    <w:jc w:val="center"/>
+                    <w:rPr>
+                      <w:rFonts w:hint="default" w:ascii="Times New Roman" w:hAnsi="Times New Roman" w:cs="Times New Roman"/>
+                      <w:sz w:val="24"/>
+                      <w:szCs w:val="24"/>
+                      <w:vertAlign w:val="baseline"/>
+                      <w:lang w:val="en-US" w:eastAsia="zh-CN"/>
+                    </w:rPr>
+                  </w:pPr>
+                  <w:r>
+                    <w:rPr>
+                      <w:rFonts w:hint="eastAsia" w:cs="Times New Roman"/>
+                      <w:sz w:val="24"/>
+                      <w:szCs w:val="24"/>
+                      <w:vertAlign w:val="baseline"/>
+                      <w:lang w:val="en-US" w:eastAsia="zh-CN"/>
+                    </w:rPr>
+                    <w:t>2021</w:t>
+                  </w:r>
+                </w:p>
+              </w:tc>
+              <w:tc>
+                <w:tcPr>
+                  <w:tcW w:w="1392" w:type="dxa"/>
                   <w:vAlign w:val="center"/>
                 </w:tcPr>
                 <w:p>
@@ -6309,7 +6475,7 @@
               </w:tc>
               <w:tc>
                 <w:tcPr>
-                  <w:tcW w:w="1405" w:type="dxa"/>
+                  <w:tcW w:w="1507" w:type="dxa"/>
                   <w:vAlign w:val="center"/>
                 </w:tcPr>
                 <w:p>
@@ -6430,7 +6596,7 @@
               </w:trPr>
               <w:tc>
                 <w:tcPr>
-                  <w:tcW w:w="2087" w:type="dxa"/>
+                  <w:tcW w:w="1995" w:type="dxa"/>
                   <w:vAlign w:val="center"/>
                 </w:tcPr>
                 <w:p>
@@ -6473,7 +6639,40 @@
               </w:tc>
               <w:tc>
                 <w:tcPr>
-                  <w:tcW w:w="1776" w:type="dxa"/>
+                  <w:tcW w:w="1206" w:type="dxa"/>
+                  <w:vAlign w:val="center"/>
+                </w:tcPr>
+                <w:p>
+                  <w:pPr>
+                    <w:keepNext w:val="0"/>
+                    <w:keepLines w:val="0"/>
+                    <w:suppressLineNumbers w:val="0"/>
+                    <w:spacing w:before="0" w:beforeAutospacing="0" w:after="0" w:afterAutospacing="0" w:line="360" w:lineRule="auto"/>
+                    <w:ind w:left="0" w:right="0"/>
+                    <w:jc w:val="center"/>
+                    <w:rPr>
+                      <w:rFonts w:hint="default" w:ascii="Times New Roman" w:hAnsi="Times New Roman" w:cs="Times New Roman"/>
+                      <w:sz w:val="24"/>
+                      <w:szCs w:val="24"/>
+                      <w:vertAlign w:val="baseline"/>
+                      <w:lang w:val="en-US" w:eastAsia="zh-CN"/>
+                    </w:rPr>
+                  </w:pPr>
+                  <w:r>
+                    <w:rPr>
+                      <w:rFonts w:hint="eastAsia" w:cs="Times New Roman"/>
+                      <w:sz w:val="24"/>
+                      <w:szCs w:val="24"/>
+                      <w:vertAlign w:val="baseline"/>
+                      <w:lang w:val="en-US" w:eastAsia="zh-CN"/>
+                    </w:rPr>
+                    <w:t>2024</w:t>
+                  </w:r>
+                </w:p>
+              </w:tc>
+              <w:tc>
+                <w:tcPr>
+                  <w:tcW w:w="1392" w:type="dxa"/>
                   <w:vAlign w:val="center"/>
                 </w:tcPr>
                 <w:p>
@@ -6506,7 +6705,7 @@
               </w:tc>
               <w:tc>
                 <w:tcPr>
-                  <w:tcW w:w="1405" w:type="dxa"/>
+                  <w:tcW w:w="1507" w:type="dxa"/>
                   <w:vAlign w:val="center"/>
                 </w:tcPr>
                 <w:p>
@@ -6627,7 +6826,7 @@
               </w:trPr>
               <w:tc>
                 <w:tcPr>
-                  <w:tcW w:w="2087" w:type="dxa"/>
+                  <w:tcW w:w="1995" w:type="dxa"/>
                   <w:vAlign w:val="center"/>
                 </w:tcPr>
                 <w:p>
@@ -6670,7 +6869,40 @@
               </w:tc>
               <w:tc>
                 <w:tcPr>
-                  <w:tcW w:w="1776" w:type="dxa"/>
+                  <w:tcW w:w="1206" w:type="dxa"/>
+                  <w:vAlign w:val="center"/>
+                </w:tcPr>
+                <w:p>
+                  <w:pPr>
+                    <w:keepNext w:val="0"/>
+                    <w:keepLines w:val="0"/>
+                    <w:suppressLineNumbers w:val="0"/>
+                    <w:spacing w:before="0" w:beforeAutospacing="0" w:after="0" w:afterAutospacing="0" w:line="360" w:lineRule="auto"/>
+                    <w:ind w:left="0" w:right="0"/>
+                    <w:jc w:val="center"/>
+                    <w:rPr>
+                      <w:rFonts w:hint="default" w:ascii="Times New Roman" w:hAnsi="Times New Roman" w:cs="Times New Roman"/>
+                      <w:sz w:val="24"/>
+                      <w:szCs w:val="24"/>
+                      <w:vertAlign w:val="baseline"/>
+                      <w:lang w:val="en-US" w:eastAsia="zh-CN"/>
+                    </w:rPr>
+                  </w:pPr>
+                  <w:r>
+                    <w:rPr>
+                      <w:rFonts w:hint="eastAsia" w:cs="Times New Roman"/>
+                      <w:sz w:val="24"/>
+                      <w:szCs w:val="24"/>
+                      <w:vertAlign w:val="baseline"/>
+                      <w:lang w:val="en-US" w:eastAsia="zh-CN"/>
+                    </w:rPr>
+                    <w:t>2024</w:t>
+                  </w:r>
+                </w:p>
+              </w:tc>
+              <w:tc>
+                <w:tcPr>
+                  <w:tcW w:w="1392" w:type="dxa"/>
                   <w:vAlign w:val="center"/>
                 </w:tcPr>
                 <w:p>
@@ -6703,7 +6935,7 @@
               </w:tc>
               <w:tc>
                 <w:tcPr>
-                  <w:tcW w:w="1405" w:type="dxa"/>
+                  <w:tcW w:w="1507" w:type="dxa"/>
                   <w:vAlign w:val="center"/>
                 </w:tcPr>
                 <w:p>
@@ -6824,7 +7056,7 @@
               </w:trPr>
               <w:tc>
                 <w:tcPr>
-                  <w:tcW w:w="2087" w:type="dxa"/>
+                  <w:tcW w:w="1995" w:type="dxa"/>
                   <w:vAlign w:val="center"/>
                 </w:tcPr>
                 <w:p>
@@ -6867,7 +7099,40 @@
               </w:tc>
               <w:tc>
                 <w:tcPr>
-                  <w:tcW w:w="1776" w:type="dxa"/>
+                  <w:tcW w:w="1206" w:type="dxa"/>
+                  <w:vAlign w:val="center"/>
+                </w:tcPr>
+                <w:p>
+                  <w:pPr>
+                    <w:keepNext w:val="0"/>
+                    <w:keepLines w:val="0"/>
+                    <w:suppressLineNumbers w:val="0"/>
+                    <w:spacing w:before="0" w:beforeAutospacing="0" w:after="0" w:afterAutospacing="0" w:line="360" w:lineRule="auto"/>
+                    <w:ind w:left="0" w:right="0"/>
+                    <w:jc w:val="center"/>
+                    <w:rPr>
+                      <w:rFonts w:hint="default" w:ascii="Times New Roman" w:hAnsi="Times New Roman" w:cs="Times New Roman"/>
+                      <w:sz w:val="24"/>
+                      <w:szCs w:val="24"/>
+                      <w:vertAlign w:val="baseline"/>
+                      <w:lang w:val="en-US" w:eastAsia="zh-CN"/>
+                    </w:rPr>
+                  </w:pPr>
+                  <w:r>
+                    <w:rPr>
+                      <w:rFonts w:hint="eastAsia" w:cs="Times New Roman"/>
+                      <w:sz w:val="24"/>
+                      <w:szCs w:val="24"/>
+                      <w:vertAlign w:val="baseline"/>
+                      <w:lang w:val="en-US" w:eastAsia="zh-CN"/>
+                    </w:rPr>
+                    <w:t>2025</w:t>
+                  </w:r>
+                </w:p>
+              </w:tc>
+              <w:tc>
+                <w:tcPr>
+                  <w:tcW w:w="1392" w:type="dxa"/>
                   <w:vAlign w:val="center"/>
                 </w:tcPr>
                 <w:p>
@@ -6900,7 +7165,7 @@
               </w:tc>
               <w:tc>
                 <w:tcPr>
-                  <w:tcW w:w="1405" w:type="dxa"/>
+                  <w:tcW w:w="1507" w:type="dxa"/>
                   <w:vAlign w:val="center"/>
                 </w:tcPr>
                 <w:p>
@@ -7021,7 +7286,7 @@
               </w:trPr>
               <w:tc>
                 <w:tcPr>
-                  <w:tcW w:w="2087" w:type="dxa"/>
+                  <w:tcW w:w="1995" w:type="dxa"/>
                   <w:vAlign w:val="center"/>
                 </w:tcPr>
                 <w:p>
@@ -7064,7 +7329,40 @@
               </w:tc>
               <w:tc>
                 <w:tcPr>
-                  <w:tcW w:w="1776" w:type="dxa"/>
+                  <w:tcW w:w="1206" w:type="dxa"/>
+                  <w:vAlign w:val="center"/>
+                </w:tcPr>
+                <w:p>
+                  <w:pPr>
+                    <w:keepNext w:val="0"/>
+                    <w:keepLines w:val="0"/>
+                    <w:suppressLineNumbers w:val="0"/>
+                    <w:spacing w:before="0" w:beforeAutospacing="0" w:after="0" w:afterAutospacing="0" w:line="360" w:lineRule="auto"/>
+                    <w:ind w:left="0" w:right="0"/>
+                    <w:jc w:val="center"/>
+                    <w:rPr>
+                      <w:rFonts w:hint="default" w:ascii="Times New Roman" w:hAnsi="Times New Roman" w:cs="Times New Roman"/>
+                      <w:sz w:val="24"/>
+                      <w:szCs w:val="24"/>
+                      <w:vertAlign w:val="baseline"/>
+                      <w:lang w:val="en-US" w:eastAsia="zh-CN"/>
+                    </w:rPr>
+                  </w:pPr>
+                  <w:r>
+                    <w:rPr>
+                      <w:rFonts w:hint="eastAsia" w:cs="Times New Roman"/>
+                      <w:sz w:val="24"/>
+                      <w:szCs w:val="24"/>
+                      <w:vertAlign w:val="baseline"/>
+                      <w:lang w:val="en-US" w:eastAsia="zh-CN"/>
+                    </w:rPr>
+                    <w:t>2025</w:t>
+                  </w:r>
+                </w:p>
+              </w:tc>
+              <w:tc>
+                <w:tcPr>
+                  <w:tcW w:w="1392" w:type="dxa"/>
                   <w:vAlign w:val="center"/>
                 </w:tcPr>
                 <w:p>
@@ -7097,7 +7395,7 @@
               </w:tc>
               <w:tc>
                 <w:tcPr>
-                  <w:tcW w:w="1405" w:type="dxa"/>
+                  <w:tcW w:w="1507" w:type="dxa"/>
                   <w:vAlign w:val="center"/>
                 </w:tcPr>
                 <w:p>
@@ -7218,7 +7516,7 @@
               </w:trPr>
               <w:tc>
                 <w:tcPr>
-                  <w:tcW w:w="2087" w:type="dxa"/>
+                  <w:tcW w:w="1995" w:type="dxa"/>
                   <w:vAlign w:val="center"/>
                 </w:tcPr>
                 <w:p>
@@ -7261,7 +7559,40 @@
               </w:tc>
               <w:tc>
                 <w:tcPr>
-                  <w:tcW w:w="1776" w:type="dxa"/>
+                  <w:tcW w:w="1206" w:type="dxa"/>
+                  <w:vAlign w:val="center"/>
+                </w:tcPr>
+                <w:p>
+                  <w:pPr>
+                    <w:keepNext w:val="0"/>
+                    <w:keepLines w:val="0"/>
+                    <w:suppressLineNumbers w:val="0"/>
+                    <w:spacing w:before="0" w:beforeAutospacing="0" w:after="0" w:afterAutospacing="0" w:line="360" w:lineRule="auto"/>
+                    <w:ind w:left="0" w:right="0"/>
+                    <w:jc w:val="center"/>
+                    <w:rPr>
+                      <w:rFonts w:hint="default" w:ascii="Times New Roman" w:hAnsi="Times New Roman" w:cs="Times New Roman"/>
+                      <w:sz w:val="24"/>
+                      <w:szCs w:val="24"/>
+                      <w:vertAlign w:val="baseline"/>
+                      <w:lang w:val="en-US" w:eastAsia="zh-CN"/>
+                    </w:rPr>
+                  </w:pPr>
+                  <w:r>
+                    <w:rPr>
+                      <w:rFonts w:hint="eastAsia" w:cs="Times New Roman"/>
+                      <w:sz w:val="24"/>
+                      <w:szCs w:val="24"/>
+                      <w:vertAlign w:val="baseline"/>
+                      <w:lang w:val="en-US" w:eastAsia="zh-CN"/>
+                    </w:rPr>
+                    <w:t>2025</w:t>
+                  </w:r>
+                </w:p>
+              </w:tc>
+              <w:tc>
+                <w:tcPr>
+                  <w:tcW w:w="1392" w:type="dxa"/>
                   <w:vAlign w:val="center"/>
                 </w:tcPr>
                 <w:p>
@@ -7294,7 +7625,7 @@
               </w:tc>
               <w:tc>
                 <w:tcPr>
-                  <w:tcW w:w="1405" w:type="dxa"/>
+                  <w:tcW w:w="1507" w:type="dxa"/>
                   <w:vAlign w:val="center"/>
                 </w:tcPr>
                 <w:p>
@@ -7413,7 +7744,7 @@
           </w:p>
           <w:p>
             <w:pPr>
-              <w:pStyle w:val="3"/>
+              <w:pStyle w:val="4"/>
               <w:keepNext w:val="0"/>
               <w:keepLines w:val="0"/>
               <w:suppressLineNumbers w:val="0"/>
@@ -7440,7 +7771,7 @@
           </w:p>
           <w:p>
             <w:pPr>
-              <w:pStyle w:val="4"/>
+              <w:pStyle w:val="5"/>
               <w:keepNext w:val="0"/>
               <w:keepLines w:val="0"/>
               <w:pageBreakBefore w:val="0"/>
@@ -7572,7 +7903,7 @@
           </w:p>
           <w:p>
             <w:pPr>
-              <w:pStyle w:val="4"/>
+              <w:pStyle w:val="5"/>
               <w:keepNext w:val="0"/>
               <w:keepLines w:val="0"/>
               <w:pageBreakBefore w:val="0"/>
@@ -7740,7 +8071,7 @@
           </w:p>
           <w:p>
             <w:pPr>
-              <w:pStyle w:val="4"/>
+              <w:pStyle w:val="5"/>
               <w:keepNext w:val="0"/>
               <w:keepLines w:val="0"/>
               <w:pageBreakBefore w:val="0"/>
@@ -8088,7 +8419,7 @@
           </w:p>
           <w:p>
             <w:pPr>
-              <w:pStyle w:val="4"/>
+              <w:pStyle w:val="5"/>
               <w:keepNext w:val="0"/>
               <w:keepLines w:val="0"/>
               <w:pageBreakBefore w:val="0"/>
@@ -8233,7 +8564,7 @@
           </w:p>
           <w:p>
             <w:pPr>
-              <w:pStyle w:val="4"/>
+              <w:pStyle w:val="5"/>
               <w:keepNext w:val="0"/>
               <w:keepLines w:val="0"/>
               <w:pageBreakBefore w:val="0"/>
@@ -8400,7 +8731,7 @@
           </w:p>
           <w:p>
             <w:pPr>
-              <w:pStyle w:val="3"/>
+              <w:pStyle w:val="4"/>
               <w:keepNext w:val="0"/>
               <w:keepLines w:val="0"/>
               <w:suppressLineNumbers w:val="0"/>
@@ -8427,7 +8758,7 @@
           </w:p>
           <w:p>
             <w:pPr>
-              <w:pStyle w:val="4"/>
+              <w:pStyle w:val="5"/>
               <w:keepNext w:val="0"/>
               <w:keepLines w:val="0"/>
               <w:pageBreakBefore w:val="0"/>
@@ -8508,7 +8839,7 @@
           </w:p>
           <w:p>
             <w:pPr>
-              <w:pStyle w:val="4"/>
+              <w:pStyle w:val="5"/>
               <w:keepNext w:val="0"/>
               <w:keepLines w:val="0"/>
               <w:pageBreakBefore w:val="0"/>
@@ -8650,7 +8981,7 @@
           </w:p>
           <w:p>
             <w:pPr>
-              <w:pStyle w:val="4"/>
+              <w:pStyle w:val="5"/>
               <w:keepNext w:val="0"/>
               <w:keepLines w:val="0"/>
               <w:pageBreakBefore w:val="0"/>
@@ -8817,7 +9148,7 @@
           </w:p>
           <w:p>
             <w:pPr>
-              <w:pStyle w:val="4"/>
+              <w:pStyle w:val="5"/>
               <w:keepNext w:val="0"/>
               <w:keepLines w:val="0"/>
               <w:pageBreakBefore w:val="0"/>
@@ -8942,7 +9273,7 @@
           </w:p>
           <w:p>
             <w:pPr>
-              <w:pStyle w:val="3"/>
+              <w:pStyle w:val="4"/>
               <w:keepNext w:val="0"/>
               <w:keepLines w:val="0"/>
               <w:suppressLineNumbers w:val="0"/>
@@ -8969,7 +9300,7 @@
           </w:p>
           <w:p>
             <w:pPr>
-              <w:pStyle w:val="4"/>
+              <w:pStyle w:val="5"/>
               <w:keepNext w:val="0"/>
               <w:keepLines w:val="0"/>
               <w:pageBreakBefore w:val="0"/>
@@ -9202,7 +9533,7 @@
           </w:p>
           <w:p>
             <w:pPr>
-              <w:pStyle w:val="4"/>
+              <w:pStyle w:val="5"/>
               <w:keepNext w:val="0"/>
               <w:keepLines w:val="0"/>
               <w:pageBreakBefore w:val="0"/>
@@ -9407,7 +9738,7 @@
     </w:p>
     <w:tbl>
       <w:tblPr>
-        <w:tblStyle w:val="9"/>
+        <w:tblStyle w:val="10"/>
         <w:tblW w:w="0" w:type="auto"/>
         <w:jc w:val="center"/>
         <w:tblBorders>
@@ -9439,6 +9770,12 @@
             <w:insideH w:val="single" w:color="auto" w:sz="4" w:space="0"/>
             <w:insideV w:val="single" w:color="auto" w:sz="4" w:space="0"/>
           </w:tblBorders>
+          <w:tblCellMar>
+            <w:top w:w="0" w:type="dxa"/>
+            <w:left w:w="108" w:type="dxa"/>
+            <w:bottom w:w="0" w:type="dxa"/>
+            <w:right w:w="108" w:type="dxa"/>
+          </w:tblCellMar>
         </w:tblPrEx>
         <w:trPr>
           <w:trHeight w:val="13592" w:hRule="atLeast"/>
@@ -9489,7 +9826,7 @@
           </w:p>
           <w:p>
             <w:pPr>
-              <w:pStyle w:val="17"/>
+              <w:pStyle w:val="18"/>
               <w:widowControl/>
               <w:ind w:left="0" w:firstLine="0" w:firstLineChars="0"/>
               <w:rPr>
@@ -9647,7 +9984,7 @@
           </w:p>
           <w:p>
             <w:pPr>
-              <w:pStyle w:val="17"/>
+              <w:pStyle w:val="18"/>
               <w:widowControl/>
               <w:ind w:left="0" w:firstLine="480"/>
               <w:rPr>
@@ -9683,7 +10020,7 @@
           </w:p>
           <w:p>
             <w:pPr>
-              <w:pStyle w:val="17"/>
+              <w:pStyle w:val="18"/>
               <w:widowControl/>
               <w:ind w:left="0" w:firstLine="480"/>
               <w:rPr>
@@ -9707,7 +10044,7 @@
           </w:p>
           <w:p>
             <w:pPr>
-              <w:pStyle w:val="17"/>
+              <w:pStyle w:val="18"/>
               <w:widowControl/>
               <w:ind w:left="0" w:firstLine="480"/>
               <w:rPr>
@@ -9716,6 +10053,7 @@
                 <w:kern w:val="2"/>
                 <w:sz w:val="24"/>
                 <w:szCs w:val="24"/>
+                <w:lang w:val="en-US" w:eastAsia="zh-CN"/>
               </w:rPr>
             </w:pPr>
             <w:r>
@@ -9727,498 +10065,157 @@
                 <w:szCs w:val="24"/>
                 <w:lang w:val="en-US" w:eastAsia="zh-CN"/>
               </w:rPr>
-              <w:t>主要收获：进一步查阅资料，分析选题的意义；与导师沟通，确定论文题目</w:t>
-            </w:r>
-          </w:p>
-          <w:p>
-            <w:pPr>
-              <w:keepNext w:val="0"/>
-              <w:keepLines w:val="0"/>
-              <w:suppressLineNumbers w:val="0"/>
-              <w:spacing w:before="0" w:beforeAutospacing="0" w:after="0" w:afterAutospacing="0"/>
-              <w:ind w:left="0" w:right="0"/>
-              <w:rPr>
-                <w:rFonts w:hint="default" w:ascii="Times New Roman" w:hAnsi="Times New Roman" w:cs="Times New Roman"/>
-                <w:sz w:val="28"/>
-                <w:szCs w:val="20"/>
-              </w:rPr>
-            </w:pPr>
-          </w:p>
-          <w:p>
-            <w:pPr>
-              <w:keepNext w:val="0"/>
-              <w:keepLines w:val="0"/>
-              <w:suppressLineNumbers w:val="0"/>
-              <w:spacing w:before="0" w:beforeAutospacing="0" w:after="0" w:afterAutospacing="0"/>
-              <w:ind w:left="0" w:right="0"/>
-              <w:rPr>
-                <w:rFonts w:hint="default" w:ascii="Times New Roman" w:hAnsi="Times New Roman" w:cs="Times New Roman"/>
-                <w:sz w:val="28"/>
-                <w:szCs w:val="20"/>
-              </w:rPr>
-            </w:pPr>
-          </w:p>
-          <w:p>
-            <w:pPr>
-              <w:keepNext w:val="0"/>
-              <w:keepLines w:val="0"/>
-              <w:suppressLineNumbers w:val="0"/>
-              <w:spacing w:before="0" w:beforeAutospacing="0" w:after="0" w:afterAutospacing="0"/>
-              <w:ind w:left="0" w:right="0"/>
-              <w:rPr>
-                <w:rFonts w:hint="default" w:ascii="Times New Roman" w:hAnsi="Times New Roman" w:cs="Times New Roman"/>
-                <w:sz w:val="28"/>
-                <w:szCs w:val="20"/>
-              </w:rPr>
-            </w:pPr>
-          </w:p>
-          <w:p>
-            <w:pPr>
-              <w:keepNext w:val="0"/>
-              <w:keepLines w:val="0"/>
-              <w:suppressLineNumbers w:val="0"/>
-              <w:spacing w:before="0" w:beforeAutospacing="0" w:after="0" w:afterAutospacing="0"/>
-              <w:ind w:left="0" w:right="0"/>
-              <w:rPr>
-                <w:rFonts w:hint="default" w:ascii="Times New Roman" w:hAnsi="Times New Roman" w:cs="Times New Roman"/>
-                <w:sz w:val="28"/>
-                <w:szCs w:val="20"/>
-              </w:rPr>
-            </w:pPr>
-          </w:p>
-          <w:p>
-            <w:pPr>
-              <w:keepNext w:val="0"/>
-              <w:keepLines w:val="0"/>
-              <w:suppressLineNumbers w:val="0"/>
-              <w:spacing w:before="0" w:beforeAutospacing="0" w:after="0" w:afterAutospacing="0"/>
-              <w:ind w:left="0" w:right="0"/>
-              <w:rPr>
-                <w:rFonts w:hint="default" w:ascii="Times New Roman" w:hAnsi="Times New Roman" w:cs="Times New Roman"/>
-                <w:sz w:val="28"/>
-                <w:szCs w:val="20"/>
-              </w:rPr>
-            </w:pPr>
-          </w:p>
-          <w:p>
-            <w:pPr>
-              <w:keepNext w:val="0"/>
-              <w:keepLines w:val="0"/>
-              <w:suppressLineNumbers w:val="0"/>
-              <w:spacing w:before="0" w:beforeAutospacing="0" w:after="0" w:afterAutospacing="0"/>
-              <w:ind w:left="0" w:right="0"/>
-              <w:rPr>
-                <w:rFonts w:hint="default" w:ascii="Times New Roman" w:hAnsi="Times New Roman" w:cs="Times New Roman"/>
-                <w:sz w:val="28"/>
-                <w:szCs w:val="20"/>
-              </w:rPr>
-            </w:pPr>
-          </w:p>
-          <w:p>
-            <w:pPr>
-              <w:keepNext w:val="0"/>
-              <w:keepLines w:val="0"/>
-              <w:suppressLineNumbers w:val="0"/>
-              <w:spacing w:before="0" w:beforeAutospacing="0" w:after="0" w:afterAutospacing="0"/>
-              <w:ind w:left="0" w:right="0"/>
-              <w:rPr>
-                <w:rFonts w:hint="default" w:ascii="Times New Roman" w:hAnsi="Times New Roman" w:cs="Times New Roman"/>
-                <w:sz w:val="28"/>
-                <w:szCs w:val="20"/>
-              </w:rPr>
-            </w:pPr>
-          </w:p>
-          <w:p>
-            <w:pPr>
-              <w:keepNext w:val="0"/>
-              <w:keepLines w:val="0"/>
-              <w:suppressLineNumbers w:val="0"/>
-              <w:spacing w:before="0" w:beforeAutospacing="0" w:after="0" w:afterAutospacing="0"/>
-              <w:ind w:left="0" w:right="0"/>
-              <w:rPr>
-                <w:rFonts w:hint="default" w:ascii="Times New Roman" w:hAnsi="Times New Roman" w:cs="Times New Roman"/>
-                <w:sz w:val="28"/>
-                <w:szCs w:val="20"/>
-              </w:rPr>
-            </w:pPr>
-          </w:p>
-          <w:p>
-            <w:pPr>
-              <w:keepNext w:val="0"/>
-              <w:keepLines w:val="0"/>
-              <w:suppressLineNumbers w:val="0"/>
-              <w:spacing w:before="0" w:beforeAutospacing="0" w:after="0" w:afterAutospacing="0"/>
-              <w:ind w:left="0" w:right="0"/>
-              <w:rPr>
-                <w:rFonts w:hint="default" w:ascii="Times New Roman" w:hAnsi="Times New Roman" w:cs="Times New Roman"/>
-                <w:sz w:val="28"/>
-                <w:szCs w:val="20"/>
-              </w:rPr>
-            </w:pPr>
-          </w:p>
-          <w:p>
-            <w:pPr>
-              <w:keepNext w:val="0"/>
-              <w:keepLines w:val="0"/>
-              <w:suppressLineNumbers w:val="0"/>
-              <w:spacing w:before="0" w:beforeAutospacing="0" w:after="0" w:afterAutospacing="0"/>
-              <w:ind w:left="0" w:right="0"/>
-              <w:rPr>
-                <w:rFonts w:hint="default" w:ascii="Times New Roman" w:hAnsi="Times New Roman" w:cs="Times New Roman"/>
-                <w:sz w:val="28"/>
-                <w:szCs w:val="20"/>
-              </w:rPr>
-            </w:pPr>
-          </w:p>
-          <w:p>
-            <w:pPr>
-              <w:keepNext w:val="0"/>
-              <w:keepLines w:val="0"/>
-              <w:suppressLineNumbers w:val="0"/>
-              <w:spacing w:before="0" w:beforeAutospacing="0" w:after="0" w:afterAutospacing="0"/>
-              <w:ind w:left="0" w:right="0"/>
-              <w:rPr>
-                <w:rFonts w:hint="default" w:ascii="Times New Roman" w:hAnsi="Times New Roman" w:cs="Times New Roman"/>
-                <w:sz w:val="28"/>
-                <w:szCs w:val="20"/>
-              </w:rPr>
-            </w:pPr>
-          </w:p>
-          <w:p>
-            <w:pPr>
-              <w:keepNext w:val="0"/>
-              <w:keepLines w:val="0"/>
-              <w:suppressLineNumbers w:val="0"/>
-              <w:spacing w:before="0" w:beforeAutospacing="0" w:after="0" w:afterAutospacing="0"/>
-              <w:ind w:left="0" w:right="0"/>
-              <w:rPr>
-                <w:rFonts w:hint="default" w:ascii="Times New Roman" w:hAnsi="Times New Roman" w:cs="Times New Roman"/>
-                <w:sz w:val="28"/>
-                <w:szCs w:val="20"/>
-              </w:rPr>
-            </w:pPr>
-          </w:p>
-          <w:p>
-            <w:pPr>
-              <w:keepNext w:val="0"/>
-              <w:keepLines w:val="0"/>
-              <w:suppressLineNumbers w:val="0"/>
-              <w:spacing w:before="0" w:beforeAutospacing="0" w:after="0" w:afterAutospacing="0"/>
-              <w:ind w:left="0" w:right="0"/>
-              <w:rPr>
-                <w:rFonts w:hint="default" w:ascii="Times New Roman" w:hAnsi="Times New Roman" w:cs="Times New Roman"/>
-                <w:sz w:val="28"/>
-                <w:szCs w:val="20"/>
-              </w:rPr>
-            </w:pPr>
-          </w:p>
-          <w:p>
-            <w:pPr>
-              <w:keepNext w:val="0"/>
-              <w:keepLines w:val="0"/>
-              <w:suppressLineNumbers w:val="0"/>
-              <w:spacing w:before="0" w:beforeAutospacing="0" w:after="0" w:afterAutospacing="0"/>
-              <w:ind w:left="0" w:right="0"/>
-              <w:rPr>
-                <w:rFonts w:hint="default" w:ascii="Times New Roman" w:hAnsi="Times New Roman" w:cs="Times New Roman"/>
-                <w:sz w:val="28"/>
-                <w:szCs w:val="20"/>
-              </w:rPr>
-            </w:pPr>
-          </w:p>
-          <w:p>
-            <w:pPr>
-              <w:keepNext w:val="0"/>
-              <w:keepLines w:val="0"/>
-              <w:suppressLineNumbers w:val="0"/>
-              <w:spacing w:before="0" w:beforeAutospacing="0" w:after="0" w:afterAutospacing="0"/>
-              <w:ind w:left="0" w:right="0"/>
-              <w:rPr>
-                <w:rFonts w:hint="default" w:ascii="Times New Roman" w:hAnsi="Times New Roman" w:cs="Times New Roman"/>
-                <w:sz w:val="28"/>
-                <w:szCs w:val="20"/>
-              </w:rPr>
-            </w:pPr>
-          </w:p>
-          <w:p>
-            <w:pPr>
-              <w:keepNext w:val="0"/>
-              <w:keepLines w:val="0"/>
-              <w:suppressLineNumbers w:val="0"/>
-              <w:spacing w:before="0" w:beforeAutospacing="0" w:after="0" w:afterAutospacing="0"/>
-              <w:ind w:left="0" w:right="0"/>
-              <w:rPr>
-                <w:rFonts w:hint="default" w:ascii="Times New Roman" w:hAnsi="Times New Roman" w:cs="Times New Roman"/>
-                <w:sz w:val="28"/>
-                <w:szCs w:val="20"/>
-              </w:rPr>
-            </w:pPr>
-          </w:p>
-          <w:p>
-            <w:pPr>
-              <w:keepNext w:val="0"/>
-              <w:keepLines w:val="0"/>
-              <w:suppressLineNumbers w:val="0"/>
-              <w:spacing w:before="0" w:beforeAutospacing="0" w:after="0" w:afterAutospacing="0"/>
-              <w:ind w:left="0" w:right="0"/>
+              <w:t>主要收获：</w:t>
+            </w:r>
+          </w:p>
+          <w:p>
+            <w:pPr>
+              <w:pStyle w:val="18"/>
+              <w:widowControl/>
+              <w:ind w:left="0" w:firstLine="480"/>
+              <w:rPr>
+                <w:rFonts w:hint="eastAsia" w:ascii="宋体" w:hAnsi="宋体" w:eastAsia="宋体" w:cs="宋体"/>
+                <w:bCs/>
+                <w:kern w:val="2"/>
+                <w:sz w:val="24"/>
+                <w:szCs w:val="24"/>
+                <w:lang w:val="en-US" w:eastAsia="zh-CN"/>
+              </w:rPr>
+            </w:pPr>
+            <w:r>
+              <w:rPr>
+                <w:rFonts w:hint="eastAsia" w:ascii="宋体" w:hAnsi="宋体" w:eastAsia="宋体" w:cs="宋体"/>
+                <w:bCs/>
+                <w:kern w:val="2"/>
+                <w:sz w:val="24"/>
+                <w:szCs w:val="24"/>
+                <w:lang w:val="en-US" w:eastAsia="zh-CN"/>
+              </w:rPr>
+              <w:t>在本次调研期间，通过广泛查阅国内外关于船舶视觉感知、恶劣天气图像处理以及前沿深度学习语义分割架构的文献资料，并结合实际应用需求与导师的深入研讨，取得了以下主要收获：</w:t>
+            </w:r>
+          </w:p>
+          <w:p>
+            <w:pPr>
+              <w:pStyle w:val="18"/>
+              <w:widowControl/>
+              <w:ind w:left="0" w:firstLine="480"/>
+              <w:rPr>
+                <w:rFonts w:hint="eastAsia" w:ascii="宋体" w:hAnsi="宋体" w:eastAsia="宋体" w:cs="宋体"/>
+                <w:bCs/>
+                <w:kern w:val="2"/>
+                <w:sz w:val="24"/>
+                <w:szCs w:val="24"/>
+                <w:lang w:val="en-US" w:eastAsia="zh-CN"/>
+              </w:rPr>
+            </w:pPr>
+            <w:r>
+              <w:rPr>
+                <w:rFonts w:hint="eastAsia" w:ascii="宋体" w:hAnsi="宋体" w:eastAsia="宋体" w:cs="宋体"/>
+                <w:bCs/>
+                <w:kern w:val="2"/>
+                <w:sz w:val="24"/>
+                <w:szCs w:val="24"/>
+                <w:lang w:val="en-US" w:eastAsia="zh-CN"/>
+              </w:rPr>
+              <w:t>明晰了雾航感知领域的核心痛点与数据闭环思路：深刻认识到真实恶劣海况下高质量标注数据匮乏是制约算法泛化能力的根本原因。明确了不应盲目依赖生成对抗网络，而应采用物理驱动策略，即利用单目深度先验结合Koschmieder大气散射模型 ，构建覆盖多浓度梯度的雾航仿真数据集，从源头上解决“</w:t>
+            </w:r>
+            <w:r>
+              <w:rPr>
+                <w:rFonts w:hint="eastAsia" w:ascii="宋体" w:hAnsi="宋体" w:cs="宋体"/>
+                <w:bCs/>
+                <w:kern w:val="2"/>
+                <w:sz w:val="24"/>
+                <w:szCs w:val="24"/>
+                <w:lang w:val="en-US" w:eastAsia="zh-CN"/>
+              </w:rPr>
+              <w:t>雾航数据缺乏</w:t>
+            </w:r>
+            <w:r>
+              <w:rPr>
+                <w:rFonts w:hint="eastAsia" w:ascii="宋体" w:hAnsi="宋体" w:eastAsia="宋体" w:cs="宋体"/>
+                <w:bCs/>
+                <w:kern w:val="2"/>
+                <w:sz w:val="24"/>
+                <w:szCs w:val="24"/>
+                <w:lang w:val="en-US" w:eastAsia="zh-CN"/>
+              </w:rPr>
+              <w:t>”的难题。</w:t>
+            </w:r>
+          </w:p>
+          <w:p>
+            <w:pPr>
+              <w:pStyle w:val="18"/>
+              <w:widowControl/>
+              <w:ind w:left="0" w:firstLine="480"/>
+              <w:rPr>
+                <w:rFonts w:hint="eastAsia" w:ascii="宋体" w:hAnsi="宋体" w:eastAsia="宋体" w:cs="宋体"/>
+                <w:bCs/>
+                <w:kern w:val="2"/>
+                <w:sz w:val="24"/>
+                <w:szCs w:val="24"/>
+                <w:lang w:val="en-US" w:eastAsia="zh-CN"/>
+              </w:rPr>
+            </w:pPr>
+            <w:r>
+              <w:rPr>
+                <w:rFonts w:hint="eastAsia" w:ascii="宋体" w:hAnsi="宋体" w:eastAsia="宋体" w:cs="宋体"/>
+                <w:bCs/>
+                <w:kern w:val="2"/>
+                <w:sz w:val="24"/>
+                <w:szCs w:val="24"/>
+                <w:lang w:val="en-US" w:eastAsia="zh-CN"/>
+              </w:rPr>
+              <w:t>确立了基于视觉状态空间模型（SSM）的技术底座：经过对CNN和Transformer架构的对比调研，发现最新的视觉状态空间模型能够完美平衡线性计算复杂度与全局感受野 。确认以此作为基础骨干网络，能够有效突破传统模型在处理高分辨率海事图像时计算开销过大的瓶颈，高度契合船载边缘计算设备对实时性的严苛要求 。</w:t>
+            </w:r>
+          </w:p>
+          <w:p>
+            <w:pPr>
+              <w:pStyle w:val="18"/>
+              <w:widowControl/>
+              <w:ind w:left="0" w:firstLine="480"/>
+              <w:rPr>
+                <w:rFonts w:hint="eastAsia" w:ascii="宋体" w:hAnsi="宋体" w:eastAsia="宋体" w:cs="宋体"/>
+                <w:bCs/>
+                <w:kern w:val="2"/>
+                <w:sz w:val="24"/>
+                <w:szCs w:val="24"/>
+                <w:lang w:val="en-US" w:eastAsia="zh-CN"/>
+              </w:rPr>
+            </w:pPr>
+            <w:r>
+              <w:rPr>
+                <w:rFonts w:hint="eastAsia" w:ascii="宋体" w:hAnsi="宋体" w:eastAsia="宋体" w:cs="宋体"/>
+                <w:bCs/>
+                <w:kern w:val="2"/>
+                <w:sz w:val="24"/>
+                <w:szCs w:val="24"/>
+                <w:lang w:val="en-US" w:eastAsia="zh-CN"/>
+              </w:rPr>
+              <w:t>梳理并完善了针对海事雾航场景的算法改进方案： 针对雾气导致的低对比度与边界模糊问题，确定了两条核心优化路径：一是针对海事场景特有的几何拓扑，引入多尺度水平感知融合模块显式捕捉海天线与船体结构；二是设计雾气特征矫正机制，利用特征的二阶统计量自适应感知雾气浓度并抑制噪声，从而实现微小障碍物的高精度语义解析。</w:t>
+            </w:r>
+          </w:p>
+          <w:p>
+            <w:pPr>
+              <w:pStyle w:val="18"/>
+              <w:widowControl/>
+              <w:ind w:left="0" w:firstLine="480"/>
               <w:rPr>
                 <w:rFonts w:hint="eastAsia" w:ascii="Times New Roman" w:hAnsi="Times New Roman" w:cs="Times New Roman"/>
                 <w:sz w:val="28"/>
                 <w:szCs w:val="20"/>
               </w:rPr>
             </w:pPr>
-          </w:p>
-          <w:p>
-            <w:pPr>
-              <w:keepNext w:val="0"/>
-              <w:keepLines w:val="0"/>
-              <w:suppressLineNumbers w:val="0"/>
-              <w:spacing w:before="0" w:beforeAutospacing="0" w:after="0" w:afterAutospacing="0"/>
-              <w:ind w:left="0" w:right="0"/>
-              <w:rPr>
-                <w:rFonts w:hint="eastAsia" w:ascii="Times New Roman" w:hAnsi="Times New Roman" w:cs="Times New Roman"/>
-                <w:sz w:val="28"/>
-                <w:szCs w:val="20"/>
-              </w:rPr>
-            </w:pPr>
-          </w:p>
-          <w:p>
-            <w:pPr>
-              <w:keepNext w:val="0"/>
-              <w:keepLines w:val="0"/>
-              <w:suppressLineNumbers w:val="0"/>
-              <w:spacing w:before="0" w:beforeAutospacing="0" w:after="0" w:afterAutospacing="0"/>
-              <w:ind w:left="0" w:right="0"/>
-              <w:rPr>
-                <w:rFonts w:hint="eastAsia" w:ascii="Times New Roman" w:hAnsi="Times New Roman" w:cs="Times New Roman"/>
-                <w:sz w:val="28"/>
-                <w:szCs w:val="20"/>
-              </w:rPr>
-            </w:pPr>
-          </w:p>
-          <w:p>
-            <w:pPr>
-              <w:keepNext w:val="0"/>
-              <w:keepLines w:val="0"/>
-              <w:suppressLineNumbers w:val="0"/>
-              <w:spacing w:before="0" w:beforeAutospacing="0" w:after="0" w:afterAutospacing="0"/>
-              <w:ind w:left="0" w:right="0"/>
-              <w:rPr>
-                <w:rFonts w:hint="eastAsia" w:ascii="Times New Roman" w:hAnsi="Times New Roman" w:cs="Times New Roman"/>
-                <w:sz w:val="28"/>
-                <w:szCs w:val="20"/>
-              </w:rPr>
-            </w:pPr>
-          </w:p>
-          <w:p>
-            <w:pPr>
-              <w:keepNext w:val="0"/>
-              <w:keepLines w:val="0"/>
-              <w:suppressLineNumbers w:val="0"/>
-              <w:spacing w:before="0" w:beforeAutospacing="0" w:after="0" w:afterAutospacing="0"/>
-              <w:ind w:left="0" w:right="0"/>
-              <w:rPr>
-                <w:rFonts w:hint="eastAsia" w:ascii="Times New Roman" w:hAnsi="Times New Roman" w:cs="Times New Roman"/>
-                <w:sz w:val="28"/>
-                <w:szCs w:val="20"/>
-              </w:rPr>
-            </w:pPr>
-          </w:p>
-          <w:p>
-            <w:pPr>
-              <w:keepNext w:val="0"/>
-              <w:keepLines w:val="0"/>
-              <w:suppressLineNumbers w:val="0"/>
-              <w:spacing w:before="0" w:beforeAutospacing="0" w:after="0" w:afterAutospacing="0"/>
-              <w:ind w:left="0" w:right="0"/>
-              <w:rPr>
-                <w:rFonts w:hint="eastAsia" w:ascii="Times New Roman" w:hAnsi="Times New Roman" w:cs="Times New Roman"/>
-                <w:sz w:val="28"/>
-                <w:szCs w:val="20"/>
-              </w:rPr>
-            </w:pPr>
-          </w:p>
-          <w:p>
-            <w:pPr>
-              <w:keepNext w:val="0"/>
-              <w:keepLines w:val="0"/>
-              <w:suppressLineNumbers w:val="0"/>
-              <w:spacing w:before="0" w:beforeAutospacing="0" w:after="0" w:afterAutospacing="0"/>
-              <w:ind w:left="0" w:right="0"/>
-              <w:rPr>
-                <w:rFonts w:hint="eastAsia" w:ascii="Times New Roman" w:hAnsi="Times New Roman" w:cs="Times New Roman"/>
-                <w:sz w:val="28"/>
-                <w:szCs w:val="20"/>
-              </w:rPr>
-            </w:pPr>
-          </w:p>
-          <w:p>
-            <w:pPr>
-              <w:keepNext w:val="0"/>
-              <w:keepLines w:val="0"/>
-              <w:suppressLineNumbers w:val="0"/>
-              <w:spacing w:before="0" w:beforeAutospacing="0" w:after="0" w:afterAutospacing="0"/>
-              <w:ind w:left="0" w:right="0"/>
-              <w:rPr>
-                <w:rFonts w:hint="eastAsia" w:ascii="Times New Roman" w:hAnsi="Times New Roman" w:cs="Times New Roman"/>
-                <w:sz w:val="28"/>
-                <w:szCs w:val="20"/>
-              </w:rPr>
-            </w:pPr>
-          </w:p>
-          <w:p>
-            <w:pPr>
-              <w:keepNext w:val="0"/>
-              <w:keepLines w:val="0"/>
-              <w:suppressLineNumbers w:val="0"/>
-              <w:spacing w:before="0" w:beforeAutospacing="0" w:after="0" w:afterAutospacing="0"/>
-              <w:ind w:left="0" w:right="0"/>
-              <w:rPr>
-                <w:rFonts w:hint="eastAsia" w:ascii="Times New Roman" w:hAnsi="Times New Roman" w:cs="Times New Roman"/>
-                <w:sz w:val="28"/>
-                <w:szCs w:val="20"/>
-              </w:rPr>
-            </w:pPr>
-          </w:p>
-          <w:p>
-            <w:pPr>
-              <w:keepNext w:val="0"/>
-              <w:keepLines w:val="0"/>
-              <w:suppressLineNumbers w:val="0"/>
-              <w:spacing w:before="0" w:beforeAutospacing="0" w:after="0" w:afterAutospacing="0"/>
-              <w:ind w:left="0" w:right="0"/>
-              <w:rPr>
-                <w:rFonts w:hint="eastAsia" w:ascii="Times New Roman" w:hAnsi="Times New Roman" w:cs="Times New Roman"/>
-                <w:sz w:val="28"/>
-                <w:szCs w:val="20"/>
-              </w:rPr>
-            </w:pPr>
-          </w:p>
-          <w:p>
-            <w:pPr>
-              <w:keepNext w:val="0"/>
-              <w:keepLines w:val="0"/>
-              <w:suppressLineNumbers w:val="0"/>
-              <w:spacing w:before="0" w:beforeAutospacing="0" w:after="0" w:afterAutospacing="0"/>
-              <w:ind w:left="0" w:right="0"/>
-              <w:rPr>
-                <w:rFonts w:hint="eastAsia" w:ascii="Times New Roman" w:hAnsi="Times New Roman" w:cs="Times New Roman"/>
-                <w:sz w:val="28"/>
-                <w:szCs w:val="20"/>
-              </w:rPr>
-            </w:pPr>
-          </w:p>
-          <w:p>
-            <w:pPr>
-              <w:keepNext w:val="0"/>
-              <w:keepLines w:val="0"/>
-              <w:suppressLineNumbers w:val="0"/>
-              <w:spacing w:before="0" w:beforeAutospacing="0" w:after="0" w:afterAutospacing="0"/>
-              <w:ind w:left="0" w:right="0"/>
-              <w:rPr>
-                <w:rFonts w:hint="eastAsia" w:ascii="Times New Roman" w:hAnsi="Times New Roman" w:cs="Times New Roman"/>
-                <w:sz w:val="28"/>
-                <w:szCs w:val="20"/>
-              </w:rPr>
-            </w:pPr>
-          </w:p>
-          <w:p>
-            <w:pPr>
-              <w:keepNext w:val="0"/>
-              <w:keepLines w:val="0"/>
-              <w:suppressLineNumbers w:val="0"/>
-              <w:spacing w:before="0" w:beforeAutospacing="0" w:after="0" w:afterAutospacing="0"/>
-              <w:ind w:left="0" w:right="0"/>
-              <w:rPr>
-                <w:rFonts w:hint="eastAsia" w:ascii="Times New Roman" w:hAnsi="Times New Roman" w:cs="Times New Roman"/>
-                <w:sz w:val="28"/>
-                <w:szCs w:val="20"/>
-              </w:rPr>
-            </w:pPr>
-          </w:p>
-          <w:p>
-            <w:pPr>
-              <w:keepNext w:val="0"/>
-              <w:keepLines w:val="0"/>
-              <w:suppressLineNumbers w:val="0"/>
-              <w:spacing w:before="0" w:beforeAutospacing="0" w:after="0" w:afterAutospacing="0"/>
-              <w:ind w:left="0" w:right="0"/>
-              <w:rPr>
-                <w:rFonts w:hint="eastAsia" w:ascii="Times New Roman" w:hAnsi="Times New Roman" w:cs="Times New Roman"/>
-                <w:sz w:val="28"/>
-                <w:szCs w:val="20"/>
-              </w:rPr>
-            </w:pPr>
-          </w:p>
-          <w:p>
-            <w:pPr>
-              <w:keepNext w:val="0"/>
-              <w:keepLines w:val="0"/>
-              <w:suppressLineNumbers w:val="0"/>
-              <w:spacing w:before="0" w:beforeAutospacing="0" w:after="0" w:afterAutospacing="0"/>
-              <w:ind w:left="0" w:right="0"/>
-              <w:rPr>
-                <w:rFonts w:hint="eastAsia" w:ascii="Times New Roman" w:hAnsi="Times New Roman" w:cs="Times New Roman"/>
-                <w:sz w:val="28"/>
-                <w:szCs w:val="20"/>
-              </w:rPr>
-            </w:pPr>
-          </w:p>
-          <w:p>
-            <w:pPr>
-              <w:keepNext w:val="0"/>
-              <w:keepLines w:val="0"/>
-              <w:suppressLineNumbers w:val="0"/>
-              <w:spacing w:before="0" w:beforeAutospacing="0" w:after="0" w:afterAutospacing="0"/>
-              <w:ind w:left="0" w:right="0"/>
-              <w:rPr>
-                <w:rFonts w:hint="eastAsia" w:ascii="Times New Roman" w:hAnsi="Times New Roman" w:cs="Times New Roman"/>
-                <w:sz w:val="28"/>
-                <w:szCs w:val="20"/>
-              </w:rPr>
-            </w:pPr>
-          </w:p>
-          <w:p>
-            <w:pPr>
-              <w:keepNext w:val="0"/>
-              <w:keepLines w:val="0"/>
-              <w:suppressLineNumbers w:val="0"/>
-              <w:spacing w:before="0" w:beforeAutospacing="0" w:after="0" w:afterAutospacing="0"/>
-              <w:ind w:left="0" w:right="0"/>
-              <w:rPr>
-                <w:rFonts w:hint="eastAsia" w:ascii="Times New Roman" w:hAnsi="Times New Roman" w:cs="Times New Roman"/>
-                <w:sz w:val="28"/>
-                <w:szCs w:val="20"/>
-              </w:rPr>
-            </w:pPr>
-          </w:p>
-          <w:p>
-            <w:pPr>
-              <w:keepNext w:val="0"/>
-              <w:keepLines w:val="0"/>
-              <w:suppressLineNumbers w:val="0"/>
-              <w:spacing w:before="0" w:beforeAutospacing="0" w:after="0" w:afterAutospacing="0"/>
-              <w:ind w:left="0" w:right="0"/>
-              <w:rPr>
-                <w:rFonts w:hint="eastAsia" w:ascii="Times New Roman" w:hAnsi="Times New Roman" w:cs="Times New Roman"/>
-                <w:sz w:val="28"/>
-                <w:szCs w:val="20"/>
-              </w:rPr>
-            </w:pPr>
-          </w:p>
-          <w:p>
-            <w:pPr>
-              <w:keepNext w:val="0"/>
-              <w:keepLines w:val="0"/>
-              <w:suppressLineNumbers w:val="0"/>
-              <w:spacing w:before="0" w:beforeAutospacing="0" w:after="0" w:afterAutospacing="0"/>
-              <w:ind w:left="0" w:right="0"/>
-              <w:rPr>
-                <w:rFonts w:hint="eastAsia" w:ascii="Times New Roman" w:hAnsi="Times New Roman" w:cs="Times New Roman"/>
-                <w:sz w:val="28"/>
-                <w:szCs w:val="20"/>
-              </w:rPr>
-            </w:pPr>
+            <w:r>
+              <w:rPr>
+                <w:rFonts w:hint="eastAsia" w:ascii="宋体" w:hAnsi="宋体" w:eastAsia="宋体" w:cs="宋体"/>
+                <w:bCs/>
+                <w:kern w:val="2"/>
+                <w:sz w:val="24"/>
+                <w:szCs w:val="24"/>
+                <w:lang w:val="en-US" w:eastAsia="zh-CN"/>
+              </w:rPr>
+              <w:t>打通了从“视觉像素语义”到“物理航行态势”的预警闭环：认识到仅输出分割掩码无法直接服务于船舶的避碰决策。确立了引入海平面平坦假设与单目视觉几何解算模型的方案，将二维像素语义转化为物理距离；并结合本船运动学参数（融合DCPA/TCPA指标）设计动态电子围栏。这套方案成功实现了从感知分割向三维碰撞危险度量化的系统性跨越，极大提升了课题的工程实用价值。</w:t>
+            </w:r>
           </w:p>
         </w:tc>
       </w:tr>
@@ -10232,7 +10229,7 @@
     </w:p>
     <w:tbl>
       <w:tblPr>
-        <w:tblStyle w:val="9"/>
+        <w:tblStyle w:val="10"/>
         <w:tblW w:w="0" w:type="auto"/>
         <w:jc w:val="center"/>
         <w:tblBorders>
@@ -10264,6 +10261,12 @@
             <w:insideH w:val="single" w:color="auto" w:sz="4" w:space="0"/>
             <w:insideV w:val="single" w:color="auto" w:sz="4" w:space="0"/>
           </w:tblBorders>
+          <w:tblCellMar>
+            <w:top w:w="0" w:type="dxa"/>
+            <w:left w:w="108" w:type="dxa"/>
+            <w:bottom w:w="0" w:type="dxa"/>
+            <w:right w:w="108" w:type="dxa"/>
+          </w:tblCellMar>
         </w:tblPrEx>
         <w:trPr>
           <w:trHeight w:val="13414" w:hRule="atLeast"/>
@@ -10747,7 +10750,168 @@
                 <w:szCs w:val="24"/>
                 <w:lang w:val="en-US" w:eastAsia="zh-CN"/>
               </w:rPr>
-              <w:t>在国际研究层面，随着计算机视觉与自主航行技术的深度融合，学者们已将各类先进的深度学习模型广泛应用于海事环境感知与障碍物检测之中。早期工作多聚焦于卷积神经网络（CNN）及其变体，如 Faster R-CNN 和 YOLO 系列，通过在大规模通用数据集上的迁移学习，验证了深度模型在水面目标检测中的有效性；随后，为了获取更精细的环境语义信息，全卷积网络（FCN）与 DeepLab 系列被引入海事领域，研究重点转向对水面、天空及障碍物的像素级语义分割，WaSR 等专用网络通过引入水面分离损失函数，有效解决了水面反光与虚假障碍物的混淆问题。近年来，基于自注意力机制的 Transformer 架构（如 SegFormer、SeaFormer）更是成为研究热点，它们利用全局感受野捕捉长距离上下文依赖，不仅在 MaSTr1325 等海事基准数据集上刷新了精度记录，还在多模态融合（视觉+雷达）感知方面进行了尝试，显著提升了复杂动态场景下的环境理解能力</w:t>
+              <w:t>在国际研究层面，随着计算机视觉与自主航行技术的深度融合，学者们已将各类先进的深度学习模型广泛应用于海事环境感知与障碍物检测之中</w:t>
+            </w:r>
+            <w:r>
+              <w:rPr>
+                <w:rFonts w:hint="eastAsia" w:cs="宋体"/>
+                <w:b w:val="0"/>
+                <w:bCs w:val="0"/>
+                <w:sz w:val="24"/>
+                <w:szCs w:val="24"/>
+                <w:vertAlign w:val="superscript"/>
+                <w:lang w:val="en-US" w:eastAsia="zh-CN"/>
+              </w:rPr>
+              <w:t>[25]</w:t>
+            </w:r>
+            <w:r>
+              <w:rPr>
+                <w:rFonts w:hint="eastAsia" w:ascii="Times New Roman" w:hAnsi="Times New Roman" w:eastAsia="宋体" w:cs="宋体"/>
+                <w:b w:val="0"/>
+                <w:bCs w:val="0"/>
+                <w:sz w:val="24"/>
+                <w:szCs w:val="24"/>
+                <w:lang w:val="en-US" w:eastAsia="zh-CN"/>
+              </w:rPr>
+              <w:t>。早期工作多聚焦于卷积神经网络（CNN）及其变体，如 Faster R-CNN 和 YOLO 系列，通过在大规模通用数据集上的迁移学习，验证了深度模型在水面目标检测中的有效性</w:t>
+            </w:r>
+            <w:r>
+              <w:rPr>
+                <w:rFonts w:hint="eastAsia" w:cs="宋体"/>
+                <w:b w:val="0"/>
+                <w:bCs w:val="0"/>
+                <w:sz w:val="24"/>
+                <w:szCs w:val="24"/>
+                <w:vertAlign w:val="superscript"/>
+                <w:lang w:val="en-US" w:eastAsia="zh-CN"/>
+              </w:rPr>
+              <w:t>[14]</w:t>
+            </w:r>
+            <w:r>
+              <w:rPr>
+                <w:rFonts w:hint="eastAsia" w:ascii="Times New Roman" w:hAnsi="Times New Roman" w:eastAsia="宋体" w:cs="宋体"/>
+                <w:b w:val="0"/>
+                <w:bCs w:val="0"/>
+                <w:sz w:val="24"/>
+                <w:szCs w:val="24"/>
+                <w:lang w:val="en-US" w:eastAsia="zh-CN"/>
+              </w:rPr>
+              <w:t>；随后，为了获取更精细的环境语义信息，全卷积网络（FCN）与 DeepLab 系列</w:t>
+            </w:r>
+            <w:r>
+              <w:rPr>
+                <w:rFonts w:hint="eastAsia" w:cs="宋体"/>
+                <w:b w:val="0"/>
+                <w:bCs w:val="0"/>
+                <w:sz w:val="24"/>
+                <w:szCs w:val="24"/>
+                <w:vertAlign w:val="superscript"/>
+                <w:lang w:val="en-US" w:eastAsia="zh-CN"/>
+              </w:rPr>
+              <w:t>[2]</w:t>
+            </w:r>
+            <w:r>
+              <w:rPr>
+                <w:rFonts w:hint="eastAsia" w:ascii="Times New Roman" w:hAnsi="Times New Roman" w:eastAsia="宋体" w:cs="宋体"/>
+                <w:b w:val="0"/>
+                <w:bCs w:val="0"/>
+                <w:sz w:val="24"/>
+                <w:szCs w:val="24"/>
+                <w:lang w:val="en-US" w:eastAsia="zh-CN"/>
+              </w:rPr>
+              <w:t>被引入海事领域，研究重点转向对水面、天空及障碍物的像素级语义分割，WaSR 等专用网络</w:t>
+            </w:r>
+            <w:r>
+              <w:rPr>
+                <w:rFonts w:hint="eastAsia" w:cs="宋体"/>
+                <w:b w:val="0"/>
+                <w:bCs w:val="0"/>
+                <w:sz w:val="24"/>
+                <w:szCs w:val="24"/>
+                <w:vertAlign w:val="superscript"/>
+                <w:lang w:val="en-US" w:eastAsia="zh-CN"/>
+              </w:rPr>
+              <w:t>[4]</w:t>
+            </w:r>
+            <w:r>
+              <w:rPr>
+                <w:rFonts w:hint="eastAsia" w:ascii="Times New Roman" w:hAnsi="Times New Roman" w:eastAsia="宋体" w:cs="宋体"/>
+                <w:b w:val="0"/>
+                <w:bCs w:val="0"/>
+                <w:sz w:val="24"/>
+                <w:szCs w:val="24"/>
+                <w:lang w:val="en-US" w:eastAsia="zh-CN"/>
+              </w:rPr>
+              <w:t>通过引入水面分离损失函数，有效解决了水面反光与虚假障碍物的混淆问题。近年来，基于自注意力机制的 Transformer 架构（如 SegFormer</w:t>
+            </w:r>
+            <w:r>
+              <w:rPr>
+                <w:rFonts w:hint="eastAsia" w:cs="宋体"/>
+                <w:b w:val="0"/>
+                <w:bCs w:val="0"/>
+                <w:sz w:val="24"/>
+                <w:szCs w:val="24"/>
+                <w:vertAlign w:val="superscript"/>
+                <w:lang w:val="en-US" w:eastAsia="zh-CN"/>
+              </w:rPr>
+              <w:t>[3]</w:t>
+            </w:r>
+            <w:r>
+              <w:rPr>
+                <w:rFonts w:hint="eastAsia" w:ascii="Times New Roman" w:hAnsi="Times New Roman" w:eastAsia="宋体" w:cs="宋体"/>
+                <w:b w:val="0"/>
+                <w:bCs w:val="0"/>
+                <w:sz w:val="24"/>
+                <w:szCs w:val="24"/>
+                <w:lang w:val="en-US" w:eastAsia="zh-CN"/>
+              </w:rPr>
+              <w:t>、SeaFormer</w:t>
+            </w:r>
+            <w:r>
+              <w:rPr>
+                <w:rFonts w:hint="eastAsia" w:cs="宋体"/>
+                <w:b w:val="0"/>
+                <w:bCs w:val="0"/>
+                <w:sz w:val="24"/>
+                <w:szCs w:val="24"/>
+                <w:vertAlign w:val="superscript"/>
+                <w:lang w:val="en-US" w:eastAsia="zh-CN"/>
+              </w:rPr>
+              <w:t>[23]</w:t>
+            </w:r>
+            <w:r>
+              <w:rPr>
+                <w:rFonts w:hint="eastAsia" w:ascii="Times New Roman" w:hAnsi="Times New Roman" w:eastAsia="宋体" w:cs="宋体"/>
+                <w:b w:val="0"/>
+                <w:bCs w:val="0"/>
+                <w:sz w:val="24"/>
+                <w:szCs w:val="24"/>
+                <w:lang w:val="en-US" w:eastAsia="zh-CN"/>
+              </w:rPr>
+              <w:t>）更是成为研究热点，它们利用全局感受野捕捉长距离上下文依赖，不仅在 MaSTr1325 等海事基准数据集</w:t>
+            </w:r>
+            <w:r>
+              <w:rPr>
+                <w:rFonts w:hint="eastAsia" w:cs="宋体"/>
+                <w:b w:val="0"/>
+                <w:bCs w:val="0"/>
+                <w:sz w:val="24"/>
+                <w:szCs w:val="24"/>
+                <w:vertAlign w:val="superscript"/>
+                <w:lang w:val="en-US" w:eastAsia="zh-CN"/>
+              </w:rPr>
+              <w:t>[5]</w:t>
+            </w:r>
+            <w:r>
+              <w:rPr>
+                <w:rFonts w:hint="eastAsia" w:ascii="Times New Roman" w:hAnsi="Times New Roman" w:eastAsia="宋体" w:cs="宋体"/>
+                <w:b w:val="0"/>
+                <w:bCs w:val="0"/>
+                <w:sz w:val="24"/>
+                <w:szCs w:val="24"/>
+                <w:lang w:val="en-US" w:eastAsia="zh-CN"/>
+              </w:rPr>
+              <w:t>上刷新了精度记录，还在多模态融合（视觉+雷达）感知方面进行了尝试，显著提升了复杂动态场景下的环境理解能力</w:t>
             </w:r>
             <w:r>
               <w:rPr>
@@ -10803,8 +10967,8 @@
           </w:p>
           <w:tbl>
             <w:tblPr>
-              <w:tblStyle w:val="10"/>
-              <w:tblW w:w="4998" w:type="pct"/>
+              <w:tblStyle w:val="11"/>
+              <w:tblW w:w="8997" w:type="dxa"/>
               <w:tblInd w:w="0" w:type="dxa"/>
               <w:tblBorders>
                 <w:top w:val="single" w:color="auto" w:sz="4" w:space="0"/>
@@ -10823,12 +10987,13 @@
               </w:tblCellMar>
             </w:tblPr>
             <w:tblGrid>
-              <w:gridCol w:w="1525"/>
-              <w:gridCol w:w="1480"/>
-              <w:gridCol w:w="1480"/>
-              <w:gridCol w:w="1482"/>
-              <w:gridCol w:w="1482"/>
-              <w:gridCol w:w="1482"/>
+              <w:gridCol w:w="1665"/>
+              <w:gridCol w:w="1254"/>
+              <w:gridCol w:w="1391"/>
+              <w:gridCol w:w="1377"/>
+              <w:gridCol w:w="968"/>
+              <w:gridCol w:w="1196"/>
+              <w:gridCol w:w="1146"/>
             </w:tblGrid>
             <w:tr>
               <w:tblPrEx>
@@ -10848,11 +11013,11 @@
                 </w:tblCellMar>
               </w:tblPrEx>
               <w:trPr>
-                <w:trHeight w:val="847" w:hRule="atLeast"/>
+                <w:trHeight w:val="951" w:hRule="atLeast"/>
               </w:trPr>
               <w:tc>
                 <w:tcPr>
-                  <w:tcW w:w="853" w:type="pct"/>
+                  <w:tcW w:w="925" w:type="pct"/>
                   <w:vAlign w:val="center"/>
                 </w:tcPr>
                 <w:p>
@@ -10885,7 +11050,40 @@
               </w:tc>
               <w:tc>
                 <w:tcPr>
-                  <w:tcW w:w="828" w:type="pct"/>
+                  <w:tcW w:w="696" w:type="pct"/>
+                  <w:vAlign w:val="center"/>
+                </w:tcPr>
+                <w:p>
+                  <w:pPr>
+                    <w:keepNext w:val="0"/>
+                    <w:keepLines w:val="0"/>
+                    <w:suppressLineNumbers w:val="0"/>
+                    <w:spacing w:before="0" w:beforeAutospacing="0" w:after="0" w:afterAutospacing="0" w:line="360" w:lineRule="auto"/>
+                    <w:ind w:left="0" w:right="0"/>
+                    <w:jc w:val="center"/>
+                    <w:rPr>
+                      <w:rFonts w:hint="default" w:ascii="Times New Roman" w:hAnsi="Times New Roman" w:cs="Times New Roman"/>
+                      <w:sz w:val="24"/>
+                      <w:szCs w:val="24"/>
+                      <w:vertAlign w:val="baseline"/>
+                      <w:lang w:val="en-US" w:eastAsia="zh-CN"/>
+                    </w:rPr>
+                  </w:pPr>
+                  <w:r>
+                    <w:rPr>
+                      <w:rFonts w:hint="eastAsia" w:cs="Times New Roman"/>
+                      <w:sz w:val="24"/>
+                      <w:szCs w:val="24"/>
+                      <w:vertAlign w:val="baseline"/>
+                      <w:lang w:val="en-US" w:eastAsia="zh-CN"/>
+                    </w:rPr>
+                    <w:t>发表年份</w:t>
+                  </w:r>
+                </w:p>
+              </w:tc>
+              <w:tc>
+                <w:tcPr>
+                  <w:tcW w:w="773" w:type="pct"/>
                   <w:vAlign w:val="center"/>
                 </w:tcPr>
                 <w:p>
@@ -10918,7 +11116,7 @@
               </w:tc>
               <w:tc>
                 <w:tcPr>
-                  <w:tcW w:w="828" w:type="pct"/>
+                  <w:tcW w:w="765" w:type="pct"/>
                   <w:vAlign w:val="center"/>
                 </w:tcPr>
                 <w:p>
@@ -10951,7 +11149,7 @@
               </w:tc>
               <w:tc>
                 <w:tcPr>
-                  <w:tcW w:w="829" w:type="pct"/>
+                  <w:tcW w:w="537" w:type="pct"/>
                   <w:vAlign w:val="center"/>
                 </w:tcPr>
                 <w:p>
@@ -10984,7 +11182,7 @@
               </w:tc>
               <w:tc>
                 <w:tcPr>
-                  <w:tcW w:w="829" w:type="pct"/>
+                  <w:tcW w:w="664" w:type="pct"/>
                   <w:vAlign w:val="center"/>
                 </w:tcPr>
                 <w:p>
@@ -11017,7 +11215,7 @@
               </w:tc>
               <w:tc>
                 <w:tcPr>
-                  <w:tcW w:w="829" w:type="pct"/>
+                  <w:tcW w:w="636" w:type="pct"/>
                   <w:vAlign w:val="center"/>
                 </w:tcPr>
                 <w:p>
@@ -11057,23 +11255,6 @@
                     <w:t>obs</w:t>
                   </w:r>
                 </w:p>
-                <w:p>
-                  <w:pPr>
-                    <w:keepNext w:val="0"/>
-                    <w:keepLines w:val="0"/>
-                    <w:suppressLineNumbers w:val="0"/>
-                    <w:spacing w:before="0" w:beforeAutospacing="0" w:after="0" w:afterAutospacing="0" w:line="360" w:lineRule="auto"/>
-                    <w:ind w:left="0" w:right="0"/>
-                    <w:jc w:val="center"/>
-                    <w:rPr>
-                      <w:rFonts w:hint="eastAsia" w:ascii="Times New Roman" w:hAnsi="Times New Roman" w:cs="Times New Roman"/>
-                      <w:sz w:val="24"/>
-                      <w:szCs w:val="24"/>
-                      <w:vertAlign w:val="baseline"/>
-                      <w:lang w:val="en-US" w:eastAsia="zh-CN"/>
-                    </w:rPr>
-                  </w:pPr>
-                </w:p>
               </w:tc>
             </w:tr>
             <w:tr>
@@ -11094,11 +11275,11 @@
                 </w:tblCellMar>
               </w:tblPrEx>
               <w:trPr>
-                <w:trHeight w:val="79" w:hRule="atLeast"/>
+                <w:trHeight w:val="426" w:hRule="atLeast"/>
               </w:trPr>
               <w:tc>
                 <w:tcPr>
-                  <w:tcW w:w="853" w:type="pct"/>
+                  <w:tcW w:w="925" w:type="pct"/>
                   <w:vAlign w:val="center"/>
                 </w:tcPr>
                 <w:p>
@@ -11131,7 +11312,40 @@
               </w:tc>
               <w:tc>
                 <w:tcPr>
-                  <w:tcW w:w="828" w:type="pct"/>
+                  <w:tcW w:w="696" w:type="pct"/>
+                  <w:vAlign w:val="center"/>
+                </w:tcPr>
+                <w:p>
+                  <w:pPr>
+                    <w:keepNext w:val="0"/>
+                    <w:keepLines w:val="0"/>
+                    <w:suppressLineNumbers w:val="0"/>
+                    <w:spacing w:before="0" w:beforeAutospacing="0" w:after="0" w:afterAutospacing="0" w:line="360" w:lineRule="auto"/>
+                    <w:ind w:left="0" w:right="0"/>
+                    <w:jc w:val="center"/>
+                    <w:rPr>
+                      <w:rFonts w:hint="default" w:ascii="Times New Roman" w:hAnsi="Times New Roman" w:cs="Times New Roman"/>
+                      <w:sz w:val="24"/>
+                      <w:szCs w:val="24"/>
+                      <w:vertAlign w:val="baseline"/>
+                      <w:lang w:val="en-US" w:eastAsia="zh-CN"/>
+                    </w:rPr>
+                  </w:pPr>
+                  <w:r>
+                    <w:rPr>
+                      <w:rFonts w:hint="eastAsia" w:cs="Times New Roman"/>
+                      <w:sz w:val="24"/>
+                      <w:szCs w:val="24"/>
+                      <w:vertAlign w:val="baseline"/>
+                      <w:lang w:val="en-US" w:eastAsia="zh-CN"/>
+                    </w:rPr>
+                    <w:t>2018</w:t>
+                  </w:r>
+                </w:p>
+              </w:tc>
+              <w:tc>
+                <w:tcPr>
+                  <w:tcW w:w="773" w:type="pct"/>
                   <w:vAlign w:val="center"/>
                 </w:tcPr>
                 <w:p>
@@ -11164,7 +11378,7 @@
               </w:tc>
               <w:tc>
                 <w:tcPr>
-                  <w:tcW w:w="828" w:type="pct"/>
+                  <w:tcW w:w="765" w:type="pct"/>
                   <w:vAlign w:val="center"/>
                 </w:tcPr>
                 <w:p>
@@ -11197,7 +11411,7 @@
               </w:tc>
               <w:tc>
                 <w:tcPr>
-                  <w:tcW w:w="829" w:type="pct"/>
+                  <w:tcW w:w="537" w:type="pct"/>
                   <w:vAlign w:val="center"/>
                 </w:tcPr>
                 <w:p>
@@ -11230,7 +11444,7 @@
               </w:tc>
               <w:tc>
                 <w:tcPr>
-                  <w:tcW w:w="829" w:type="pct"/>
+                  <w:tcW w:w="664" w:type="pct"/>
                   <w:vAlign w:val="center"/>
                 </w:tcPr>
                 <w:p>
@@ -11263,7 +11477,7 @@
               </w:tc>
               <w:tc>
                 <w:tcPr>
-                  <w:tcW w:w="829" w:type="pct"/>
+                  <w:tcW w:w="636" w:type="pct"/>
                   <w:vAlign w:val="center"/>
                 </w:tcPr>
                 <w:p>
@@ -11313,11 +11527,11 @@
                 </w:tblCellMar>
               </w:tblPrEx>
               <w:trPr>
-                <w:trHeight w:val="79" w:hRule="atLeast"/>
+                <w:trHeight w:val="426" w:hRule="atLeast"/>
               </w:trPr>
               <w:tc>
                 <w:tcPr>
-                  <w:tcW w:w="853" w:type="pct"/>
+                  <w:tcW w:w="925" w:type="pct"/>
                   <w:vAlign w:val="center"/>
                 </w:tcPr>
                 <w:p>
@@ -11350,7 +11564,40 @@
               </w:tc>
               <w:tc>
                 <w:tcPr>
-                  <w:tcW w:w="828" w:type="pct"/>
+                  <w:tcW w:w="696" w:type="pct"/>
+                  <w:vAlign w:val="center"/>
+                </w:tcPr>
+                <w:p>
+                  <w:pPr>
+                    <w:keepNext w:val="0"/>
+                    <w:keepLines w:val="0"/>
+                    <w:suppressLineNumbers w:val="0"/>
+                    <w:spacing w:before="0" w:beforeAutospacing="0" w:after="0" w:afterAutospacing="0" w:line="360" w:lineRule="auto"/>
+                    <w:ind w:left="0" w:right="0"/>
+                    <w:jc w:val="center"/>
+                    <w:rPr>
+                      <w:rFonts w:hint="default" w:ascii="Times New Roman" w:hAnsi="Times New Roman" w:cs="Times New Roman"/>
+                      <w:sz w:val="24"/>
+                      <w:szCs w:val="24"/>
+                      <w:vertAlign w:val="baseline"/>
+                      <w:lang w:val="en-US" w:eastAsia="zh-CN"/>
+                    </w:rPr>
+                  </w:pPr>
+                  <w:r>
+                    <w:rPr>
+                      <w:rFonts w:hint="eastAsia" w:cs="Times New Roman"/>
+                      <w:sz w:val="24"/>
+                      <w:szCs w:val="24"/>
+                      <w:vertAlign w:val="baseline"/>
+                      <w:lang w:val="en-US" w:eastAsia="zh-CN"/>
+                    </w:rPr>
+                    <w:t>2018</w:t>
+                  </w:r>
+                </w:p>
+              </w:tc>
+              <w:tc>
+                <w:tcPr>
+                  <w:tcW w:w="773" w:type="pct"/>
                   <w:vAlign w:val="center"/>
                 </w:tcPr>
                 <w:p>
@@ -11383,7 +11630,7 @@
               </w:tc>
               <w:tc>
                 <w:tcPr>
-                  <w:tcW w:w="828" w:type="pct"/>
+                  <w:tcW w:w="765" w:type="pct"/>
                   <w:vAlign w:val="center"/>
                 </w:tcPr>
                 <w:p>
@@ -11416,7 +11663,7 @@
               </w:tc>
               <w:tc>
                 <w:tcPr>
-                  <w:tcW w:w="829" w:type="pct"/>
+                  <w:tcW w:w="537" w:type="pct"/>
                   <w:vAlign w:val="center"/>
                 </w:tcPr>
                 <w:p>
@@ -11449,7 +11696,7 @@
               </w:tc>
               <w:tc>
                 <w:tcPr>
-                  <w:tcW w:w="829" w:type="pct"/>
+                  <w:tcW w:w="664" w:type="pct"/>
                   <w:vAlign w:val="center"/>
                 </w:tcPr>
                 <w:p>
@@ -11482,7 +11729,7 @@
               </w:tc>
               <w:tc>
                 <w:tcPr>
-                  <w:tcW w:w="829" w:type="pct"/>
+                  <w:tcW w:w="636" w:type="pct"/>
                   <w:vAlign w:val="center"/>
                 </w:tcPr>
                 <w:p>
@@ -11532,11 +11779,11 @@
                 </w:tblCellMar>
               </w:tblPrEx>
               <w:trPr>
-                <w:trHeight w:val="79" w:hRule="atLeast"/>
+                <w:trHeight w:val="426" w:hRule="atLeast"/>
               </w:trPr>
               <w:tc>
                 <w:tcPr>
-                  <w:tcW w:w="853" w:type="pct"/>
+                  <w:tcW w:w="925" w:type="pct"/>
                   <w:vAlign w:val="center"/>
                 </w:tcPr>
                 <w:p>
@@ -11569,7 +11816,40 @@
               </w:tc>
               <w:tc>
                 <w:tcPr>
-                  <w:tcW w:w="828" w:type="pct"/>
+                  <w:tcW w:w="696" w:type="pct"/>
+                  <w:vAlign w:val="center"/>
+                </w:tcPr>
+                <w:p>
+                  <w:pPr>
+                    <w:keepNext w:val="0"/>
+                    <w:keepLines w:val="0"/>
+                    <w:suppressLineNumbers w:val="0"/>
+                    <w:spacing w:before="0" w:beforeAutospacing="0" w:after="0" w:afterAutospacing="0" w:line="360" w:lineRule="auto"/>
+                    <w:ind w:left="0" w:right="0"/>
+                    <w:jc w:val="center"/>
+                    <w:rPr>
+                      <w:rFonts w:hint="default" w:ascii="Times New Roman" w:hAnsi="Times New Roman" w:cs="Times New Roman"/>
+                      <w:sz w:val="24"/>
+                      <w:szCs w:val="24"/>
+                      <w:vertAlign w:val="baseline"/>
+                      <w:lang w:val="en-US" w:eastAsia="zh-CN"/>
+                    </w:rPr>
+                  </w:pPr>
+                  <w:r>
+                    <w:rPr>
+                      <w:rFonts w:hint="eastAsia" w:cs="Times New Roman"/>
+                      <w:sz w:val="24"/>
+                      <w:szCs w:val="24"/>
+                      <w:vertAlign w:val="baseline"/>
+                      <w:lang w:val="en-US" w:eastAsia="zh-CN"/>
+                    </w:rPr>
+                    <w:t>2021</w:t>
+                  </w:r>
+                </w:p>
+              </w:tc>
+              <w:tc>
+                <w:tcPr>
+                  <w:tcW w:w="773" w:type="pct"/>
                   <w:vAlign w:val="center"/>
                 </w:tcPr>
                 <w:p>
@@ -11602,7 +11882,7 @@
               </w:tc>
               <w:tc>
                 <w:tcPr>
-                  <w:tcW w:w="828" w:type="pct"/>
+                  <w:tcW w:w="765" w:type="pct"/>
                   <w:vAlign w:val="center"/>
                 </w:tcPr>
                 <w:p>
@@ -11635,7 +11915,7 @@
               </w:tc>
               <w:tc>
                 <w:tcPr>
-                  <w:tcW w:w="829" w:type="pct"/>
+                  <w:tcW w:w="537" w:type="pct"/>
                   <w:vAlign w:val="center"/>
                 </w:tcPr>
                 <w:p>
@@ -11668,7 +11948,7 @@
               </w:tc>
               <w:tc>
                 <w:tcPr>
-                  <w:tcW w:w="829" w:type="pct"/>
+                  <w:tcW w:w="664" w:type="pct"/>
                   <w:vAlign w:val="center"/>
                 </w:tcPr>
                 <w:p>
@@ -11701,7 +11981,7 @@
               </w:tc>
               <w:tc>
                 <w:tcPr>
-                  <w:tcW w:w="829" w:type="pct"/>
+                  <w:tcW w:w="636" w:type="pct"/>
                   <w:vAlign w:val="center"/>
                 </w:tcPr>
                 <w:p>
@@ -11751,11 +12031,11 @@
                 </w:tblCellMar>
               </w:tblPrEx>
               <w:trPr>
-                <w:trHeight w:val="79" w:hRule="atLeast"/>
+                <w:trHeight w:val="426" w:hRule="atLeast"/>
               </w:trPr>
               <w:tc>
                 <w:tcPr>
-                  <w:tcW w:w="853" w:type="pct"/>
+                  <w:tcW w:w="925" w:type="pct"/>
                   <w:vAlign w:val="center"/>
                 </w:tcPr>
                 <w:p>
@@ -11788,7 +12068,40 @@
               </w:tc>
               <w:tc>
                 <w:tcPr>
-                  <w:tcW w:w="828" w:type="pct"/>
+                  <w:tcW w:w="696" w:type="pct"/>
+                  <w:vAlign w:val="center"/>
+                </w:tcPr>
+                <w:p>
+                  <w:pPr>
+                    <w:keepNext w:val="0"/>
+                    <w:keepLines w:val="0"/>
+                    <w:suppressLineNumbers w:val="0"/>
+                    <w:spacing w:before="0" w:beforeAutospacing="0" w:after="0" w:afterAutospacing="0" w:line="360" w:lineRule="auto"/>
+                    <w:ind w:left="0" w:right="0"/>
+                    <w:jc w:val="center"/>
+                    <w:rPr>
+                      <w:rFonts w:hint="default" w:ascii="Times New Roman" w:hAnsi="Times New Roman" w:cs="Times New Roman"/>
+                      <w:sz w:val="24"/>
+                      <w:szCs w:val="24"/>
+                      <w:vertAlign w:val="baseline"/>
+                      <w:lang w:val="en-US" w:eastAsia="zh-CN"/>
+                    </w:rPr>
+                  </w:pPr>
+                  <w:r>
+                    <w:rPr>
+                      <w:rFonts w:hint="eastAsia" w:cs="Times New Roman"/>
+                      <w:sz w:val="24"/>
+                      <w:szCs w:val="24"/>
+                      <w:vertAlign w:val="baseline"/>
+                      <w:lang w:val="en-US" w:eastAsia="zh-CN"/>
+                    </w:rPr>
+                    <w:t>2023</w:t>
+                  </w:r>
+                </w:p>
+              </w:tc>
+              <w:tc>
+                <w:tcPr>
+                  <w:tcW w:w="773" w:type="pct"/>
                   <w:vAlign w:val="center"/>
                 </w:tcPr>
                 <w:p>
@@ -11821,7 +12134,7 @@
               </w:tc>
               <w:tc>
                 <w:tcPr>
-                  <w:tcW w:w="828" w:type="pct"/>
+                  <w:tcW w:w="765" w:type="pct"/>
                   <w:vAlign w:val="center"/>
                 </w:tcPr>
                 <w:p>
@@ -11854,7 +12167,7 @@
               </w:tc>
               <w:tc>
                 <w:tcPr>
-                  <w:tcW w:w="829" w:type="pct"/>
+                  <w:tcW w:w="537" w:type="pct"/>
                   <w:vAlign w:val="center"/>
                 </w:tcPr>
                 <w:p>
@@ -11887,7 +12200,7 @@
               </w:tc>
               <w:tc>
                 <w:tcPr>
-                  <w:tcW w:w="829" w:type="pct"/>
+                  <w:tcW w:w="664" w:type="pct"/>
                   <w:vAlign w:val="center"/>
                 </w:tcPr>
                 <w:p>
@@ -11920,7 +12233,7 @@
               </w:tc>
               <w:tc>
                 <w:tcPr>
-                  <w:tcW w:w="829" w:type="pct"/>
+                  <w:tcW w:w="636" w:type="pct"/>
                   <w:vAlign w:val="center"/>
                 </w:tcPr>
                 <w:p>
@@ -11970,11 +12283,11 @@
                 </w:tblCellMar>
               </w:tblPrEx>
               <w:trPr>
-                <w:trHeight w:val="79" w:hRule="atLeast"/>
+                <w:trHeight w:val="436" w:hRule="atLeast"/>
               </w:trPr>
               <w:tc>
                 <w:tcPr>
-                  <w:tcW w:w="853" w:type="pct"/>
+                  <w:tcW w:w="925" w:type="pct"/>
                   <w:vAlign w:val="center"/>
                 </w:tcPr>
                 <w:p>
@@ -12007,7 +12320,40 @@
               </w:tc>
               <w:tc>
                 <w:tcPr>
-                  <w:tcW w:w="828" w:type="pct"/>
+                  <w:tcW w:w="696" w:type="pct"/>
+                  <w:vAlign w:val="center"/>
+                </w:tcPr>
+                <w:p>
+                  <w:pPr>
+                    <w:keepNext w:val="0"/>
+                    <w:keepLines w:val="0"/>
+                    <w:suppressLineNumbers w:val="0"/>
+                    <w:spacing w:before="0" w:beforeAutospacing="0" w:after="0" w:afterAutospacing="0" w:line="360" w:lineRule="auto"/>
+                    <w:ind w:left="0" w:right="0"/>
+                    <w:jc w:val="center"/>
+                    <w:rPr>
+                      <w:rFonts w:hint="default" w:ascii="Times New Roman" w:hAnsi="Times New Roman" w:cs="Times New Roman"/>
+                      <w:sz w:val="24"/>
+                      <w:szCs w:val="24"/>
+                      <w:vertAlign w:val="baseline"/>
+                      <w:lang w:val="en-US" w:eastAsia="zh-CN"/>
+                    </w:rPr>
+                  </w:pPr>
+                  <w:r>
+                    <w:rPr>
+                      <w:rFonts w:hint="eastAsia" w:cs="Times New Roman"/>
+                      <w:sz w:val="24"/>
+                      <w:szCs w:val="24"/>
+                      <w:vertAlign w:val="baseline"/>
+                      <w:lang w:val="en-US" w:eastAsia="zh-CN"/>
+                    </w:rPr>
+                    <w:t>2023</w:t>
+                  </w:r>
+                </w:p>
+              </w:tc>
+              <w:tc>
+                <w:tcPr>
+                  <w:tcW w:w="773" w:type="pct"/>
                   <w:vAlign w:val="center"/>
                 </w:tcPr>
                 <w:p>
@@ -12040,7 +12386,7 @@
               </w:tc>
               <w:tc>
                 <w:tcPr>
-                  <w:tcW w:w="828" w:type="pct"/>
+                  <w:tcW w:w="765" w:type="pct"/>
                   <w:vAlign w:val="center"/>
                 </w:tcPr>
                 <w:p>
@@ -12073,7 +12419,7 @@
               </w:tc>
               <w:tc>
                 <w:tcPr>
-                  <w:tcW w:w="829" w:type="pct"/>
+                  <w:tcW w:w="537" w:type="pct"/>
                   <w:vAlign w:val="center"/>
                 </w:tcPr>
                 <w:p>
@@ -12126,7 +12472,7 @@
               </w:tc>
               <w:tc>
                 <w:tcPr>
-                  <w:tcW w:w="829" w:type="pct"/>
+                  <w:tcW w:w="664" w:type="pct"/>
                   <w:vAlign w:val="center"/>
                 </w:tcPr>
                 <w:p>
@@ -12159,7 +12505,7 @@
               </w:tc>
               <w:tc>
                 <w:tcPr>
-                  <w:tcW w:w="829" w:type="pct"/>
+                  <w:tcW w:w="636" w:type="pct"/>
                   <w:vAlign w:val="center"/>
                 </w:tcPr>
                 <w:p>
@@ -12229,7 +12575,76 @@
                 <w:szCs w:val="24"/>
                 <w:lang w:val="en-US" w:eastAsia="zh-CN"/>
               </w:rPr>
-              <w:t>在国内，智能船舶视觉感知的研究虽然起步稍晚，但在“智能航运”战略推动下发展迅猛。最初，大连海事大学、武汉理工大学等高校主要基于传统图像处理技术，如暗通道先验去雾和海天线检测算法，完成了基础的视觉增强与目标提取；自 2019 年起，国内学者开始大规模将轻量化 CNN 模型引入无人艇感知系统，并针对小目标漏检问题提出了多尺度特征融合与注意力增强策略。随后，哈尔滨工程大学、上海交通大学等单位在复杂气象适应性方面进行了深入探索，通过引入生成对抗网络（GAN）进行数据扩充，并结合改进的 Transformer 架构优化模型在内河及近海环境下的分割性能。目前，部分研究成果已在“珠海云”等科考船及各类无人艇测试平台上进行了验证，实践表明基于深度学习的视觉感知系统在辅助驾驶与近距离避碰中具备极高的应用价值。</w:t>
+              <w:t>在国内，智能船舶视觉感知的研究虽然起步稍晚，但在“智能航运”战略推动下发展迅猛。最初，大连海事大学、武汉理工大学等高校主要基于传统图像处理技术，如暗通道先验去雾和海天线检测算法，完成了基础的视觉增强与目标提取；自 2019 年起，国内学者开始大规模将轻量化 CNN 模型引入无人艇感知系统，并针对小目标漏检问题提出了多尺度特征融合与注意力增强策略</w:t>
+            </w:r>
+            <w:r>
+              <w:rPr>
+                <w:rFonts w:hint="eastAsia" w:cs="宋体"/>
+                <w:b w:val="0"/>
+                <w:bCs w:val="0"/>
+                <w:sz w:val="24"/>
+                <w:szCs w:val="24"/>
+                <w:vertAlign w:val="superscript"/>
+                <w:lang w:val="en-US" w:eastAsia="zh-CN"/>
+              </w:rPr>
+              <w:t>[15][16]</w:t>
+            </w:r>
+            <w:r>
+              <w:rPr>
+                <w:rFonts w:hint="eastAsia" w:ascii="Times New Roman" w:hAnsi="Times New Roman" w:eastAsia="宋体" w:cs="宋体"/>
+                <w:b w:val="0"/>
+                <w:bCs w:val="0"/>
+                <w:sz w:val="24"/>
+                <w:szCs w:val="24"/>
+                <w:lang w:val="en-US" w:eastAsia="zh-CN"/>
+              </w:rPr>
+              <w:t>。随后，哈尔滨工程大学、上海交通大学等单位在复杂气象适应性方面进行了深入探索，通过引入生成对抗网络（GAN）进行数据扩充，并结合改进的 Transformer 架构</w:t>
+            </w:r>
+            <w:r>
+              <w:rPr>
+                <w:rFonts w:hint="eastAsia" w:cs="宋体"/>
+                <w:b w:val="0"/>
+                <w:bCs w:val="0"/>
+                <w:sz w:val="24"/>
+                <w:szCs w:val="24"/>
+                <w:vertAlign w:val="superscript"/>
+                <w:lang w:val="en-US" w:eastAsia="zh-CN"/>
+              </w:rPr>
+              <w:t>[24]</w:t>
+            </w:r>
+            <w:r>
+              <w:rPr>
+                <w:rFonts w:hint="eastAsia" w:ascii="Times New Roman" w:hAnsi="Times New Roman" w:eastAsia="宋体" w:cs="宋体"/>
+                <w:b w:val="0"/>
+                <w:bCs w:val="0"/>
+                <w:sz w:val="24"/>
+                <w:szCs w:val="24"/>
+                <w:lang w:val="en-US" w:eastAsia="zh-CN"/>
+              </w:rPr>
+              <w:t>优化模型在内河及近海环境下的分割性能。目前，部分研究成果已在“珠海云”等科考船及各类无人艇测试平台上进行了验证，实践表明基于深度学习的视觉感知系统在辅助驾驶与近距离避碰</w:t>
+            </w:r>
+            <w:r>
+              <w:rPr>
+                <w:rFonts w:hint="eastAsia" w:cs="宋体"/>
+                <w:b w:val="0"/>
+                <w:bCs w:val="0"/>
+                <w:sz w:val="24"/>
+                <w:szCs w:val="24"/>
+                <w:vertAlign w:val="superscript"/>
+                <w:lang w:val="en-US" w:eastAsia="zh-CN"/>
+              </w:rPr>
+              <w:t>[41]</w:t>
+            </w:r>
+            <w:r>
+              <w:rPr>
+                <w:rFonts w:hint="eastAsia" w:ascii="Times New Roman" w:hAnsi="Times New Roman" w:eastAsia="宋体" w:cs="宋体"/>
+                <w:b w:val="0"/>
+                <w:bCs w:val="0"/>
+                <w:sz w:val="24"/>
+                <w:szCs w:val="24"/>
+                <w:lang w:val="en-US" w:eastAsia="zh-CN"/>
+              </w:rPr>
+              <w:t>中具备极高的应用价值。</w:t>
             </w:r>
           </w:p>
           <w:p>
@@ -12269,7 +12684,168 @@
                 <w:szCs w:val="24"/>
                 <w:lang w:val="en-US" w:eastAsia="zh-CN"/>
               </w:rPr>
-              <w:t>尽管国内外研究均已取得可观进展，但在面向雾航等极端环境的态势构建任务中，仍面临诸多亟待解决的瓶颈。首先，真实的海事雾航数据采集极其困难，现有的公开数据集多为晴朗天气，导致数据分布存在严重偏差，模型在真实雾天下的泛化能力极弱，且常规的去雾算法往往会丢失关键的语义细节；其次，现有的主流分割架构存在两极分化，CNN 虽推理速度快但在低对比度雾气中缺乏全局感知能力，而 Transformer 虽全局性能好但计算复杂度呈二次方增长，难以在算力受限的船载边缘设备上满足实时预警需求；针对海事场景特有的几何结构特征利用不足，现有模型多采用各向同性的特征提取方式，忽视了水平海天线与垂直船体在雾天定位中的关键作用，导致边界分割漂移；最后，目前的视觉感知研究多止步于输出像素掩码，缺乏从“视觉语义空间”到“物理航行空间”的有效映射与风险量化机制，难以直接为船舶的避碰决策提供结构化的态势支撑。针对以上挑战，本课题将致力于开发基于改进视觉状态空间模型的鲁棒感知算法，并构建物理驱动的数据增强与碰撞风险预警体系，以提升船舶在雾航场景下的全天候感知能力与航行安全性。</w:t>
+              <w:t>尽管国内外研究均已取得可观进展，但在面向雾航等极端环境的态势构建任务中，仍面临诸多亟待解决的瓶颈。首先，真实的海事雾航数据采集极其困难，现有的公开数据集多为晴朗天气，导致数据分布存在严重偏差，模型在真实雾天下的泛化能力极弱</w:t>
+            </w:r>
+            <w:r>
+              <w:rPr>
+                <w:rFonts w:hint="eastAsia" w:cs="宋体"/>
+                <w:b w:val="0"/>
+                <w:bCs w:val="0"/>
+                <w:sz w:val="24"/>
+                <w:szCs w:val="24"/>
+                <w:vertAlign w:val="superscript"/>
+                <w:lang w:val="en-US" w:eastAsia="zh-CN"/>
+              </w:rPr>
+              <w:t>[29]</w:t>
+            </w:r>
+            <w:r>
+              <w:rPr>
+                <w:rFonts w:hint="eastAsia" w:ascii="Times New Roman" w:hAnsi="Times New Roman" w:eastAsia="宋体" w:cs="宋体"/>
+                <w:b w:val="0"/>
+                <w:bCs w:val="0"/>
+                <w:sz w:val="24"/>
+                <w:szCs w:val="24"/>
+                <w:lang w:val="en-US" w:eastAsia="zh-CN"/>
+              </w:rPr>
+              <w:t>，且常规的去雾算法往往会丢失关键的语义细节</w:t>
+            </w:r>
+            <w:r>
+              <w:rPr>
+                <w:rFonts w:hint="eastAsia" w:cs="宋体"/>
+                <w:b w:val="0"/>
+                <w:bCs w:val="0"/>
+                <w:sz w:val="24"/>
+                <w:szCs w:val="24"/>
+                <w:vertAlign w:val="superscript"/>
+                <w:lang w:val="en-US" w:eastAsia="zh-CN"/>
+              </w:rPr>
+              <w:t>[30][31]</w:t>
+            </w:r>
+            <w:r>
+              <w:rPr>
+                <w:rFonts w:hint="eastAsia" w:ascii="Times New Roman" w:hAnsi="Times New Roman" w:eastAsia="宋体" w:cs="宋体"/>
+                <w:b w:val="0"/>
+                <w:bCs w:val="0"/>
+                <w:sz w:val="24"/>
+                <w:szCs w:val="24"/>
+                <w:lang w:val="en-US" w:eastAsia="zh-CN"/>
+              </w:rPr>
+              <w:t>；其次，现有的主流分割架构存在两极分化，CNN 虽推理速度快但在低对比度雾气中缺乏全局感知能力</w:t>
+            </w:r>
+            <w:r>
+              <w:rPr>
+                <w:rFonts w:hint="eastAsia" w:cs="宋体"/>
+                <w:b w:val="0"/>
+                <w:bCs w:val="0"/>
+                <w:sz w:val="24"/>
+                <w:szCs w:val="24"/>
+                <w:vertAlign w:val="superscript"/>
+                <w:lang w:val="en-US" w:eastAsia="zh-CN"/>
+              </w:rPr>
+              <w:t>[39]</w:t>
+            </w:r>
+            <w:r>
+              <w:rPr>
+                <w:rFonts w:hint="eastAsia" w:ascii="Times New Roman" w:hAnsi="Times New Roman" w:eastAsia="宋体" w:cs="宋体"/>
+                <w:b w:val="0"/>
+                <w:bCs w:val="0"/>
+                <w:sz w:val="24"/>
+                <w:szCs w:val="24"/>
+                <w:lang w:val="en-US" w:eastAsia="zh-CN"/>
+              </w:rPr>
+              <w:t>，而 Transformer 虽全局性能好但计算复杂度呈二次方增长</w:t>
+            </w:r>
+            <w:r>
+              <w:rPr>
+                <w:rFonts w:hint="eastAsia" w:cs="宋体"/>
+                <w:b w:val="0"/>
+                <w:bCs w:val="0"/>
+                <w:sz w:val="24"/>
+                <w:szCs w:val="24"/>
+                <w:vertAlign w:val="superscript"/>
+                <w:lang w:val="en-US" w:eastAsia="zh-CN"/>
+              </w:rPr>
+              <w:t>[3][26]</w:t>
+            </w:r>
+            <w:r>
+              <w:rPr>
+                <w:rFonts w:hint="eastAsia" w:ascii="Times New Roman" w:hAnsi="Times New Roman" w:eastAsia="宋体" w:cs="宋体"/>
+                <w:b w:val="0"/>
+                <w:bCs w:val="0"/>
+                <w:sz w:val="24"/>
+                <w:szCs w:val="24"/>
+                <w:lang w:val="en-US" w:eastAsia="zh-CN"/>
+              </w:rPr>
+              <w:t>，难以在算力受限的船载边缘设备上满足实时预警需求；针对海事场景特有的几何结构特征利用不足，现有模型多采用各向同性的特征提取方式，忽视了水平海天线与垂直船体在雾天定位中的关键作用</w:t>
+            </w:r>
+            <w:r>
+              <w:rPr>
+                <w:rFonts w:hint="eastAsia" w:cs="宋体"/>
+                <w:b w:val="0"/>
+                <w:bCs w:val="0"/>
+                <w:sz w:val="24"/>
+                <w:szCs w:val="24"/>
+                <w:vertAlign w:val="superscript"/>
+                <w:lang w:val="en-US" w:eastAsia="zh-CN"/>
+              </w:rPr>
+              <w:t>[18]</w:t>
+            </w:r>
+            <w:r>
+              <w:rPr>
+                <w:rFonts w:hint="eastAsia" w:ascii="Times New Roman" w:hAnsi="Times New Roman" w:eastAsia="宋体" w:cs="宋体"/>
+                <w:b w:val="0"/>
+                <w:bCs w:val="0"/>
+                <w:sz w:val="24"/>
+                <w:szCs w:val="24"/>
+                <w:lang w:val="en-US" w:eastAsia="zh-CN"/>
+              </w:rPr>
+              <w:t>，导致边界分割漂移；最后，目前的视觉感知研究多止步于输出像素掩码，缺乏从“视觉语义空间”到“物理航行空间”的有效映射与风险量化机制</w:t>
+            </w:r>
+            <w:r>
+              <w:rPr>
+                <w:rFonts w:hint="eastAsia" w:cs="宋体"/>
+                <w:b w:val="0"/>
+                <w:bCs w:val="0"/>
+                <w:sz w:val="24"/>
+                <w:szCs w:val="24"/>
+                <w:vertAlign w:val="superscript"/>
+                <w:lang w:val="en-US" w:eastAsia="zh-CN"/>
+              </w:rPr>
+              <w:t>[33]</w:t>
+            </w:r>
+            <w:r>
+              <w:rPr>
+                <w:rFonts w:hint="eastAsia" w:ascii="Times New Roman" w:hAnsi="Times New Roman" w:eastAsia="宋体" w:cs="宋体"/>
+                <w:b w:val="0"/>
+                <w:bCs w:val="0"/>
+                <w:sz w:val="24"/>
+                <w:szCs w:val="24"/>
+                <w:lang w:val="en-US" w:eastAsia="zh-CN"/>
+              </w:rPr>
+              <w:t>，难以直接为船舶的避碰决策提供结构化的态势支撑。针对以上挑战，本课题将致力于开发基于改进视觉状态空间模型</w:t>
+            </w:r>
+            <w:r>
+              <w:rPr>
+                <w:rFonts w:hint="eastAsia" w:cs="宋体"/>
+                <w:b w:val="0"/>
+                <w:bCs w:val="0"/>
+                <w:sz w:val="24"/>
+                <w:szCs w:val="24"/>
+                <w:vertAlign w:val="superscript"/>
+                <w:lang w:val="en-US" w:eastAsia="zh-CN"/>
+              </w:rPr>
+              <w:t>[6]</w:t>
+            </w:r>
+            <w:r>
+              <w:rPr>
+                <w:rFonts w:hint="eastAsia" w:ascii="Times New Roman" w:hAnsi="Times New Roman" w:eastAsia="宋体" w:cs="宋体"/>
+                <w:b w:val="0"/>
+                <w:bCs w:val="0"/>
+                <w:sz w:val="24"/>
+                <w:szCs w:val="24"/>
+                <w:lang w:val="en-US" w:eastAsia="zh-CN"/>
+              </w:rPr>
+              <w:t>的鲁棒感知算法，并构建物理驱动的数据增强与碰撞风险预警体系，以提升船舶在雾航场景下的全天候感知能力与航行安全性。</w:t>
             </w:r>
           </w:p>
           <w:p>
@@ -12376,8 +12952,8 @@
               <w:jc w:val="both"/>
               <w:rPr>
                 <w:rFonts w:hint="eastAsia" w:ascii="宋体" w:hAnsi="宋体" w:eastAsia="宋体" w:cs="宋体"/>
-                <w:b w:val="0"/>
-                <w:bCs w:val="0"/>
+                <w:b/>
+                <w:bCs/>
                 <w:sz w:val="24"/>
                 <w:szCs w:val="24"/>
                 <w:highlight w:val="none"/>
@@ -12387,8 +12963,8 @@
             <w:r>
               <w:rPr>
                 <w:rFonts w:hint="eastAsia" w:ascii="宋体" w:hAnsi="宋体" w:eastAsia="宋体" w:cs="宋体"/>
-                <w:b w:val="0"/>
-                <w:bCs w:val="0"/>
+                <w:b/>
+                <w:bCs/>
                 <w:sz w:val="24"/>
                 <w:szCs w:val="24"/>
                 <w:highlight w:val="none"/>
@@ -12396,9 +12972,33 @@
               </w:rPr>
               <w:t>构建物理驱动的雾天海事仿真数据生成方法</w:t>
             </w:r>
-            <w:r>
-              <w:rPr>
-                <w:rFonts w:hint="eastAsia" w:ascii="宋体" w:hAnsi="宋体" w:cs="宋体"/>
+          </w:p>
+          <w:p>
+            <w:pPr>
+              <w:keepNext w:val="0"/>
+              <w:keepLines w:val="0"/>
+              <w:pageBreakBefore w:val="0"/>
+              <w:widowControl w:val="0"/>
+              <w:numPr>
+                <w:ilvl w:val="0"/>
+                <w:numId w:val="0"/>
+              </w:numPr>
+              <w:suppressLineNumbers w:val="0"/>
+              <w:kinsoku/>
+              <w:wordWrap/>
+              <w:overflowPunct/>
+              <w:topLinePunct w:val="0"/>
+              <w:autoSpaceDE/>
+              <w:autoSpaceDN/>
+              <w:bidi w:val="0"/>
+              <w:adjustRightInd/>
+              <w:snapToGrid/>
+              <w:spacing w:before="156" w:beforeAutospacing="0" w:after="0" w:afterAutospacing="0"/>
+              <w:ind w:left="0" w:leftChars="0" w:right="0" w:rightChars="0" w:firstLine="480" w:firstLineChars="200"/>
+              <w:jc w:val="both"/>
+              <w:textAlignment w:val="auto"/>
+              <w:rPr>
+                <w:rFonts w:hint="eastAsia" w:ascii="宋体" w:hAnsi="宋体" w:eastAsia="宋体" w:cs="宋体"/>
                 <w:b w:val="0"/>
                 <w:bCs w:val="0"/>
                 <w:sz w:val="24"/>
@@ -12406,8 +13006,7 @@
                 <w:highlight w:val="none"/>
                 <w:lang w:val="en-US" w:eastAsia="zh-CN"/>
               </w:rPr>
-              <w:t>：</w:t>
-            </w:r>
+            </w:pPr>
             <w:r>
               <w:rPr>
                 <w:rFonts w:hint="eastAsia" w:ascii="宋体" w:hAnsi="宋体" w:eastAsia="宋体" w:cs="宋体"/>
@@ -12436,8 +13035,8 @@
               <w:jc w:val="both"/>
               <w:rPr>
                 <w:rFonts w:hint="eastAsia" w:ascii="宋体" w:hAnsi="宋体" w:eastAsia="宋体" w:cs="宋体"/>
-                <w:b w:val="0"/>
-                <w:bCs w:val="0"/>
+                <w:b/>
+                <w:bCs/>
                 <w:sz w:val="24"/>
                 <w:szCs w:val="24"/>
                 <w:highlight w:val="none"/>
@@ -12446,15 +13045,74 @@
             </w:pPr>
             <w:r>
               <w:rPr>
+                <w:rFonts w:hint="eastAsia" w:ascii="宋体" w:hAnsi="宋体" w:cs="宋体"/>
+                <w:b/>
+                <w:bCs/>
+                <w:sz w:val="24"/>
+                <w:szCs w:val="24"/>
+                <w:highlight w:val="none"/>
+                <w:lang w:val="en-US" w:eastAsia="zh-CN"/>
+              </w:rPr>
+              <w:t>设计并实现</w:t>
+            </w:r>
+            <w:r>
+              <w:rPr>
                 <w:rFonts w:hint="eastAsia" w:ascii="宋体" w:hAnsi="宋体" w:eastAsia="宋体" w:cs="宋体"/>
-                <w:b w:val="0"/>
-                <w:bCs w:val="0"/>
+                <w:b/>
+                <w:bCs/>
                 <w:sz w:val="24"/>
                 <w:szCs w:val="24"/>
                 <w:highlight w:val="none"/>
                 <w:lang w:val="en-US" w:eastAsia="zh-CN"/>
               </w:rPr>
-              <w:t>实现基于改进视觉状态空间模型的雾航语义分割方法</w:t>
+              <w:t>基于改进视觉状态空间模型的雾航语义分割方法</w:t>
+            </w:r>
+          </w:p>
+          <w:p>
+            <w:pPr>
+              <w:keepNext w:val="0"/>
+              <w:keepLines w:val="0"/>
+              <w:pageBreakBefore w:val="0"/>
+              <w:widowControl w:val="0"/>
+              <w:numPr>
+                <w:ilvl w:val="0"/>
+                <w:numId w:val="0"/>
+              </w:numPr>
+              <w:suppressLineNumbers w:val="0"/>
+              <w:kinsoku/>
+              <w:wordWrap/>
+              <w:overflowPunct/>
+              <w:topLinePunct w:val="0"/>
+              <w:autoSpaceDE/>
+              <w:autoSpaceDN/>
+              <w:bidi w:val="0"/>
+              <w:adjustRightInd/>
+              <w:snapToGrid/>
+              <w:spacing w:before="156" w:beforeAutospacing="0" w:after="0" w:afterAutospacing="0"/>
+              <w:ind w:left="0" w:leftChars="0" w:right="0" w:rightChars="0" w:firstLine="480" w:firstLineChars="200"/>
+              <w:jc w:val="both"/>
+              <w:textAlignment w:val="auto"/>
+              <w:rPr>
+                <w:rFonts w:hint="eastAsia" w:ascii="宋体" w:hAnsi="宋体" w:eastAsia="宋体" w:cs="宋体"/>
+                <w:b w:val="0"/>
+                <w:bCs w:val="0"/>
+                <w:sz w:val="24"/>
+                <w:szCs w:val="24"/>
+                <w:highlight w:val="none"/>
+                <w:lang w:val="en-US" w:eastAsia="zh-CN"/>
+              </w:rPr>
+            </w:pPr>
+            <w:r>
+              <w:rPr>
+                <w:rFonts w:hint="eastAsia" w:ascii="宋体" w:hAnsi="宋体" w:eastAsia="宋体" w:cs="宋体"/>
+                <w:b w:val="0"/>
+                <w:bCs w:val="0"/>
+                <w:sz w:val="24"/>
+                <w:szCs w:val="24"/>
+                <w:highlight w:val="none"/>
+                <w:lang w:val="en-US" w:eastAsia="zh-CN"/>
+              </w:rPr>
+              <w:t>基于视觉状态空间模型构建高效语义分割架构，</w:t>
             </w:r>
             <w:r>
               <w:rPr>
@@ -12466,7 +13124,19 @@
                 <w:highlight w:val="none"/>
                 <w:lang w:val="en-US" w:eastAsia="zh-CN"/>
               </w:rPr>
-              <w:t>：基于视觉状态空间模型构建高效语义分割架构，引入多尺度水平感知融合模块与雾气特征矫正机制，有效捕捉海事图像中跨越全图的长距离几何依赖关系与全局上下文信息，解决雾航场景下视觉特征退化、海天线几何结构模糊及模糊边界下微小障碍物分割精度不足的问题，实现雾天环境下海事障碍物的高精度语义提取。</w:t>
+              <w:t>设计</w:t>
+            </w:r>
+            <w:r>
+              <w:rPr>
+                <w:rFonts w:hint="eastAsia" w:ascii="宋体" w:hAnsi="宋体" w:eastAsia="宋体" w:cs="宋体"/>
+                <w:b w:val="0"/>
+                <w:bCs w:val="0"/>
+                <w:sz w:val="24"/>
+                <w:szCs w:val="24"/>
+                <w:highlight w:val="none"/>
+                <w:lang w:val="en-US" w:eastAsia="zh-CN"/>
+              </w:rPr>
+              <w:t>多尺度水平感知融合模块与雾气特征矫正机制，有效捕捉海事图像中跨越全图的长距离几何依赖关系与全局上下文信息，解决雾航场景下视觉特征退化、海天线几何结构模糊及模糊边界下微小障碍物分割精度不足的问题，实现雾天环境下海事障碍物的高精度语义提取。</w:t>
             </w:r>
           </w:p>
           <w:p>
@@ -12484,8 +13154,8 @@
               <w:jc w:val="both"/>
               <w:rPr>
                 <w:rFonts w:hint="default" w:ascii="宋体" w:hAnsi="宋体" w:eastAsia="宋体" w:cs="宋体"/>
-                <w:b w:val="0"/>
-                <w:bCs w:val="0"/>
+                <w:b/>
+                <w:bCs/>
                 <w:sz w:val="24"/>
                 <w:szCs w:val="24"/>
                 <w:lang w:val="en-US" w:eastAsia="zh-CN"/>
@@ -12494,8 +13164,8 @@
             <w:r>
               <w:rPr>
                 <w:rFonts w:hint="eastAsia" w:ascii="宋体" w:hAnsi="宋体" w:cs="宋体"/>
-                <w:b w:val="0"/>
-                <w:bCs w:val="0"/>
+                <w:b/>
+                <w:bCs/>
                 <w:sz w:val="24"/>
                 <w:szCs w:val="24"/>
                 <w:lang w:val="en-US" w:eastAsia="zh-CN"/>
@@ -12505,32 +13175,79 @@
             <w:r>
               <w:rPr>
                 <w:rFonts w:hint="eastAsia" w:ascii="宋体" w:hAnsi="宋体" w:eastAsia="宋体" w:cs="宋体"/>
-                <w:b w:val="0"/>
-                <w:bCs w:val="0"/>
-                <w:sz w:val="24"/>
-                <w:szCs w:val="24"/>
-                <w:lang w:val="en-US" w:eastAsia="zh-CN"/>
-              </w:rPr>
-              <w:t>基于视觉语义映射的船舶碰撞风险预警系统</w:t>
+                <w:b/>
+                <w:bCs/>
+                <w:sz w:val="24"/>
+                <w:szCs w:val="24"/>
+                <w:lang w:val="en-US" w:eastAsia="zh-CN"/>
+              </w:rPr>
+              <w:t>基于视觉语义映射的船舶航行态势构建</w:t>
             </w:r>
             <w:r>
               <w:rPr>
                 <w:rFonts w:hint="eastAsia" w:ascii="宋体" w:hAnsi="宋体" w:cs="宋体"/>
-                <w:b w:val="0"/>
-                <w:bCs w:val="0"/>
-                <w:sz w:val="24"/>
-                <w:szCs w:val="24"/>
-                <w:lang w:val="en-US" w:eastAsia="zh-CN"/>
-              </w:rPr>
-              <w:t>：</w:t>
+                <w:b/>
+                <w:bCs/>
+                <w:sz w:val="24"/>
+                <w:szCs w:val="24"/>
+                <w:lang w:val="en-US" w:eastAsia="zh-CN"/>
+              </w:rPr>
+              <w:t>与</w:t>
             </w:r>
             <w:r>
               <w:rPr>
                 <w:rFonts w:hint="eastAsia" w:ascii="宋体" w:hAnsi="宋体" w:eastAsia="宋体" w:cs="宋体"/>
-                <w:b w:val="0"/>
-                <w:bCs w:val="0"/>
-                <w:sz w:val="24"/>
-                <w:szCs w:val="24"/>
+                <w:b/>
+                <w:bCs/>
+                <w:sz w:val="24"/>
+                <w:szCs w:val="24"/>
+                <w:lang w:val="en-US" w:eastAsia="zh-CN"/>
+              </w:rPr>
+              <w:t>船舶碰撞风险预警系统</w:t>
+            </w:r>
+          </w:p>
+          <w:p>
+            <w:pPr>
+              <w:keepNext w:val="0"/>
+              <w:keepLines w:val="0"/>
+              <w:pageBreakBefore w:val="0"/>
+              <w:widowControl w:val="0"/>
+              <w:numPr>
+                <w:ilvl w:val="0"/>
+                <w:numId w:val="0"/>
+              </w:numPr>
+              <w:suppressLineNumbers w:val="0"/>
+              <w:kinsoku/>
+              <w:wordWrap/>
+              <w:overflowPunct/>
+              <w:topLinePunct w:val="0"/>
+              <w:autoSpaceDE/>
+              <w:autoSpaceDN/>
+              <w:bidi w:val="0"/>
+              <w:adjustRightInd/>
+              <w:snapToGrid/>
+              <w:spacing w:before="156" w:beforeAutospacing="0" w:after="0" w:afterAutospacing="0"/>
+              <w:ind w:left="0" w:leftChars="0" w:right="0" w:rightChars="0" w:firstLine="480" w:firstLineChars="200"/>
+              <w:jc w:val="both"/>
+              <w:textAlignment w:val="auto"/>
+              <w:rPr>
+                <w:rFonts w:hint="default" w:ascii="宋体" w:hAnsi="宋体" w:eastAsia="宋体" w:cs="宋体"/>
+                <w:b w:val="0"/>
+                <w:bCs w:val="0"/>
+                <w:sz w:val="24"/>
+                <w:szCs w:val="24"/>
+                <w:highlight w:val="none"/>
+                <w:lang w:val="en-US" w:eastAsia="zh-CN"/>
+              </w:rPr>
+            </w:pPr>
+            <w:r>
+              <w:rPr>
+                <w:rFonts w:hint="eastAsia" w:ascii="宋体" w:hAnsi="宋体" w:eastAsia="宋体" w:cs="宋体"/>
+                <w:b w:val="0"/>
+                <w:bCs w:val="0"/>
+                <w:sz w:val="24"/>
+                <w:szCs w:val="24"/>
+                <w:highlight w:val="none"/>
                 <w:lang w:val="en-US" w:eastAsia="zh-CN"/>
               </w:rPr>
               <w:t>基于视觉语义感知结果，研究融合单目空间映射与动态电子围栏技术的船舶碰撞风险预警方法。构建从二维像素空间到物理航行空间的高精度映射模型，实现低能见度下目标距离解算与风险量化评估，设计并实现集成雾天图像实时语义解析、鸟瞰态势可视化及主动碰撞预警功能的船舶视觉感知与预警系统。</w:t>
@@ -12596,8 +13313,8 @@
               <w:textAlignment w:val="auto"/>
               <w:rPr>
                 <w:rFonts w:hint="eastAsia" w:ascii="宋体" w:hAnsi="宋体" w:eastAsia="宋体" w:cs="宋体"/>
-                <w:b w:val="0"/>
-                <w:bCs w:val="0"/>
+                <w:b/>
+                <w:bCs/>
                 <w:sz w:val="24"/>
                 <w:szCs w:val="24"/>
                 <w:lang w:val="en-US" w:eastAsia="zh-CN"/>
@@ -12606,24 +13323,60 @@
             <w:r>
               <w:rPr>
                 <w:rFonts w:hint="eastAsia" w:ascii="宋体" w:hAnsi="宋体" w:eastAsia="宋体" w:cs="宋体"/>
-                <w:b w:val="0"/>
-                <w:bCs w:val="0"/>
+                <w:b/>
+                <w:bCs/>
                 <w:sz w:val="24"/>
                 <w:szCs w:val="24"/>
                 <w:lang w:val="en-US" w:eastAsia="zh-CN"/>
               </w:rPr>
               <w:t>研究基于物理驱动与深度先验的雾天海事数据增强与构建方法</w:t>
             </w:r>
-            <w:r>
-              <w:rPr>
-                <w:rFonts w:hint="eastAsia" w:ascii="宋体" w:hAnsi="宋体" w:cs="宋体"/>
-                <w:b w:val="0"/>
-                <w:bCs w:val="0"/>
-                <w:sz w:val="24"/>
-                <w:szCs w:val="24"/>
-                <w:lang w:val="en-US" w:eastAsia="zh-CN"/>
-              </w:rPr>
-              <w:t>：针对真实恶劣海况下高质量标注数据匮乏的现状，本研究将构建一套物理驱动的雾天海事场景仿真方法。利用先进的单目深度估计网络提取清晰海事图像的场景深度先验，结合大气散射物理模型模拟真实光路衰减与背景光分布。通过动态调节散射系数生成覆盖从轻雾到浓雾多浓度梯度的仿真图像序列，并建立与原始语义标签的精准对应关系，最终构建具有物理一致性的雾航海事数据集，为深度学习模型的训练提供高质量数据支撑。</w:t>
+          </w:p>
+          <w:p>
+            <w:pPr>
+              <w:keepNext w:val="0"/>
+              <w:keepLines w:val="0"/>
+              <w:pageBreakBefore w:val="0"/>
+              <w:widowControl w:val="0"/>
+              <w:numPr>
+                <w:ilvl w:val="0"/>
+                <w:numId w:val="0"/>
+              </w:numPr>
+              <w:suppressLineNumbers w:val="0"/>
+              <w:kinsoku/>
+              <w:wordWrap/>
+              <w:overflowPunct/>
+              <w:topLinePunct w:val="0"/>
+              <w:autoSpaceDE/>
+              <w:autoSpaceDN/>
+              <w:bidi w:val="0"/>
+              <w:adjustRightInd/>
+              <w:snapToGrid/>
+              <w:spacing w:before="156" w:beforeAutospacing="0" w:after="0" w:afterAutospacing="0"/>
+              <w:ind w:left="0" w:leftChars="0" w:right="0" w:rightChars="0" w:firstLine="480" w:firstLineChars="200"/>
+              <w:jc w:val="both"/>
+              <w:textAlignment w:val="auto"/>
+              <w:rPr>
+                <w:rFonts w:hint="eastAsia" w:ascii="宋体" w:hAnsi="宋体" w:eastAsia="宋体" w:cs="宋体"/>
+                <w:b w:val="0"/>
+                <w:bCs w:val="0"/>
+                <w:sz w:val="24"/>
+                <w:szCs w:val="24"/>
+                <w:highlight w:val="none"/>
+                <w:lang w:val="en-US" w:eastAsia="zh-CN"/>
+              </w:rPr>
+            </w:pPr>
+            <w:r>
+              <w:rPr>
+                <w:rFonts w:hint="eastAsia" w:ascii="宋体" w:hAnsi="宋体" w:eastAsia="宋体" w:cs="宋体"/>
+                <w:b w:val="0"/>
+                <w:bCs w:val="0"/>
+                <w:sz w:val="24"/>
+                <w:szCs w:val="24"/>
+                <w:highlight w:val="none"/>
+                <w:lang w:val="en-US" w:eastAsia="zh-CN"/>
+              </w:rPr>
+              <w:t>针对真实恶劣海况下高质量标注数据匮乏的现状，本研究将构建一套物理驱动的雾天海事场景仿真方法。利用先进的单目深度估计网络提取清晰海事图像的场景深度先验，结合大气散射物理模型模拟真实光路衰减与背景光分布。通过动态调节散射系数生成覆盖从轻雾到浓雾多浓度梯度的仿真图像序列，并建立与原始语义标签的精准对应关系，最终构建具有物理一致性的雾航海事数据集，为深度学习模型的训练提供高质量数据支撑。</w:t>
             </w:r>
           </w:p>
           <w:p>
@@ -12641,8 +13394,8 @@
               <w:jc w:val="both"/>
               <w:rPr>
                 <w:rFonts w:hint="eastAsia" w:ascii="宋体" w:hAnsi="宋体" w:eastAsia="宋体" w:cs="宋体"/>
-                <w:b w:val="0"/>
-                <w:bCs w:val="0"/>
+                <w:b/>
+                <w:bCs/>
                 <w:sz w:val="24"/>
                 <w:szCs w:val="24"/>
                 <w:lang w:val="en-US" w:eastAsia="zh-CN"/>
@@ -12651,24 +13404,60 @@
             <w:r>
               <w:rPr>
                 <w:rFonts w:hint="eastAsia" w:ascii="宋体" w:hAnsi="宋体" w:eastAsia="宋体" w:cs="宋体"/>
-                <w:b w:val="0"/>
-                <w:bCs w:val="0"/>
+                <w:b/>
+                <w:bCs/>
                 <w:sz w:val="24"/>
                 <w:szCs w:val="24"/>
                 <w:lang w:val="en-US" w:eastAsia="zh-CN"/>
               </w:rPr>
               <w:t>研究基于改进视觉状态空间模型的雾航海事图像语义分割方法</w:t>
             </w:r>
-            <w:r>
-              <w:rPr>
-                <w:rFonts w:hint="eastAsia" w:ascii="宋体" w:hAnsi="宋体" w:cs="宋体"/>
-                <w:b w:val="0"/>
-                <w:bCs w:val="0"/>
-                <w:sz w:val="24"/>
-                <w:szCs w:val="24"/>
-                <w:lang w:val="en-US" w:eastAsia="zh-CN"/>
-              </w:rPr>
-              <w:t>：针对雾航场景下视觉特征退化与传统卷积网络感受野受限的问题，本研究将构建基于改进视觉状态空间模型的高效语义分割网络。以视觉状态空间模型为骨干架构，在编码器阶段引入局部注意力机制（Neighborhood Attention, Natten），构建局部注意力与状态空间融合模块（LASS Block），并以此为基础堆叠形成 LAMNet Block。该架构将局部窗口自注意力与二维选择性扫描机制（SS2D）深度结合，既保留了线性计算复杂度的优势以捕捉长距离跨图依赖，又弥补了纯 SSM 模型在局部精细纹理感知上的不足。在此基础上，设计多尺度水平感知融合模块以增强海天线等水平几何结构的特征表达，并引入雾气特征矫正机制，基于二阶统计量自适应抑制雾气噪声，从而实现对低对比度环境下微小障碍物及模糊边界的高精度语义解析。</w:t>
+          </w:p>
+          <w:p>
+            <w:pPr>
+              <w:keepNext w:val="0"/>
+              <w:keepLines w:val="0"/>
+              <w:pageBreakBefore w:val="0"/>
+              <w:widowControl w:val="0"/>
+              <w:numPr>
+                <w:ilvl w:val="0"/>
+                <w:numId w:val="0"/>
+              </w:numPr>
+              <w:suppressLineNumbers w:val="0"/>
+              <w:kinsoku/>
+              <w:wordWrap/>
+              <w:overflowPunct/>
+              <w:topLinePunct w:val="0"/>
+              <w:autoSpaceDE/>
+              <w:autoSpaceDN/>
+              <w:bidi w:val="0"/>
+              <w:adjustRightInd/>
+              <w:snapToGrid/>
+              <w:spacing w:before="156" w:beforeAutospacing="0" w:after="0" w:afterAutospacing="0"/>
+              <w:ind w:left="0" w:leftChars="0" w:right="0" w:rightChars="0" w:firstLine="480" w:firstLineChars="200"/>
+              <w:jc w:val="both"/>
+              <w:textAlignment w:val="auto"/>
+              <w:rPr>
+                <w:rFonts w:hint="eastAsia" w:ascii="宋体" w:hAnsi="宋体" w:eastAsia="宋体" w:cs="宋体"/>
+                <w:b w:val="0"/>
+                <w:bCs w:val="0"/>
+                <w:sz w:val="24"/>
+                <w:szCs w:val="24"/>
+                <w:highlight w:val="none"/>
+                <w:lang w:val="en-US" w:eastAsia="zh-CN"/>
+              </w:rPr>
+            </w:pPr>
+            <w:r>
+              <w:rPr>
+                <w:rFonts w:hint="eastAsia" w:ascii="宋体" w:hAnsi="宋体" w:eastAsia="宋体" w:cs="宋体"/>
+                <w:b w:val="0"/>
+                <w:bCs w:val="0"/>
+                <w:sz w:val="24"/>
+                <w:szCs w:val="24"/>
+                <w:highlight w:val="none"/>
+                <w:lang w:val="en-US" w:eastAsia="zh-CN"/>
+              </w:rPr>
+              <w:t>针对雾航场景下视觉特征退化与传统卷积网络感受野受限的问题，本研究将构建基于改进视觉状态空间模型的高效语义分割网络。以视觉状态空间模型为骨干架构，在编码器阶段引入局部注意力机制（Neighborhood Attention, Natten），构建局部注意力与状态空间融合模块（LASS Block），并以此为基础堆叠形成 LAMNet Block。该架构将局部窗口自注意力与二维选择性扫描机制（SS2D）深度结合，既保留了线性计算复杂度的优势以捕捉长距离跨图依赖，又弥补了纯 SSM 模型在局部精细纹理感知上的不足。在此基础上，设计多尺度水平感知融合模块以增强海天线等水平几何结构的特征表达，并引入雾气特征矫正机制，基于二阶统计量自适应抑制雾气噪声，从而实现对低对比度环境下微小障碍物及模糊边界的高精度语义解析。</w:t>
             </w:r>
           </w:p>
           <w:p>
@@ -12686,8 +13475,8 @@
               <w:jc w:val="both"/>
               <w:rPr>
                 <w:rFonts w:hint="eastAsia" w:ascii="宋体" w:hAnsi="宋体" w:eastAsia="宋体" w:cs="宋体"/>
-                <w:b w:val="0"/>
-                <w:bCs w:val="0"/>
+                <w:b/>
+                <w:bCs/>
                 <w:sz w:val="24"/>
                 <w:szCs w:val="24"/>
                 <w:lang w:val="en-US" w:eastAsia="zh-CN"/>
@@ -12696,36 +13485,96 @@
             <w:r>
               <w:rPr>
                 <w:rFonts w:hint="eastAsia" w:ascii="宋体" w:hAnsi="宋体" w:eastAsia="宋体" w:cs="宋体"/>
-                <w:b w:val="0"/>
-                <w:bCs w:val="0"/>
-                <w:sz w:val="24"/>
-                <w:szCs w:val="24"/>
-                <w:lang w:val="en-US" w:eastAsia="zh-CN"/>
-              </w:rPr>
-              <w:t>研究基于视觉语义映射的船舶航行态势构建与碰撞风险预警方法</w:t>
+                <w:b/>
+                <w:bCs/>
+                <w:sz w:val="24"/>
+                <w:szCs w:val="24"/>
+                <w:lang w:val="en-US" w:eastAsia="zh-CN"/>
+              </w:rPr>
+              <w:t>研究基于视觉语义映射的船舶航行态势构建</w:t>
+            </w:r>
+            <w:r>
+              <w:rPr>
+                <w:rFonts w:hint="eastAsia" w:ascii="宋体" w:hAnsi="宋体" w:eastAsia="宋体" w:cs="宋体"/>
+                <w:b/>
+                <w:bCs/>
+                <w:sz w:val="24"/>
+                <w:szCs w:val="24"/>
+                <w:highlight w:val="none"/>
+                <w:lang w:val="en-US" w:eastAsia="zh-CN"/>
+              </w:rPr>
+              <w:t>与碰撞风险预警</w:t>
             </w:r>
             <w:r>
               <w:rPr>
                 <w:rFonts w:hint="eastAsia" w:ascii="宋体" w:hAnsi="宋体" w:cs="宋体"/>
-                <w:b w:val="0"/>
-                <w:bCs w:val="0"/>
-                <w:sz w:val="24"/>
-                <w:szCs w:val="24"/>
-                <w:lang w:val="en-US" w:eastAsia="zh-CN"/>
-              </w:rPr>
-              <w:t>：基于高精度的视觉语义分割结果，本研究将构建从二维图像像素空间到三维物理航行空间的映射框架，实现碰撞风险的实时量化评估。利用海平面平坦假设建立单目视觉测距模型，将障碍物语义边界解算为物理距离与方位信息。结合船舶运动学参数设计动态电子围栏与量化评估算法。突破传统单一静态距离报警的局限性，本研究将引入航海避碰经典的最近会遇距离（DCPA，Distance to Closest Point of Approach）与至最近会遇距离时间（TCPA，Time to Closest Point of Approach）指标。利用单目测距结果结合本船航向、航速，动态解算非合作目标的相对运动矢量，构建融合‘空间距离-时间裕度’的二维动态电子围栏边界。根据解算出的碰撞危险度，将态势重构为安全、警戒与高危区域，最终集成鸟瞰视角（BEV）态势重构技术，直观展示船舶周边空间拓扑关系，提供分级碰撞预警支持。</w:t>
-            </w:r>
-          </w:p>
-          <w:p>
-            <w:pPr>
-              <w:keepNext w:val="0"/>
-              <w:keepLines w:val="0"/>
+                <w:b/>
+                <w:bCs/>
+                <w:sz w:val="24"/>
+                <w:szCs w:val="24"/>
+                <w:highlight w:val="none"/>
+                <w:lang w:val="en-US" w:eastAsia="zh-CN"/>
+              </w:rPr>
+              <w:t>系统</w:t>
+            </w:r>
+          </w:p>
+          <w:p>
+            <w:pPr>
+              <w:keepNext w:val="0"/>
+              <w:keepLines w:val="0"/>
+              <w:pageBreakBefore w:val="0"/>
               <w:widowControl w:val="0"/>
               <w:numPr>
                 <w:ilvl w:val="0"/>
                 <w:numId w:val="0"/>
               </w:numPr>
               <w:suppressLineNumbers w:val="0"/>
+              <w:kinsoku/>
+              <w:wordWrap/>
+              <w:overflowPunct/>
+              <w:topLinePunct w:val="0"/>
+              <w:autoSpaceDE/>
+              <w:autoSpaceDN/>
+              <w:bidi w:val="0"/>
+              <w:adjustRightInd/>
+              <w:snapToGrid/>
+              <w:spacing w:before="156" w:beforeAutospacing="0" w:after="0" w:afterAutospacing="0"/>
+              <w:ind w:left="0" w:leftChars="0" w:right="0" w:rightChars="0" w:firstLine="480" w:firstLineChars="200"/>
+              <w:jc w:val="both"/>
+              <w:textAlignment w:val="auto"/>
+              <w:rPr>
+                <w:rFonts w:hint="eastAsia" w:ascii="宋体" w:hAnsi="宋体" w:eastAsia="宋体" w:cs="宋体"/>
+                <w:b w:val="0"/>
+                <w:bCs w:val="0"/>
+                <w:sz w:val="24"/>
+                <w:szCs w:val="24"/>
+                <w:highlight w:val="none"/>
+                <w:lang w:val="en-US" w:eastAsia="zh-CN"/>
+              </w:rPr>
+            </w:pPr>
+            <w:r>
+              <w:rPr>
+                <w:rFonts w:hint="eastAsia" w:ascii="宋体" w:hAnsi="宋体" w:eastAsia="宋体" w:cs="宋体"/>
+                <w:b w:val="0"/>
+                <w:bCs w:val="0"/>
+                <w:sz w:val="24"/>
+                <w:szCs w:val="24"/>
+                <w:highlight w:val="none"/>
+                <w:lang w:val="en-US" w:eastAsia="zh-CN"/>
+              </w:rPr>
+              <w:t>基于高精度的视觉语义分割结果，本研究将构建从二维图像像素空间到三维物理航行空间的映射框架，实现碰撞风险的实时量化评估。利用海平面平坦假设建立单目视觉测距模型，将障碍物语义边界解算为物理距离与方位信息。结合船舶运动学参数设计动态电子围栏与量化评估算法。突破传统单一静态距离报警的局限性，本研究将引入航海避碰经典的最近会遇距离（DCPA，Distance to Closest Point of Approach）与至最近会遇距离时间（TCPA，Time to Closest Point of Approach）指标。利用单目测距结果结合本船航向、航速，动态解算非合作目标的相对运动矢量，构建融合‘空间距离-时间裕度’的二维动态电子围栏边界。根据解算出的碰撞危险度，将态势重构为安全、警戒与高危区域，最终集成鸟瞰视角（BEV）态势重构技术，直观展示船舶周边空间拓扑关系，提供分级碰撞预警支持。</w:t>
+            </w:r>
+          </w:p>
+          <w:p>
+            <w:pPr>
+              <w:keepNext w:val="0"/>
+              <w:keepLines w:val="0"/>
+              <w:widowControl w:val="0"/>
+              <w:numPr>
+                <w:ilvl w:val="0"/>
+                <w:numId w:val="0"/>
+              </w:numPr>
+              <w:suppressLineNumbers w:val="0"/>
               <w:spacing w:before="156" w:beforeAutospacing="0" w:after="0" w:afterAutospacing="0"/>
               <w:ind w:left="0" w:right="0"/>
               <w:jc w:val="both"/>
@@ -12765,8 +13614,8 @@
               <w:jc w:val="both"/>
               <w:rPr>
                 <w:rFonts w:hint="eastAsia" w:ascii="宋体" w:hAnsi="宋体" w:eastAsia="宋体" w:cs="宋体"/>
-                <w:b w:val="0"/>
-                <w:bCs w:val="0"/>
+                <w:b/>
+                <w:bCs/>
                 <w:sz w:val="24"/>
                 <w:szCs w:val="24"/>
                 <w:lang w:val="en-US" w:eastAsia="zh-CN"/>
@@ -12775,24 +13624,60 @@
             <w:r>
               <w:rPr>
                 <w:rFonts w:hint="eastAsia" w:ascii="宋体" w:hAnsi="宋体" w:eastAsia="宋体" w:cs="宋体"/>
-                <w:b w:val="0"/>
-                <w:bCs w:val="0"/>
+                <w:b/>
+                <w:bCs/>
                 <w:sz w:val="24"/>
                 <w:szCs w:val="24"/>
                 <w:lang w:val="en-US" w:eastAsia="zh-CN"/>
               </w:rPr>
               <w:t>解决真实恶劣海况训练数据稀缺导致的深度学习模型域适应与泛化难题</w:t>
             </w:r>
-            <w:r>
-              <w:rPr>
-                <w:rFonts w:hint="eastAsia" w:ascii="宋体" w:hAnsi="宋体" w:cs="宋体"/>
-                <w:b w:val="0"/>
-                <w:bCs w:val="0"/>
-                <w:sz w:val="24"/>
-                <w:szCs w:val="24"/>
-                <w:lang w:val="en-US" w:eastAsia="zh-CN"/>
-              </w:rPr>
-              <w:t>：现有的公开海事数据集多集中于晴朗天气，直接用于雾天场景会导致严重的域偏移与性能下降。本研究需突破单一晴天数据的限制，通过物理仿真生成的逼真雾航数据弥补样本短板，并探索有效的训练策略以缩小合成数据与真实雾天图像之间的分布差异，确保模型在真实复杂气象条件下依然具备稳健的特征提取能力与泛化性能，解决“模型虽好但在真实雾天失效”的工程落地难题。</w:t>
+          </w:p>
+          <w:p>
+            <w:pPr>
+              <w:keepNext w:val="0"/>
+              <w:keepLines w:val="0"/>
+              <w:pageBreakBefore w:val="0"/>
+              <w:widowControl w:val="0"/>
+              <w:numPr>
+                <w:ilvl w:val="0"/>
+                <w:numId w:val="0"/>
+              </w:numPr>
+              <w:suppressLineNumbers w:val="0"/>
+              <w:kinsoku/>
+              <w:wordWrap/>
+              <w:overflowPunct/>
+              <w:topLinePunct w:val="0"/>
+              <w:autoSpaceDE/>
+              <w:autoSpaceDN/>
+              <w:bidi w:val="0"/>
+              <w:adjustRightInd/>
+              <w:snapToGrid/>
+              <w:spacing w:before="156" w:beforeAutospacing="0" w:after="0" w:afterAutospacing="0"/>
+              <w:ind w:left="0" w:leftChars="0" w:right="0" w:rightChars="0" w:firstLine="480" w:firstLineChars="200"/>
+              <w:jc w:val="both"/>
+              <w:textAlignment w:val="auto"/>
+              <w:rPr>
+                <w:rFonts w:hint="eastAsia" w:ascii="宋体" w:hAnsi="宋体" w:eastAsia="宋体" w:cs="宋体"/>
+                <w:b w:val="0"/>
+                <w:bCs w:val="0"/>
+                <w:sz w:val="24"/>
+                <w:szCs w:val="24"/>
+                <w:highlight w:val="none"/>
+                <w:lang w:val="en-US" w:eastAsia="zh-CN"/>
+              </w:rPr>
+            </w:pPr>
+            <w:r>
+              <w:rPr>
+                <w:rFonts w:hint="eastAsia" w:ascii="宋体" w:hAnsi="宋体" w:eastAsia="宋体" w:cs="宋体"/>
+                <w:b w:val="0"/>
+                <w:bCs w:val="0"/>
+                <w:sz w:val="24"/>
+                <w:szCs w:val="24"/>
+                <w:highlight w:val="none"/>
+                <w:lang w:val="en-US" w:eastAsia="zh-CN"/>
+              </w:rPr>
+              <w:t>现有的公开海事数据集多集中于晴朗天气，直接用于雾天场景会导致严重的域偏移与性能下降。本研究需突破单一晴天数据的限制，通过物理仿真生成的逼真雾航数据弥补样本短板，并探索有效的训练策略以缩小合成数据与真实雾天图像之间的分布差异，确保模型在真实复杂气象条件下依然具备稳健的特征提取能力与泛化性能，解决“模型虽好但在真实雾天失效”的工程落地难题。</w:t>
             </w:r>
           </w:p>
           <w:p>
@@ -12810,8 +13695,8 @@
               <w:jc w:val="both"/>
               <w:rPr>
                 <w:rFonts w:hint="eastAsia" w:ascii="宋体" w:hAnsi="宋体" w:eastAsia="宋体" w:cs="宋体"/>
-                <w:b w:val="0"/>
-                <w:bCs w:val="0"/>
+                <w:b/>
+                <w:bCs/>
                 <w:sz w:val="24"/>
                 <w:szCs w:val="24"/>
                 <w:lang w:val="en-US" w:eastAsia="zh-CN"/>
@@ -12820,24 +13705,60 @@
             <w:r>
               <w:rPr>
                 <w:rFonts w:hint="eastAsia" w:ascii="宋体" w:hAnsi="宋体" w:eastAsia="宋体" w:cs="宋体"/>
-                <w:b w:val="0"/>
-                <w:bCs w:val="0"/>
+                <w:b/>
+                <w:bCs/>
                 <w:sz w:val="24"/>
                 <w:szCs w:val="24"/>
                 <w:lang w:val="en-US" w:eastAsia="zh-CN"/>
               </w:rPr>
               <w:t>针对雾航场景下视觉特征退化与海天线几何结构模糊的分割精度优化问题</w:t>
             </w:r>
-            <w:r>
-              <w:rPr>
-                <w:rFonts w:hint="eastAsia" w:ascii="宋体" w:hAnsi="宋体" w:cs="宋体"/>
-                <w:b w:val="0"/>
-                <w:bCs w:val="0"/>
-                <w:sz w:val="24"/>
-                <w:szCs w:val="24"/>
-                <w:lang w:val="en-US" w:eastAsia="zh-CN"/>
-              </w:rPr>
-              <w:t>：雾气散射效应导致图像对比度显著降低，高频纹理信息丢失，使得海天交界线与微小障碍物轮廓极易与背景混淆。本研究需解决低信噪比环境下的特征增强难题，通过改进网络架构显式建模全局上下文信息，并针对性地强化水平几何特征与边缘细节，克服模糊边界带来的误分割干扰，实现对关键航行要素的精准像素级分类，保证在能见度极低的情况下系统仍能“看得清、分得准”。</w:t>
+          </w:p>
+          <w:p>
+            <w:pPr>
+              <w:keepNext w:val="0"/>
+              <w:keepLines w:val="0"/>
+              <w:pageBreakBefore w:val="0"/>
+              <w:widowControl w:val="0"/>
+              <w:numPr>
+                <w:ilvl w:val="0"/>
+                <w:numId w:val="0"/>
+              </w:numPr>
+              <w:suppressLineNumbers w:val="0"/>
+              <w:kinsoku/>
+              <w:wordWrap/>
+              <w:overflowPunct/>
+              <w:topLinePunct w:val="0"/>
+              <w:autoSpaceDE/>
+              <w:autoSpaceDN/>
+              <w:bidi w:val="0"/>
+              <w:adjustRightInd/>
+              <w:snapToGrid/>
+              <w:spacing w:before="156" w:beforeAutospacing="0" w:after="0" w:afterAutospacing="0"/>
+              <w:ind w:left="0" w:leftChars="0" w:right="0" w:rightChars="0" w:firstLine="480" w:firstLineChars="200"/>
+              <w:jc w:val="both"/>
+              <w:textAlignment w:val="auto"/>
+              <w:rPr>
+                <w:rFonts w:hint="eastAsia" w:ascii="宋体" w:hAnsi="宋体" w:eastAsia="宋体" w:cs="宋体"/>
+                <w:b w:val="0"/>
+                <w:bCs w:val="0"/>
+                <w:sz w:val="24"/>
+                <w:szCs w:val="24"/>
+                <w:highlight w:val="none"/>
+                <w:lang w:val="en-US" w:eastAsia="zh-CN"/>
+              </w:rPr>
+            </w:pPr>
+            <w:r>
+              <w:rPr>
+                <w:rFonts w:hint="eastAsia" w:ascii="宋体" w:hAnsi="宋体" w:eastAsia="宋体" w:cs="宋体"/>
+                <w:b w:val="0"/>
+                <w:bCs w:val="0"/>
+                <w:sz w:val="24"/>
+                <w:szCs w:val="24"/>
+                <w:highlight w:val="none"/>
+                <w:lang w:val="en-US" w:eastAsia="zh-CN"/>
+              </w:rPr>
+              <w:t>雾气散射效应导致图像对比度显著降低，高频纹理信息丢失，使得海天交界线与微小障碍物轮廓极易与背景混淆。本研究需解决低信噪比环境下的特征增强难题，通过改进网络架构显式建模全局上下文信息，并针对性地强化水平几何特征与边缘细节，克服模糊边界带来的误分割干扰，实现对关键航行要素的精准像素级分类，保证在能见度极低的情况下系统仍能“看得清、分得准”。</w:t>
             </w:r>
           </w:p>
           <w:p>
@@ -12855,8 +13776,8 @@
               <w:jc w:val="both"/>
               <w:rPr>
                 <w:rFonts w:hint="eastAsia" w:ascii="宋体" w:hAnsi="宋体" w:eastAsia="宋体" w:cs="宋体"/>
-                <w:b w:val="0"/>
-                <w:bCs w:val="0"/>
+                <w:b/>
+                <w:bCs/>
                 <w:sz w:val="24"/>
                 <w:szCs w:val="24"/>
                 <w:lang w:val="en-US" w:eastAsia="zh-CN"/>
@@ -12865,62 +13786,98 @@
             <w:r>
               <w:rPr>
                 <w:rFonts w:hint="eastAsia" w:ascii="宋体" w:hAnsi="宋体" w:eastAsia="宋体" w:cs="宋体"/>
-                <w:b w:val="0"/>
-                <w:bCs w:val="0"/>
+                <w:b/>
+                <w:bCs/>
                 <w:sz w:val="24"/>
                 <w:szCs w:val="24"/>
                 <w:lang w:val="en-US" w:eastAsia="zh-CN"/>
               </w:rPr>
               <w:t>突破单目视觉下从二维像素空间到物理航行空间的高精度映射风险量化瓶颈</w:t>
             </w:r>
-            <w:r>
-              <w:rPr>
-                <w:rFonts w:hint="eastAsia" w:ascii="宋体" w:hAnsi="宋体" w:cs="宋体"/>
-                <w:b w:val="0"/>
-                <w:bCs w:val="0"/>
-                <w:sz w:val="24"/>
-                <w:szCs w:val="24"/>
-                <w:lang w:val="en-US" w:eastAsia="zh-CN"/>
-              </w:rPr>
-              <w:t>：单目相机缺乏直接深度感知能力，且雾天模糊边界会导致测距锚点提取不稳定，进而产生较大距离解算误差。本研究需解决像素坐标到物理距离转换过程中的几何歧义性与不确定性问题，并克服传统静态距离阈值预警的局限性，建立融合本船运动状态与障碍物空间分布的动态风险评估模型，实现对航行危局的敏捷识别与准确量化，解决单目视觉“测不准、判不快”的技术瓶颈。</w:t>
-            </w:r>
-          </w:p>
-          <w:p>
-            <w:pPr>
-              <w:keepNext w:val="0"/>
-              <w:keepLines w:val="0"/>
-              <w:numPr>
-                <w:ilvl w:val="0"/>
-                <w:numId w:val="3"/>
-              </w:numPr>
-              <w:suppressLineNumbers w:val="0"/>
-              <w:spacing w:before="156" w:beforeAutospacing="0" w:after="0" w:afterAutospacing="0"/>
-              <w:ind w:left="0" w:leftChars="0" w:right="0" w:firstLine="0" w:firstLineChars="0"/>
-              <w:rPr>
-                <w:rFonts w:hint="eastAsia" w:ascii="仿宋" w:hAnsi="仿宋" w:eastAsia="仿宋" w:cs="Times New Roman"/>
-                <w:sz w:val="24"/>
-                <w:szCs w:val="24"/>
-              </w:rPr>
-            </w:pPr>
-            <w:r>
-              <w:rPr>
-                <w:rFonts w:hint="eastAsia" w:ascii="仿宋" w:hAnsi="仿宋" w:eastAsia="仿宋" w:cs="Times New Roman"/>
-                <w:sz w:val="24"/>
-                <w:szCs w:val="24"/>
-              </w:rPr>
-              <w:t>拟采取的研究方法、技术路线；</w:t>
-            </w:r>
-          </w:p>
-          <w:p>
-            <w:pPr>
-              <w:keepNext w:val="0"/>
-              <w:keepLines w:val="0"/>
+          </w:p>
+          <w:p>
+            <w:pPr>
+              <w:keepNext w:val="0"/>
+              <w:keepLines w:val="0"/>
+              <w:pageBreakBefore w:val="0"/>
               <w:widowControl w:val="0"/>
               <w:numPr>
                 <w:ilvl w:val="0"/>
                 <w:numId w:val="0"/>
               </w:numPr>
               <w:suppressLineNumbers w:val="0"/>
+              <w:kinsoku/>
+              <w:wordWrap/>
+              <w:overflowPunct/>
+              <w:topLinePunct w:val="0"/>
+              <w:autoSpaceDE/>
+              <w:autoSpaceDN/>
+              <w:bidi w:val="0"/>
+              <w:adjustRightInd/>
+              <w:snapToGrid/>
+              <w:spacing w:before="156" w:beforeAutospacing="0" w:after="0" w:afterAutospacing="0"/>
+              <w:ind w:left="0" w:leftChars="0" w:right="0" w:rightChars="0" w:firstLine="480" w:firstLineChars="200"/>
+              <w:jc w:val="both"/>
+              <w:textAlignment w:val="auto"/>
+              <w:rPr>
+                <w:rFonts w:hint="eastAsia" w:ascii="宋体" w:hAnsi="宋体" w:eastAsia="宋体" w:cs="宋体"/>
+                <w:b w:val="0"/>
+                <w:bCs w:val="0"/>
+                <w:sz w:val="24"/>
+                <w:szCs w:val="24"/>
+                <w:highlight w:val="none"/>
+                <w:lang w:val="en-US" w:eastAsia="zh-CN"/>
+              </w:rPr>
+            </w:pPr>
+            <w:r>
+              <w:rPr>
+                <w:rFonts w:hint="eastAsia" w:ascii="宋体" w:hAnsi="宋体" w:eastAsia="宋体" w:cs="宋体"/>
+                <w:b w:val="0"/>
+                <w:bCs w:val="0"/>
+                <w:sz w:val="24"/>
+                <w:szCs w:val="24"/>
+                <w:highlight w:val="none"/>
+                <w:lang w:val="en-US" w:eastAsia="zh-CN"/>
+              </w:rPr>
+              <w:t>单目相机缺乏直接深度感知能力，且雾天模糊边界会导致测距锚点提取不稳定，进而产生较大距离解算误差。本研究需解决像素坐标到物理距离转换过程中的几何歧义性与不确定性问题，并克服传统静态距离阈值预警的局限性，建立融合本船运动状态与障碍物空间分布的动态风险评估模型，实现对航行危局的敏捷识别与准确量化，解决单目视觉“测不准、判不快”的技术瓶颈。</w:t>
+            </w:r>
+          </w:p>
+          <w:p>
+            <w:pPr>
+              <w:keepNext w:val="0"/>
+              <w:keepLines w:val="0"/>
+              <w:numPr>
+                <w:ilvl w:val="0"/>
+                <w:numId w:val="3"/>
+              </w:numPr>
+              <w:suppressLineNumbers w:val="0"/>
+              <w:spacing w:before="156" w:beforeAutospacing="0" w:after="0" w:afterAutospacing="0"/>
+              <w:ind w:left="0" w:leftChars="0" w:right="0" w:firstLine="0" w:firstLineChars="0"/>
+              <w:rPr>
+                <w:rFonts w:hint="eastAsia" w:ascii="仿宋" w:hAnsi="仿宋" w:eastAsia="仿宋" w:cs="Times New Roman"/>
+                <w:sz w:val="24"/>
+                <w:szCs w:val="24"/>
+              </w:rPr>
+            </w:pPr>
+            <w:r>
+              <w:rPr>
+                <w:rFonts w:hint="eastAsia" w:ascii="仿宋" w:hAnsi="仿宋" w:eastAsia="仿宋" w:cs="Times New Roman"/>
+                <w:sz w:val="24"/>
+                <w:szCs w:val="24"/>
+              </w:rPr>
+              <w:t>拟采取的研究方法、技术路线；</w:t>
+            </w:r>
+          </w:p>
+          <w:p>
+            <w:pPr>
+              <w:keepNext w:val="0"/>
+              <w:keepLines w:val="0"/>
+              <w:widowControl w:val="0"/>
+              <w:numPr>
+                <w:ilvl w:val="0"/>
+                <w:numId w:val="0"/>
+              </w:numPr>
+              <w:suppressLineNumbers w:val="0"/>
               <w:spacing w:before="156" w:beforeAutospacing="0" w:after="0" w:afterAutospacing="0"/>
               <w:ind w:left="0" w:right="0"/>
               <w:jc w:val="both"/>
@@ -12962,8 +13919,8 @@
               <w:jc w:val="both"/>
               <w:rPr>
                 <w:rFonts w:hint="eastAsia" w:ascii="Times New Roman" w:hAnsi="Times New Roman" w:eastAsia="宋体" w:cs="宋体"/>
-                <w:b w:val="0"/>
-                <w:bCs w:val="0"/>
+                <w:b/>
+                <w:bCs/>
                 <w:sz w:val="24"/>
                 <w:szCs w:val="24"/>
                 <w:lang w:val="en-US" w:eastAsia="zh-CN"/>
@@ -12972,13 +13929,308 @@
             <w:r>
               <w:rPr>
                 <w:rFonts w:hint="eastAsia" w:ascii="Times New Roman" w:hAnsi="Times New Roman" w:eastAsia="宋体" w:cs="宋体"/>
-                <w:b w:val="0"/>
-                <w:bCs w:val="0"/>
-                <w:sz w:val="24"/>
-                <w:szCs w:val="24"/>
-                <w:lang w:val="en-US" w:eastAsia="zh-CN"/>
-              </w:rPr>
-              <w:t>针对雾天海事数据生成的物理仿真与增强方法：本研究将采用物理驱动与深度先验相结合的方法解决训练数据稀缺问题。首先，引入单目深度估计模型，从公开的清晰海事数据集（如 MaSTr1325）中提取高精度的相对深度信息，并针对海天线区域进行深度平滑处理。其次，基于 Koschmieder 大气散射物理模型，建立深度信息与介质透射率的映射函数，通过动态调节大气散射系数，模拟不同能见度（如 100m-1000m）下的光路衰减过程。最后，构建包含“清晰原图-深度图-合成雾图-语义标签”的多梯度雾航仿真数据集。</w:t>
+                <w:b/>
+                <w:bCs/>
+                <w:sz w:val="24"/>
+                <w:szCs w:val="24"/>
+                <w:lang w:val="en-US" w:eastAsia="zh-CN"/>
+              </w:rPr>
+              <w:t>针对雾天海事数据生成的物理仿真与增强方法</w:t>
+            </w:r>
+          </w:p>
+          <w:p>
+            <w:pPr>
+              <w:keepNext w:val="0"/>
+              <w:keepLines w:val="0"/>
+              <w:pageBreakBefore w:val="0"/>
+              <w:widowControl w:val="0"/>
+              <w:numPr>
+                <w:ilvl w:val="0"/>
+                <w:numId w:val="0"/>
+              </w:numPr>
+              <w:suppressLineNumbers w:val="0"/>
+              <w:kinsoku/>
+              <w:wordWrap/>
+              <w:overflowPunct/>
+              <w:topLinePunct w:val="0"/>
+              <w:autoSpaceDE/>
+              <w:autoSpaceDN/>
+              <w:bidi w:val="0"/>
+              <w:adjustRightInd/>
+              <w:snapToGrid/>
+              <w:spacing w:before="156" w:beforeAutospacing="0" w:after="0" w:afterAutospacing="0"/>
+              <w:ind w:left="0" w:right="0" w:rightChars="0" w:firstLine="480" w:firstLineChars="200"/>
+              <w:jc w:val="both"/>
+              <w:textAlignment w:val="auto"/>
+              <w:rPr>
+                <w:rFonts w:hint="default" w:ascii="宋体" w:hAnsi="宋体" w:eastAsia="宋体" w:cs="宋体"/>
+                <w:sz w:val="24"/>
+                <w:szCs w:val="24"/>
+                <w:lang w:val="en-US" w:eastAsia="zh-CN"/>
+              </w:rPr>
+            </w:pPr>
+            <w:r>
+              <w:rPr>
+                <w:rFonts w:hint="default" w:ascii="宋体" w:hAnsi="宋体" w:eastAsia="宋体" w:cs="宋体"/>
+                <w:sz w:val="24"/>
+                <w:szCs w:val="24"/>
+              </w:rPr>
+              <w:t>本部分的核心是将清晰海事数据转化为高质量的雾航仿真数据，解决训练样本匮乏的问题</w:t>
+            </w:r>
+            <w:r>
+              <w:rPr>
+                <w:rFonts w:hint="eastAsia" w:ascii="宋体" w:hAnsi="宋体" w:cs="宋体"/>
+                <w:sz w:val="24"/>
+                <w:szCs w:val="24"/>
+                <w:lang w:eastAsia="zh-CN"/>
+              </w:rPr>
+              <w:t>，</w:t>
+            </w:r>
+            <w:r>
+              <w:rPr>
+                <w:rFonts w:hint="eastAsia" w:ascii="宋体" w:hAnsi="宋体" w:cs="宋体"/>
+                <w:sz w:val="24"/>
+                <w:szCs w:val="24"/>
+                <w:lang w:val="en-US" w:eastAsia="zh-CN"/>
+              </w:rPr>
+              <w:t>开展以下研究任务：</w:t>
+            </w:r>
+          </w:p>
+          <w:p>
+            <w:pPr>
+              <w:keepNext w:val="0"/>
+              <w:keepLines w:val="0"/>
+              <w:widowControl w:val="0"/>
+              <w:numPr>
+                <w:ilvl w:val="0"/>
+                <w:numId w:val="0"/>
+              </w:numPr>
+              <w:suppressLineNumbers w:val="0"/>
+              <w:spacing w:before="156" w:beforeAutospacing="0" w:after="0" w:afterAutospacing="0"/>
+              <w:ind w:left="0" w:leftChars="0" w:right="0" w:rightChars="0"/>
+              <w:jc w:val="both"/>
+              <w:rPr>
+                <w:rFonts w:hint="eastAsia" w:cs="宋体"/>
+                <w:b/>
+                <w:bCs/>
+                <w:sz w:val="24"/>
+                <w:szCs w:val="24"/>
+                <w:lang w:val="en-US" w:eastAsia="zh-CN"/>
+              </w:rPr>
+            </w:pPr>
+            <w:r>
+              <w:rPr>
+                <w:rFonts w:hint="eastAsia" w:cs="宋体"/>
+                <w:b/>
+                <w:bCs/>
+                <w:sz w:val="24"/>
+                <w:szCs w:val="24"/>
+                <w:lang w:val="en-US" w:eastAsia="zh-CN"/>
+              </w:rPr>
+              <w:t>· 任务1.1: 提取相对深度信息与平滑处理</w:t>
+            </w:r>
+          </w:p>
+          <w:p>
+            <w:pPr>
+              <w:keepNext w:val="0"/>
+              <w:keepLines w:val="0"/>
+              <w:pageBreakBefore w:val="0"/>
+              <w:widowControl w:val="0"/>
+              <w:numPr>
+                <w:ilvl w:val="0"/>
+                <w:numId w:val="0"/>
+              </w:numPr>
+              <w:suppressLineNumbers w:val="0"/>
+              <w:kinsoku/>
+              <w:wordWrap/>
+              <w:overflowPunct/>
+              <w:topLinePunct w:val="0"/>
+              <w:autoSpaceDE/>
+              <w:autoSpaceDN/>
+              <w:bidi w:val="0"/>
+              <w:adjustRightInd/>
+              <w:snapToGrid/>
+              <w:spacing w:before="156" w:beforeAutospacing="0" w:after="0" w:afterAutospacing="0"/>
+              <w:ind w:left="0" w:right="0" w:rightChars="0" w:firstLine="480" w:firstLineChars="200"/>
+              <w:jc w:val="both"/>
+              <w:textAlignment w:val="auto"/>
+              <w:rPr>
+                <w:rFonts w:hint="default" w:ascii="宋体" w:hAnsi="宋体" w:eastAsia="宋体" w:cs="宋体"/>
+                <w:b w:val="0"/>
+                <w:bCs w:val="0"/>
+                <w:sz w:val="24"/>
+                <w:szCs w:val="24"/>
+                <w:lang w:val="en-US" w:eastAsia="zh-CN"/>
+              </w:rPr>
+            </w:pPr>
+            <w:r>
+              <w:rPr>
+                <w:rFonts w:hint="default" w:ascii="宋体" w:hAnsi="宋体" w:eastAsia="宋体" w:cs="宋体"/>
+                <w:b w:val="0"/>
+                <w:bCs w:val="0"/>
+                <w:sz w:val="24"/>
+                <w:szCs w:val="24"/>
+                <w:lang w:val="en-US" w:eastAsia="zh-CN"/>
+              </w:rPr>
+              <w:t>引入单目深度估计模型，从公开的清晰海事数据集（如 MaSTr1325）中提取高精度的相对深度信息，并针对海天线及水面倒影区域引入几何约束进行深度平滑处理，确保场景深度的物理一致性。</w:t>
+            </w:r>
+          </w:p>
+          <w:p>
+            <w:pPr>
+              <w:keepNext w:val="0"/>
+              <w:keepLines w:val="0"/>
+              <w:widowControl w:val="0"/>
+              <w:numPr>
+                <w:ilvl w:val="0"/>
+                <w:numId w:val="0"/>
+              </w:numPr>
+              <w:suppressLineNumbers w:val="0"/>
+              <w:spacing w:before="156" w:beforeAutospacing="0" w:after="0" w:afterAutospacing="0"/>
+              <w:ind w:left="0" w:leftChars="0" w:right="0" w:rightChars="0"/>
+              <w:jc w:val="both"/>
+              <w:rPr>
+                <w:rFonts w:hint="eastAsia" w:cs="宋体"/>
+                <w:b/>
+                <w:bCs/>
+                <w:sz w:val="24"/>
+                <w:szCs w:val="24"/>
+                <w:lang w:val="en-US" w:eastAsia="zh-CN"/>
+              </w:rPr>
+            </w:pPr>
+            <w:r>
+              <w:rPr>
+                <w:rFonts w:hint="eastAsia" w:cs="宋体"/>
+                <w:b/>
+                <w:bCs/>
+                <w:sz w:val="24"/>
+                <w:szCs w:val="24"/>
+                <w:lang w:val="en-US" w:eastAsia="zh-CN"/>
+              </w:rPr>
+              <w:t>· 任务1.2: 物理驱动的雾航数据动态仿真</w:t>
+            </w:r>
+          </w:p>
+          <w:p>
+            <w:pPr>
+              <w:keepNext w:val="0"/>
+              <w:keepLines w:val="0"/>
+              <w:pageBreakBefore w:val="0"/>
+              <w:widowControl w:val="0"/>
+              <w:numPr>
+                <w:ilvl w:val="0"/>
+                <w:numId w:val="0"/>
+              </w:numPr>
+              <w:suppressLineNumbers w:val="0"/>
+              <w:kinsoku/>
+              <w:wordWrap/>
+              <w:overflowPunct/>
+              <w:topLinePunct w:val="0"/>
+              <w:autoSpaceDE/>
+              <w:autoSpaceDN/>
+              <w:bidi w:val="0"/>
+              <w:adjustRightInd/>
+              <w:snapToGrid/>
+              <w:spacing w:before="156" w:beforeAutospacing="0" w:after="0" w:afterAutospacing="0"/>
+              <w:ind w:left="0" w:right="0" w:rightChars="0" w:firstLine="480" w:firstLineChars="200"/>
+              <w:jc w:val="both"/>
+              <w:textAlignment w:val="auto"/>
+              <w:rPr>
+                <w:rFonts w:hint="default" w:ascii="宋体" w:hAnsi="宋体" w:eastAsia="宋体" w:cs="宋体"/>
+                <w:b w:val="0"/>
+                <w:bCs w:val="0"/>
+                <w:sz w:val="24"/>
+                <w:szCs w:val="24"/>
+                <w:lang w:val="en-US" w:eastAsia="zh-CN"/>
+              </w:rPr>
+            </w:pPr>
+            <w:r>
+              <w:rPr>
+                <w:rFonts w:hint="default" w:ascii="宋体" w:hAnsi="宋体" w:eastAsia="宋体" w:cs="宋体"/>
+                <w:b w:val="0"/>
+                <w:bCs w:val="0"/>
+                <w:sz w:val="24"/>
+                <w:szCs w:val="24"/>
+                <w:lang w:val="en-US" w:eastAsia="zh-CN"/>
+              </w:rPr>
+              <w:t>基于 Koschmieder 大气散射物理模型，建立深度信息与介质透射率的映射函数，通过动态调节大气散射系数，模拟不同能见度（如 100m-1000m）下的光路衰减过程。</w:t>
+            </w:r>
+          </w:p>
+          <w:p>
+            <w:pPr>
+              <w:keepNext w:val="0"/>
+              <w:keepLines w:val="0"/>
+              <w:widowControl w:val="0"/>
+              <w:numPr>
+                <w:ilvl w:val="0"/>
+                <w:numId w:val="0"/>
+              </w:numPr>
+              <w:suppressLineNumbers w:val="0"/>
+              <w:spacing w:before="156" w:beforeAutospacing="0" w:after="0" w:afterAutospacing="0"/>
+              <w:ind w:left="0" w:leftChars="0" w:right="0" w:rightChars="0"/>
+              <w:jc w:val="both"/>
+              <w:rPr>
+                <w:rFonts w:hint="eastAsia" w:cs="宋体"/>
+                <w:b/>
+                <w:bCs/>
+                <w:sz w:val="24"/>
+                <w:szCs w:val="24"/>
+                <w:lang w:val="en-US" w:eastAsia="zh-CN"/>
+              </w:rPr>
+            </w:pPr>
+            <w:r>
+              <w:rPr>
+                <w:rFonts w:hint="eastAsia" w:cs="宋体"/>
+                <w:b/>
+                <w:bCs/>
+                <w:sz w:val="24"/>
+                <w:szCs w:val="24"/>
+                <w:lang w:val="en-US" w:eastAsia="zh-CN"/>
+              </w:rPr>
+              <w:t>· 任务1.3: 多梯度雾航仿真数据集的构建与校验</w:t>
+            </w:r>
+          </w:p>
+          <w:p>
+            <w:pPr>
+              <w:keepNext w:val="0"/>
+              <w:keepLines w:val="0"/>
+              <w:pageBreakBefore w:val="0"/>
+              <w:widowControl w:val="0"/>
+              <w:numPr>
+                <w:ilvl w:val="0"/>
+                <w:numId w:val="0"/>
+              </w:numPr>
+              <w:suppressLineNumbers w:val="0"/>
+              <w:kinsoku/>
+              <w:wordWrap/>
+              <w:overflowPunct/>
+              <w:topLinePunct w:val="0"/>
+              <w:autoSpaceDE/>
+              <w:autoSpaceDN/>
+              <w:bidi w:val="0"/>
+              <w:adjustRightInd/>
+              <w:snapToGrid/>
+              <w:spacing w:before="156" w:beforeAutospacing="0" w:after="0" w:afterAutospacing="0"/>
+              <w:ind w:left="0" w:right="0" w:rightChars="0" w:firstLine="480" w:firstLineChars="200"/>
+              <w:jc w:val="both"/>
+              <w:textAlignment w:val="auto"/>
+              <w:rPr>
+                <w:rFonts w:hint="default" w:ascii="宋体" w:hAnsi="宋体" w:eastAsia="宋体" w:cs="宋体"/>
+                <w:b w:val="0"/>
+                <w:bCs w:val="0"/>
+                <w:sz w:val="24"/>
+                <w:szCs w:val="24"/>
+                <w:lang w:val="en-US" w:eastAsia="zh-CN"/>
+              </w:rPr>
+            </w:pPr>
+            <w:r>
+              <w:rPr>
+                <w:rFonts w:hint="eastAsia" w:ascii="宋体" w:hAnsi="宋体" w:eastAsia="宋体" w:cs="宋体"/>
+                <w:b w:val="0"/>
+                <w:bCs w:val="0"/>
+                <w:sz w:val="24"/>
+                <w:szCs w:val="24"/>
+                <w:lang w:val="en-US" w:eastAsia="zh-CN"/>
+              </w:rPr>
+              <w:t>构建包含“清晰原图-深度图-合成雾图-语义标签”的多梯度雾航仿真数据集。对构建的多梯度雾航数据集进行人工抽检与质量评估，确保合成雾图的视觉逼真度与物理一致性，形成用于后续训练的标准数据闭环。</w:t>
             </w:r>
           </w:p>
           <w:p>
@@ -12996,6 +14248,8 @@
               <w:jc w:val="both"/>
               <w:rPr>
                 <w:rFonts w:hint="default" w:ascii="Times New Roman" w:hAnsi="Times New Roman" w:eastAsia="宋体" w:cs="Times New Roman"/>
+                <w:b/>
+                <w:bCs/>
                 <w:sz w:val="24"/>
                 <w:szCs w:val="24"/>
                 <w:lang w:val="en-US" w:eastAsia="zh-CN"/>
@@ -13004,35 +14258,350 @@
             <w:r>
               <w:rPr>
                 <w:rFonts w:hint="eastAsia" w:ascii="Times New Roman" w:hAnsi="Times New Roman" w:eastAsia="宋体" w:cs="宋体"/>
-                <w:b w:val="0"/>
-                <w:bCs w:val="0"/>
-                <w:sz w:val="24"/>
-                <w:szCs w:val="24"/>
-                <w:lang w:val="en-US" w:eastAsia="zh-CN"/>
-              </w:rPr>
-              <w:t>针对雾航语义分割的模型架构设计与优化方法：本研究将采用模块化设计与消融实验验证的方法构建高精度分割模型。首先，以</w:t>
-            </w:r>
+                <w:b/>
+                <w:bCs/>
+                <w:sz w:val="24"/>
+                <w:szCs w:val="24"/>
+                <w:lang w:val="en-US" w:eastAsia="zh-CN"/>
+              </w:rPr>
+              <w:t>针对雾航语义分割的模型架构设计与优化方法</w:t>
+            </w:r>
+          </w:p>
+          <w:p>
+            <w:pPr>
+              <w:keepNext w:val="0"/>
+              <w:keepLines w:val="0"/>
+              <w:pageBreakBefore w:val="0"/>
+              <w:widowControl w:val="0"/>
+              <w:numPr>
+                <w:ilvl w:val="0"/>
+                <w:numId w:val="0"/>
+              </w:numPr>
+              <w:suppressLineNumbers w:val="0"/>
+              <w:kinsoku/>
+              <w:wordWrap/>
+              <w:overflowPunct/>
+              <w:topLinePunct w:val="0"/>
+              <w:autoSpaceDE/>
+              <w:autoSpaceDN/>
+              <w:bidi w:val="0"/>
+              <w:adjustRightInd/>
+              <w:snapToGrid/>
+              <w:spacing w:before="156" w:beforeAutospacing="0" w:after="0" w:afterAutospacing="0"/>
+              <w:ind w:left="0" w:right="0" w:rightChars="0" w:firstLine="480" w:firstLineChars="200"/>
+              <w:jc w:val="both"/>
+              <w:textAlignment w:val="auto"/>
+              <w:rPr>
+                <w:rFonts w:hint="default" w:ascii="Times New Roman" w:hAnsi="Times New Roman" w:eastAsia="宋体" w:cs="宋体"/>
+                <w:b w:val="0"/>
+                <w:bCs w:val="0"/>
+                <w:sz w:val="24"/>
+                <w:szCs w:val="24"/>
+                <w:lang w:val="en-US" w:eastAsia="zh-CN"/>
+              </w:rPr>
+            </w:pPr>
+            <w:r>
+              <w:rPr>
+                <w:rFonts w:hint="eastAsia" w:ascii="宋体" w:hAnsi="宋体" w:eastAsia="宋体" w:cs="宋体"/>
+                <w:b w:val="0"/>
+                <w:bCs w:val="0"/>
+                <w:sz w:val="24"/>
+                <w:szCs w:val="24"/>
+                <w:lang w:val="en-US" w:eastAsia="zh-CN"/>
+              </w:rPr>
+              <w:t>本研究将采用模块化设计与消融实验验证的方法构建高精度分割模型，开展以下</w:t>
+            </w:r>
+            <w:r>
+              <w:rPr>
+                <w:rFonts w:hint="eastAsia" w:ascii="宋体" w:hAnsi="宋体" w:cs="宋体"/>
+                <w:b w:val="0"/>
+                <w:bCs w:val="0"/>
+                <w:sz w:val="24"/>
+                <w:szCs w:val="24"/>
+                <w:lang w:val="en-US" w:eastAsia="zh-CN"/>
+              </w:rPr>
+              <w:t>研究</w:t>
+            </w:r>
+            <w:r>
+              <w:rPr>
+                <w:rFonts w:hint="eastAsia" w:ascii="宋体" w:hAnsi="宋体" w:eastAsia="宋体" w:cs="宋体"/>
+                <w:b w:val="0"/>
+                <w:bCs w:val="0"/>
+                <w:sz w:val="24"/>
+                <w:szCs w:val="24"/>
+                <w:lang w:val="en-US" w:eastAsia="zh-CN"/>
+              </w:rPr>
+              <w:t>任务：</w:t>
+            </w:r>
+          </w:p>
+          <w:p>
+            <w:pPr>
+              <w:keepNext w:val="0"/>
+              <w:keepLines w:val="0"/>
+              <w:widowControl w:val="0"/>
+              <w:numPr>
+                <w:ilvl w:val="0"/>
+                <w:numId w:val="0"/>
+              </w:numPr>
+              <w:suppressLineNumbers w:val="0"/>
+              <w:spacing w:before="156" w:beforeAutospacing="0" w:after="0" w:afterAutospacing="0"/>
+              <w:ind w:left="0" w:leftChars="0" w:right="0" w:rightChars="0"/>
+              <w:jc w:val="both"/>
+              <w:rPr>
+                <w:rFonts w:hint="default" w:cs="宋体"/>
+                <w:b/>
+                <w:bCs/>
+                <w:sz w:val="24"/>
+                <w:szCs w:val="24"/>
+                <w:lang w:val="en-US" w:eastAsia="zh-CN"/>
+              </w:rPr>
+            </w:pPr>
             <w:r>
               <w:rPr>
                 <w:rFonts w:hint="eastAsia" w:cs="宋体"/>
-                <w:b w:val="0"/>
-                <w:bCs w:val="0"/>
-                <w:sz w:val="24"/>
-                <w:szCs w:val="24"/>
-                <w:lang w:val="en-US" w:eastAsia="zh-CN"/>
-              </w:rPr>
-              <w:t>视觉状态空间模型</w:t>
-            </w:r>
-            <w:r>
-              <w:rPr>
-                <w:rFonts w:hint="eastAsia" w:ascii="Times New Roman" w:hAnsi="Times New Roman" w:eastAsia="宋体" w:cs="宋体"/>
-                <w:b w:val="0"/>
-                <w:bCs w:val="0"/>
-                <w:sz w:val="24"/>
-                <w:szCs w:val="24"/>
-                <w:lang w:val="en-US" w:eastAsia="zh-CN"/>
-              </w:rPr>
-              <w:t>为骨干网络，利用其线性计算复杂度优势替代传统 Transformer，解决长序列视觉建模的效率问题。其次，针对海事场景特征，设计多尺度水平感知融合模块，通过宽方向的条状池化显式捕捉海天线几何结构；设计雾气特征矫正模块，利用二阶统计量自适应抑制雾气噪声。最后，采用对比分析法与消融实验法，在自建雾航数据集上进行训练与测试，逐步验证各改进模块对 mIoU 及边缘分割精度的贡献，并与 WaSR、SegFormer 等主流模型进行横向对比，确保模型在低对比度环境下的鲁棒性。</w:t>
+                <w:b/>
+                <w:bCs/>
+                <w:sz w:val="24"/>
+                <w:szCs w:val="24"/>
+                <w:lang w:val="en-US" w:eastAsia="zh-CN"/>
+              </w:rPr>
+              <w:t>· 任务</w:t>
+            </w:r>
+            <w:r>
+              <w:rPr>
+                <w:rFonts w:hint="default" w:cs="宋体"/>
+                <w:b/>
+                <w:bCs/>
+                <w:sz w:val="24"/>
+                <w:szCs w:val="24"/>
+                <w:lang w:val="en-US" w:eastAsia="zh-CN"/>
+              </w:rPr>
+              <w:t>2.1 确立骨干网络</w:t>
+            </w:r>
+          </w:p>
+          <w:p>
+            <w:pPr>
+              <w:keepNext w:val="0"/>
+              <w:keepLines w:val="0"/>
+              <w:pageBreakBefore w:val="0"/>
+              <w:widowControl w:val="0"/>
+              <w:numPr>
+                <w:ilvl w:val="0"/>
+                <w:numId w:val="0"/>
+              </w:numPr>
+              <w:suppressLineNumbers w:val="0"/>
+              <w:kinsoku/>
+              <w:wordWrap/>
+              <w:overflowPunct/>
+              <w:topLinePunct w:val="0"/>
+              <w:autoSpaceDE/>
+              <w:autoSpaceDN/>
+              <w:bidi w:val="0"/>
+              <w:adjustRightInd/>
+              <w:snapToGrid/>
+              <w:spacing w:before="156" w:beforeAutospacing="0" w:after="0" w:afterAutospacing="0"/>
+              <w:ind w:left="0" w:right="0" w:rightChars="0" w:firstLine="480" w:firstLineChars="200"/>
+              <w:jc w:val="both"/>
+              <w:textAlignment w:val="auto"/>
+              <w:rPr>
+                <w:rFonts w:hint="default" w:ascii="宋体" w:hAnsi="宋体" w:eastAsia="宋体" w:cs="宋体"/>
+                <w:b w:val="0"/>
+                <w:bCs w:val="0"/>
+                <w:sz w:val="24"/>
+                <w:szCs w:val="24"/>
+                <w:lang w:val="en-US" w:eastAsia="zh-CN"/>
+              </w:rPr>
+            </w:pPr>
+            <w:r>
+              <w:rPr>
+                <w:rFonts w:hint="default" w:ascii="宋体" w:hAnsi="宋体" w:eastAsia="宋体" w:cs="宋体"/>
+                <w:b w:val="0"/>
+                <w:bCs w:val="0"/>
+                <w:sz w:val="24"/>
+                <w:szCs w:val="24"/>
+                <w:lang w:val="en-US" w:eastAsia="zh-CN"/>
+              </w:rPr>
+              <w:t>以视觉状态空间模型为骨干网络，利用其线性计算复杂度优势替代传统 Transformer，解决长序列视觉建模的效率问题。</w:t>
+            </w:r>
+          </w:p>
+          <w:p>
+            <w:pPr>
+              <w:keepNext w:val="0"/>
+              <w:keepLines w:val="0"/>
+              <w:widowControl w:val="0"/>
+              <w:numPr>
+                <w:ilvl w:val="0"/>
+                <w:numId w:val="0"/>
+              </w:numPr>
+              <w:suppressLineNumbers w:val="0"/>
+              <w:spacing w:before="156" w:beforeAutospacing="0" w:after="0" w:afterAutospacing="0"/>
+              <w:ind w:left="0" w:leftChars="0" w:right="0" w:rightChars="0"/>
+              <w:jc w:val="both"/>
+              <w:rPr>
+                <w:rFonts w:hint="default" w:ascii="Times New Roman" w:hAnsi="Times New Roman" w:eastAsia="宋体" w:cs="宋体"/>
+                <w:b/>
+                <w:bCs/>
+                <w:sz w:val="24"/>
+                <w:szCs w:val="24"/>
+                <w:lang w:val="en-US" w:eastAsia="zh-CN"/>
+              </w:rPr>
+            </w:pPr>
+            <w:r>
+              <w:rPr>
+                <w:rFonts w:hint="eastAsia" w:cs="宋体"/>
+                <w:b/>
+                <w:bCs/>
+                <w:sz w:val="24"/>
+                <w:szCs w:val="24"/>
+                <w:lang w:val="en-US" w:eastAsia="zh-CN"/>
+              </w:rPr>
+              <w:t>· 任务</w:t>
+            </w:r>
+            <w:r>
+              <w:rPr>
+                <w:rFonts w:hint="default" w:ascii="Times New Roman" w:hAnsi="Times New Roman" w:eastAsia="宋体" w:cs="宋体"/>
+                <w:b/>
+                <w:bCs/>
+                <w:sz w:val="24"/>
+                <w:szCs w:val="24"/>
+                <w:lang w:val="en-US" w:eastAsia="zh-CN"/>
+              </w:rPr>
+              <w:t>2.2 设计感知与矫正模块</w:t>
+            </w:r>
+          </w:p>
+          <w:p>
+            <w:pPr>
+              <w:keepNext w:val="0"/>
+              <w:keepLines w:val="0"/>
+              <w:pageBreakBefore w:val="0"/>
+              <w:widowControl w:val="0"/>
+              <w:numPr>
+                <w:ilvl w:val="0"/>
+                <w:numId w:val="0"/>
+              </w:numPr>
+              <w:suppressLineNumbers w:val="0"/>
+              <w:kinsoku/>
+              <w:wordWrap/>
+              <w:overflowPunct/>
+              <w:topLinePunct w:val="0"/>
+              <w:autoSpaceDE/>
+              <w:autoSpaceDN/>
+              <w:bidi w:val="0"/>
+              <w:adjustRightInd/>
+              <w:snapToGrid/>
+              <w:spacing w:before="156" w:beforeAutospacing="0" w:after="0" w:afterAutospacing="0"/>
+              <w:ind w:left="0" w:right="0" w:rightChars="0" w:firstLine="480" w:firstLineChars="200"/>
+              <w:jc w:val="both"/>
+              <w:textAlignment w:val="auto"/>
+              <w:rPr>
+                <w:rFonts w:hint="default" w:ascii="宋体" w:hAnsi="宋体" w:eastAsia="宋体" w:cs="宋体"/>
+                <w:b w:val="0"/>
+                <w:bCs w:val="0"/>
+                <w:sz w:val="24"/>
+                <w:szCs w:val="24"/>
+                <w:lang w:val="en-US" w:eastAsia="zh-CN"/>
+              </w:rPr>
+            </w:pPr>
+            <w:r>
+              <w:rPr>
+                <w:rFonts w:hint="default" w:ascii="宋体" w:hAnsi="宋体" w:eastAsia="宋体" w:cs="宋体"/>
+                <w:b w:val="0"/>
+                <w:bCs w:val="0"/>
+                <w:sz w:val="24"/>
+                <w:szCs w:val="24"/>
+                <w:lang w:val="en-US" w:eastAsia="zh-CN"/>
+              </w:rPr>
+              <w:t>针对海事场景特征，设计多尺度水平感知融合模块，通过宽方向的条状池化显式捕捉海天线几何结构；设计雾气特征矫正模块，利用二阶统计量自适应抑制雾气噪声。</w:t>
+            </w:r>
+          </w:p>
+          <w:p>
+            <w:pPr>
+              <w:keepNext w:val="0"/>
+              <w:keepLines w:val="0"/>
+              <w:widowControl w:val="0"/>
+              <w:numPr>
+                <w:ilvl w:val="0"/>
+                <w:numId w:val="0"/>
+              </w:numPr>
+              <w:suppressLineNumbers w:val="0"/>
+              <w:spacing w:before="156" w:beforeAutospacing="0" w:after="0" w:afterAutospacing="0"/>
+              <w:ind w:left="0" w:leftChars="0" w:right="0" w:rightChars="0"/>
+              <w:jc w:val="both"/>
+              <w:rPr>
+                <w:rFonts w:hint="default" w:ascii="Times New Roman" w:hAnsi="Times New Roman" w:eastAsia="宋体" w:cs="宋体"/>
+                <w:b/>
+                <w:bCs/>
+                <w:sz w:val="24"/>
+                <w:szCs w:val="24"/>
+                <w:lang w:val="en-US" w:eastAsia="zh-CN"/>
+              </w:rPr>
+            </w:pPr>
+            <w:r>
+              <w:rPr>
+                <w:rFonts w:hint="eastAsia" w:cs="宋体"/>
+                <w:b/>
+                <w:bCs/>
+                <w:sz w:val="24"/>
+                <w:szCs w:val="24"/>
+                <w:lang w:val="en-US" w:eastAsia="zh-CN"/>
+              </w:rPr>
+              <w:t>· 任务</w:t>
+            </w:r>
+            <w:r>
+              <w:rPr>
+                <w:rFonts w:hint="default" w:ascii="Times New Roman" w:hAnsi="Times New Roman" w:eastAsia="宋体" w:cs="宋体"/>
+                <w:b/>
+                <w:bCs/>
+                <w:sz w:val="24"/>
+                <w:szCs w:val="24"/>
+                <w:lang w:val="en-US" w:eastAsia="zh-CN"/>
+              </w:rPr>
+              <w:t>2.3 开展对比与消融实验</w:t>
+            </w:r>
+          </w:p>
+          <w:p>
+            <w:pPr>
+              <w:keepNext w:val="0"/>
+              <w:keepLines w:val="0"/>
+              <w:pageBreakBefore w:val="0"/>
+              <w:widowControl w:val="0"/>
+              <w:numPr>
+                <w:ilvl w:val="0"/>
+                <w:numId w:val="0"/>
+              </w:numPr>
+              <w:suppressLineNumbers w:val="0"/>
+              <w:kinsoku/>
+              <w:wordWrap/>
+              <w:overflowPunct/>
+              <w:topLinePunct w:val="0"/>
+              <w:autoSpaceDE/>
+              <w:autoSpaceDN/>
+              <w:bidi w:val="0"/>
+              <w:adjustRightInd/>
+              <w:snapToGrid/>
+              <w:spacing w:before="156" w:beforeAutospacing="0" w:after="0" w:afterAutospacing="0"/>
+              <w:ind w:left="0" w:right="0" w:rightChars="0" w:firstLine="480" w:firstLineChars="200"/>
+              <w:jc w:val="both"/>
+              <w:textAlignment w:val="auto"/>
+              <w:rPr>
+                <w:rFonts w:hint="default" w:ascii="宋体" w:hAnsi="宋体" w:eastAsia="宋体" w:cs="宋体"/>
+                <w:b w:val="0"/>
+                <w:bCs w:val="0"/>
+                <w:sz w:val="24"/>
+                <w:szCs w:val="24"/>
+                <w:lang w:val="en-US" w:eastAsia="zh-CN"/>
+              </w:rPr>
+            </w:pPr>
+            <w:r>
+              <w:rPr>
+                <w:rFonts w:hint="default" w:ascii="宋体" w:hAnsi="宋体" w:eastAsia="宋体" w:cs="宋体"/>
+                <w:b w:val="0"/>
+                <w:bCs w:val="0"/>
+                <w:sz w:val="24"/>
+                <w:szCs w:val="24"/>
+                <w:lang w:val="en-US" w:eastAsia="zh-CN"/>
+              </w:rPr>
+              <w:t>采用对比分析法与消融实验法，在自建雾航数据集上进行训练与测试，逐步验证各改进模块对 mIoU 及边缘分割精度的贡献，并与 WaSR、SegFormer 等主流模型进行横向对比，综合评估模型在低对比度环境下的分割精度、参数量（Params）与计算开销（FLOPs），验证其部署的高效性与鲁棒性。</w:t>
             </w:r>
           </w:p>
           <w:p>
@@ -13050,6 +14619,8 @@
               <w:jc w:val="both"/>
               <w:rPr>
                 <w:rFonts w:hint="default" w:ascii="Times New Roman" w:hAnsi="Times New Roman" w:eastAsia="宋体" w:cs="Times New Roman"/>
+                <w:b/>
+                <w:bCs/>
                 <w:sz w:val="24"/>
                 <w:szCs w:val="24"/>
                 <w:lang w:val="en-US" w:eastAsia="zh-CN"/>
@@ -13058,25 +14629,307 @@
             <w:r>
               <w:rPr>
                 <w:rFonts w:hint="eastAsia" w:ascii="Times New Roman" w:hAnsi="Times New Roman" w:eastAsia="宋体" w:cs="宋体"/>
-                <w:b w:val="0"/>
-                <w:bCs w:val="0"/>
-                <w:sz w:val="24"/>
-                <w:szCs w:val="24"/>
-                <w:lang w:val="en-US" w:eastAsia="zh-CN"/>
-              </w:rPr>
-              <w:t>针对船舶碰撞风险预警的空间映射与态势评估方法：本研究将采用几何建模与多维约束融合的方法实现风险预警。首先，基于海平面平坦假设与相机成像原理，构建单目视觉空间映射模型，利用语义分割提取的障碍物底边像素坐标，解算目标的物理距离与方位角。其次，研发动态电子围栏算法，综合考虑本船航速、转向率及障碍物相对距离，动态生成分级警戒区域（安全区/警戒区/高危区）。最后，搭建包含BEV态势重构及碰撞报警功能的验证原型，量化评估系统在不同距离下的测距误差与预警准确率，实现从视觉感知到辅助决策的闭环。</w:t>
-            </w:r>
-          </w:p>
-          <w:p>
-            <w:pPr>
-              <w:keepNext w:val="0"/>
-              <w:keepLines w:val="0"/>
+                <w:b/>
+                <w:bCs/>
+                <w:sz w:val="24"/>
+                <w:szCs w:val="24"/>
+                <w:lang w:val="en-US" w:eastAsia="zh-CN"/>
+              </w:rPr>
+              <w:t>针对船舶碰撞风险预警的空间映射与态势评估方法</w:t>
+            </w:r>
+          </w:p>
+          <w:p>
+            <w:pPr>
+              <w:keepNext w:val="0"/>
+              <w:keepLines w:val="0"/>
+              <w:pageBreakBefore w:val="0"/>
               <w:widowControl w:val="0"/>
               <w:numPr>
                 <w:ilvl w:val="0"/>
                 <w:numId w:val="0"/>
               </w:numPr>
               <w:suppressLineNumbers w:val="0"/>
+              <w:kinsoku/>
+              <w:wordWrap/>
+              <w:overflowPunct/>
+              <w:topLinePunct w:val="0"/>
+              <w:autoSpaceDE/>
+              <w:autoSpaceDN/>
+              <w:bidi w:val="0"/>
+              <w:adjustRightInd/>
+              <w:snapToGrid/>
+              <w:spacing w:before="156" w:beforeAutospacing="0" w:after="0" w:afterAutospacing="0"/>
+              <w:ind w:left="0" w:right="0" w:rightChars="0" w:firstLine="480" w:firstLineChars="200"/>
+              <w:jc w:val="both"/>
+              <w:textAlignment w:val="auto"/>
+              <w:rPr>
+                <w:rFonts w:hint="default" w:ascii="宋体" w:hAnsi="宋体" w:eastAsia="宋体" w:cs="宋体"/>
+                <w:b w:val="0"/>
+                <w:bCs w:val="0"/>
+                <w:sz w:val="24"/>
+                <w:szCs w:val="24"/>
+                <w:lang w:val="en-US" w:eastAsia="zh-CN"/>
+              </w:rPr>
+            </w:pPr>
+            <w:r>
+              <w:rPr>
+                <w:rFonts w:hint="eastAsia" w:ascii="宋体" w:hAnsi="宋体" w:eastAsia="宋体" w:cs="宋体"/>
+                <w:b w:val="0"/>
+                <w:bCs w:val="0"/>
+                <w:sz w:val="24"/>
+                <w:szCs w:val="24"/>
+                <w:lang w:val="en-US" w:eastAsia="zh-CN"/>
+              </w:rPr>
+              <w:t>本研究将采用几何建模与多维约束融合的方法实现风险预警，开展以下研究任务：</w:t>
+            </w:r>
+          </w:p>
+          <w:p>
+            <w:pPr>
+              <w:keepNext w:val="0"/>
+              <w:keepLines w:val="0"/>
+              <w:widowControl w:val="0"/>
+              <w:numPr>
+                <w:ilvl w:val="0"/>
+                <w:numId w:val="0"/>
+              </w:numPr>
+              <w:suppressLineNumbers w:val="0"/>
+              <w:spacing w:before="156" w:beforeAutospacing="0" w:after="0" w:afterAutospacing="0"/>
+              <w:ind w:left="0" w:leftChars="0" w:right="0" w:rightChars="0"/>
+              <w:jc w:val="both"/>
+              <w:rPr>
+                <w:rFonts w:hint="eastAsia" w:cs="宋体"/>
+                <w:b/>
+                <w:bCs/>
+                <w:sz w:val="24"/>
+                <w:szCs w:val="24"/>
+                <w:lang w:val="en-US" w:eastAsia="zh-CN"/>
+              </w:rPr>
+            </w:pPr>
+            <w:r>
+              <w:rPr>
+                <w:rFonts w:hint="eastAsia" w:cs="宋体"/>
+                <w:b/>
+                <w:bCs/>
+                <w:sz w:val="24"/>
+                <w:szCs w:val="24"/>
+                <w:lang w:val="en-US" w:eastAsia="zh-CN"/>
+              </w:rPr>
+              <w:t>· 任务3.1 构建单目视觉空间映射模型</w:t>
+            </w:r>
+          </w:p>
+          <w:p>
+            <w:pPr>
+              <w:keepNext w:val="0"/>
+              <w:keepLines w:val="0"/>
+              <w:pageBreakBefore w:val="0"/>
+              <w:widowControl w:val="0"/>
+              <w:numPr>
+                <w:ilvl w:val="0"/>
+                <w:numId w:val="0"/>
+              </w:numPr>
+              <w:suppressLineNumbers w:val="0"/>
+              <w:kinsoku/>
+              <w:wordWrap/>
+              <w:overflowPunct/>
+              <w:topLinePunct w:val="0"/>
+              <w:autoSpaceDE/>
+              <w:autoSpaceDN/>
+              <w:bidi w:val="0"/>
+              <w:adjustRightInd/>
+              <w:snapToGrid/>
+              <w:spacing w:before="156" w:beforeAutospacing="0" w:after="0" w:afterAutospacing="0"/>
+              <w:ind w:left="0" w:right="0" w:rightChars="0" w:firstLine="480" w:firstLineChars="200"/>
+              <w:jc w:val="both"/>
+              <w:textAlignment w:val="auto"/>
+              <w:rPr>
+                <w:rFonts w:hint="eastAsia" w:ascii="宋体" w:hAnsi="宋体" w:eastAsia="宋体" w:cs="宋体"/>
+                <w:b w:val="0"/>
+                <w:bCs w:val="0"/>
+                <w:sz w:val="24"/>
+                <w:szCs w:val="24"/>
+                <w:lang w:val="en-US" w:eastAsia="zh-CN"/>
+              </w:rPr>
+            </w:pPr>
+            <w:r>
+              <w:rPr>
+                <w:rFonts w:hint="eastAsia" w:ascii="宋体" w:hAnsi="宋体" w:eastAsia="宋体" w:cs="宋体"/>
+                <w:b w:val="0"/>
+                <w:bCs w:val="0"/>
+                <w:sz w:val="24"/>
+                <w:szCs w:val="24"/>
+                <w:lang w:val="en-US" w:eastAsia="zh-CN"/>
+              </w:rPr>
+              <w:t>基于海平面平坦假设与相机成像原理，构建单目视觉空间映射模型，利用语义分割提取的障碍物底边像素坐标，解算目标的物理距离与方位角。</w:t>
+            </w:r>
+          </w:p>
+          <w:p>
+            <w:pPr>
+              <w:keepNext w:val="0"/>
+              <w:keepLines w:val="0"/>
+              <w:widowControl w:val="0"/>
+              <w:numPr>
+                <w:ilvl w:val="0"/>
+                <w:numId w:val="0"/>
+              </w:numPr>
+              <w:suppressLineNumbers w:val="0"/>
+              <w:spacing w:before="156" w:beforeAutospacing="0" w:after="0" w:afterAutospacing="0"/>
+              <w:ind w:left="0" w:leftChars="0" w:right="0" w:rightChars="0"/>
+              <w:jc w:val="both"/>
+              <w:rPr>
+                <w:rFonts w:hint="eastAsia" w:cs="宋体"/>
+                <w:b/>
+                <w:bCs/>
+                <w:sz w:val="24"/>
+                <w:szCs w:val="24"/>
+                <w:lang w:val="en-US" w:eastAsia="zh-CN"/>
+              </w:rPr>
+            </w:pPr>
+            <w:r>
+              <w:rPr>
+                <w:rFonts w:hint="eastAsia" w:cs="宋体"/>
+                <w:b/>
+                <w:bCs/>
+                <w:sz w:val="24"/>
+                <w:szCs w:val="24"/>
+                <w:lang w:val="en-US" w:eastAsia="zh-CN"/>
+              </w:rPr>
+              <w:t>· 任务3.2 研发动态电子围栏算法</w:t>
+            </w:r>
+          </w:p>
+          <w:p>
+            <w:pPr>
+              <w:keepNext w:val="0"/>
+              <w:keepLines w:val="0"/>
+              <w:pageBreakBefore w:val="0"/>
+              <w:widowControl w:val="0"/>
+              <w:numPr>
+                <w:ilvl w:val="0"/>
+                <w:numId w:val="0"/>
+              </w:numPr>
+              <w:suppressLineNumbers w:val="0"/>
+              <w:kinsoku/>
+              <w:wordWrap/>
+              <w:overflowPunct/>
+              <w:topLinePunct w:val="0"/>
+              <w:autoSpaceDE/>
+              <w:autoSpaceDN/>
+              <w:bidi w:val="0"/>
+              <w:adjustRightInd/>
+              <w:snapToGrid/>
+              <w:spacing w:before="156" w:beforeAutospacing="0" w:after="0" w:afterAutospacing="0"/>
+              <w:ind w:left="0" w:right="0" w:rightChars="0" w:firstLine="480" w:firstLineChars="200"/>
+              <w:jc w:val="both"/>
+              <w:textAlignment w:val="auto"/>
+              <w:rPr>
+                <w:rFonts w:hint="eastAsia" w:ascii="宋体" w:hAnsi="宋体" w:eastAsia="宋体" w:cs="宋体"/>
+                <w:b w:val="0"/>
+                <w:bCs w:val="0"/>
+                <w:sz w:val="24"/>
+                <w:szCs w:val="24"/>
+                <w:lang w:val="en-US" w:eastAsia="zh-CN"/>
+              </w:rPr>
+            </w:pPr>
+            <w:r>
+              <w:rPr>
+                <w:rFonts w:hint="eastAsia" w:ascii="宋体" w:hAnsi="宋体" w:eastAsia="宋体" w:cs="宋体"/>
+                <w:b w:val="0"/>
+                <w:bCs w:val="0"/>
+                <w:sz w:val="24"/>
+                <w:szCs w:val="24"/>
+                <w:lang w:val="en-US" w:eastAsia="zh-CN"/>
+              </w:rPr>
+              <w:t>综合考虑本船运动学参数（航速、航向）及障碍物相对距离，引入航海经典的最近会遇距离（DCPA）与至最近会遇距离时间（TCPA）指标，解算相对运动矢量，动态生成分级警戒区域（安全区/警戒区/高危区）。</w:t>
+            </w:r>
+          </w:p>
+          <w:p>
+            <w:pPr>
+              <w:keepNext w:val="0"/>
+              <w:keepLines w:val="0"/>
+              <w:widowControl w:val="0"/>
+              <w:numPr>
+                <w:ilvl w:val="0"/>
+                <w:numId w:val="0"/>
+              </w:numPr>
+              <w:suppressLineNumbers w:val="0"/>
+              <w:spacing w:before="156" w:beforeAutospacing="0" w:after="0" w:afterAutospacing="0"/>
+              <w:ind w:left="0" w:leftChars="0" w:right="0" w:rightChars="0"/>
+              <w:jc w:val="both"/>
+              <w:rPr>
+                <w:rFonts w:hint="eastAsia" w:cs="宋体"/>
+                <w:b/>
+                <w:bCs/>
+                <w:sz w:val="24"/>
+                <w:szCs w:val="24"/>
+                <w:lang w:val="en-US" w:eastAsia="zh-CN"/>
+              </w:rPr>
+            </w:pPr>
+            <w:r>
+              <w:rPr>
+                <w:rFonts w:hint="eastAsia" w:cs="宋体"/>
+                <w:b/>
+                <w:bCs/>
+                <w:sz w:val="24"/>
+                <w:szCs w:val="24"/>
+                <w:lang w:val="en-US" w:eastAsia="zh-CN"/>
+              </w:rPr>
+              <w:t>· 任务3.3 搭建系统验证原型并评估</w:t>
+            </w:r>
+          </w:p>
+          <w:p>
+            <w:pPr>
+              <w:keepNext w:val="0"/>
+              <w:keepLines w:val="0"/>
+              <w:pageBreakBefore w:val="0"/>
+              <w:widowControl w:val="0"/>
+              <w:numPr>
+                <w:ilvl w:val="0"/>
+                <w:numId w:val="0"/>
+              </w:numPr>
+              <w:suppressLineNumbers w:val="0"/>
+              <w:kinsoku/>
+              <w:wordWrap/>
+              <w:overflowPunct/>
+              <w:topLinePunct w:val="0"/>
+              <w:autoSpaceDE/>
+              <w:autoSpaceDN/>
+              <w:bidi w:val="0"/>
+              <w:adjustRightInd/>
+              <w:snapToGrid/>
+              <w:spacing w:before="156" w:beforeAutospacing="0" w:after="0" w:afterAutospacing="0"/>
+              <w:ind w:left="0" w:right="0" w:rightChars="0" w:firstLine="480" w:firstLineChars="200"/>
+              <w:jc w:val="both"/>
+              <w:textAlignment w:val="auto"/>
+              <w:rPr>
+                <w:rFonts w:hint="default" w:ascii="宋体" w:hAnsi="宋体" w:eastAsia="宋体" w:cs="宋体"/>
+                <w:b w:val="0"/>
+                <w:bCs w:val="0"/>
+                <w:sz w:val="24"/>
+                <w:szCs w:val="24"/>
+                <w:lang w:val="en-US" w:eastAsia="zh-CN"/>
+              </w:rPr>
+            </w:pPr>
+            <w:r>
+              <w:rPr>
+                <w:rFonts w:hint="eastAsia" w:ascii="宋体" w:hAnsi="宋体" w:eastAsia="宋体" w:cs="宋体"/>
+                <w:b w:val="0"/>
+                <w:bCs w:val="0"/>
+                <w:sz w:val="24"/>
+                <w:szCs w:val="24"/>
+                <w:lang w:val="en-US" w:eastAsia="zh-CN"/>
+              </w:rPr>
+              <w:t>搭建包含BEV态势重构及碰撞报警功能的验证原型，量化评估系统在不同距离下的测距误差与预警准确率，实现从视觉感知到辅助决策的闭环。</w:t>
+            </w:r>
+          </w:p>
+          <w:p>
+            <w:pPr>
+              <w:keepNext w:val="0"/>
+              <w:keepLines w:val="0"/>
+              <w:widowControl w:val="0"/>
+              <w:numPr>
+                <w:ilvl w:val="0"/>
+                <w:numId w:val="0"/>
+              </w:numPr>
+              <w:suppressLineNumbers w:val="0"/>
               <w:spacing w:before="156" w:beforeAutospacing="0" w:after="0" w:afterAutospacing="0"/>
               <w:ind w:left="0" w:right="0"/>
               <w:jc w:val="both"/>
@@ -13099,6 +14952,212 @@
                 <w:lang w:val="en-US" w:eastAsia="zh-CN"/>
               </w:rPr>
               <w:t>5.2 拟采用的技术路线：</w:t>
+            </w:r>
+          </w:p>
+          <w:p>
+            <w:pPr>
+              <w:keepNext w:val="0"/>
+              <w:keepLines w:val="0"/>
+              <w:widowControl w:val="0"/>
+              <w:numPr>
+                <w:ilvl w:val="0"/>
+                <w:numId w:val="0"/>
+              </w:numPr>
+              <w:suppressLineNumbers w:val="0"/>
+              <w:spacing w:before="156" w:beforeAutospacing="0" w:after="0" w:afterAutospacing="0"/>
+              <w:ind w:left="0" w:leftChars="0" w:right="0"/>
+              <w:jc w:val="both"/>
+              <w:rPr>
+                <w:rFonts w:hint="default" w:ascii="宋体" w:hAnsi="宋体" w:eastAsia="宋体" w:cs="宋体"/>
+                <w:b w:val="0"/>
+                <w:bCs w:val="0"/>
+                <w:sz w:val="24"/>
+                <w:szCs w:val="24"/>
+                <w:lang w:val="en-US" w:eastAsia="zh-CN"/>
+              </w:rPr>
+            </w:pPr>
+            <w:r>
+              <w:rPr>
+                <w:rFonts w:hint="eastAsia" w:ascii="Times New Roman" w:hAnsi="Times New Roman" w:eastAsia="宋体" w:cs="宋体"/>
+                <w:b w:val="0"/>
+                <w:bCs w:val="0"/>
+                <w:sz w:val="24"/>
+                <w:szCs w:val="24"/>
+                <w:lang w:val="en-US" w:eastAsia="zh-CN"/>
+              </w:rPr>
+              <w:t>技术</w:t>
+            </w:r>
+            <w:r>
+              <w:rPr>
+                <w:rFonts w:hint="eastAsia" w:ascii="Times New Roman" w:hAnsi="Times New Roman" w:eastAsia="宋体" w:cs="宋体"/>
+                <w:b w:val="0"/>
+                <w:bCs w:val="0"/>
+                <w:sz w:val="24"/>
+                <w:szCs w:val="24"/>
+                <w:highlight w:val="none"/>
+                <w:lang w:val="en-US" w:eastAsia="zh-CN"/>
+              </w:rPr>
+              <w:t>路线图</w:t>
+            </w:r>
+            <w:r>
+              <w:rPr>
+                <w:rFonts w:hint="eastAsia" w:ascii="Times New Roman" w:hAnsi="Times New Roman" w:eastAsia="宋体" w:cs="宋体"/>
+                <w:b w:val="0"/>
+                <w:bCs w:val="0"/>
+                <w:sz w:val="24"/>
+                <w:szCs w:val="24"/>
+                <w:lang w:val="en-US" w:eastAsia="zh-CN"/>
+              </w:rPr>
+              <w:t>如图</w:t>
+            </w:r>
+            <w:r>
+              <w:rPr>
+                <w:rFonts w:hint="eastAsia" w:cs="宋体"/>
+                <w:b w:val="0"/>
+                <w:bCs w:val="0"/>
+                <w:sz w:val="24"/>
+                <w:szCs w:val="24"/>
+                <w:lang w:val="en-US" w:eastAsia="zh-CN"/>
+              </w:rPr>
+              <w:t>1</w:t>
+            </w:r>
+            <w:r>
+              <w:rPr>
+                <w:rFonts w:hint="eastAsia" w:ascii="Times New Roman" w:hAnsi="Times New Roman" w:eastAsia="宋体" w:cs="宋体"/>
+                <w:b w:val="0"/>
+                <w:bCs w:val="0"/>
+                <w:sz w:val="24"/>
+                <w:szCs w:val="24"/>
+                <w:lang w:val="en-US" w:eastAsia="zh-CN"/>
+              </w:rPr>
+              <w:t>所示：</w:t>
+            </w:r>
+          </w:p>
+          <w:p>
+            <w:pPr>
+              <w:keepNext w:val="0"/>
+              <w:keepLines w:val="0"/>
+              <w:widowControl w:val="0"/>
+              <w:numPr>
+                <w:ilvl w:val="0"/>
+                <w:numId w:val="0"/>
+              </w:numPr>
+              <w:suppressLineNumbers w:val="0"/>
+              <w:spacing w:before="156" w:beforeAutospacing="0" w:after="0" w:afterAutospacing="0"/>
+              <w:ind w:left="0" w:right="0"/>
+              <w:jc w:val="center"/>
+              <w:rPr>
+                <w:rFonts w:hint="default" w:ascii="宋体" w:hAnsi="宋体" w:eastAsia="宋体" w:cs="宋体"/>
+                <w:b w:val="0"/>
+                <w:bCs w:val="0"/>
+                <w:sz w:val="24"/>
+                <w:szCs w:val="24"/>
+                <w:lang w:val="en-US" w:eastAsia="zh-CN"/>
+              </w:rPr>
+            </w:pPr>
+            <w:r>
+              <w:rPr>
+                <w:rFonts w:hint="eastAsia" w:ascii="宋体" w:hAnsi="宋体" w:eastAsia="宋体" w:cs="宋体"/>
+                <w:b/>
+                <w:bCs/>
+                <w:sz w:val="24"/>
+                <w:szCs w:val="24"/>
+                <w:highlight w:val="none"/>
+                <w:lang w:val="en-US" w:eastAsia="zh-CN"/>
+              </w:rPr>
+              <w:drawing>
+                <wp:inline distT="0" distB="0" distL="114300" distR="114300">
+                  <wp:extent cx="4617085" cy="4383405"/>
+                  <wp:effectExtent l="0" t="0" r="12065" b="17145"/>
+                  <wp:docPr id="8" name="图片 8" descr="Page_1_docsmall.com"/>
+                  <wp:cNvGraphicFramePr>
+                    <a:graphicFrameLocks xmlns:a="http://schemas.openxmlformats.org/drawingml/2006/main" noChangeAspect="1"/>
+                  </wp:cNvGraphicFramePr>
+                  <a:graphic xmlns:a="http://schemas.openxmlformats.org/drawingml/2006/main">
+                    <a:graphicData uri="http://schemas.openxmlformats.org/drawingml/2006/picture">
+                      <pic:pic xmlns:pic="http://schemas.openxmlformats.org/drawingml/2006/picture">
+                        <pic:nvPicPr>
+                          <pic:cNvPr id="8" name="图片 8" descr="Page_1_docsmall.com"/>
+                          <pic:cNvPicPr>
+                            <a:picLocks noChangeAspect="1"/>
+                          </pic:cNvPicPr>
+                        </pic:nvPicPr>
+                        <pic:blipFill>
+                          <a:blip r:embed="rId8"/>
+                          <a:stretch>
+                            <a:fillRect/>
+                          </a:stretch>
+                        </pic:blipFill>
+                        <pic:spPr>
+                          <a:xfrm>
+                            <a:off x="0" y="0"/>
+                            <a:ext cx="4617085" cy="4383405"/>
+                          </a:xfrm>
+                          <a:prstGeom prst="rect">
+                            <a:avLst/>
+                          </a:prstGeom>
+                        </pic:spPr>
+                      </pic:pic>
+                    </a:graphicData>
+                  </a:graphic>
+                </wp:inline>
+              </w:drawing>
+            </w:r>
+          </w:p>
+          <w:p>
+            <w:pPr>
+              <w:keepNext w:val="0"/>
+              <w:keepLines w:val="0"/>
+              <w:widowControl w:val="0"/>
+              <w:numPr>
+                <w:ilvl w:val="0"/>
+                <w:numId w:val="0"/>
+              </w:numPr>
+              <w:suppressLineNumbers w:val="0"/>
+              <w:spacing w:before="156" w:beforeAutospacing="0" w:after="0" w:afterAutospacing="0"/>
+              <w:ind w:left="0" w:right="0"/>
+              <w:jc w:val="center"/>
+              <w:rPr>
+                <w:rFonts w:hint="default" w:ascii="宋体" w:hAnsi="宋体" w:eastAsia="宋体" w:cs="宋体"/>
+                <w:b/>
+                <w:bCs/>
+                <w:sz w:val="24"/>
+                <w:szCs w:val="24"/>
+                <w:lang w:val="en-US" w:eastAsia="zh-CN"/>
+              </w:rPr>
+            </w:pPr>
+            <w:r>
+              <w:rPr>
+                <w:rFonts w:hint="eastAsia" w:ascii="宋体" w:hAnsi="宋体" w:eastAsia="宋体" w:cs="宋体"/>
+                <w:b w:val="0"/>
+                <w:bCs w:val="0"/>
+                <w:sz w:val="18"/>
+                <w:szCs w:val="18"/>
+                <w:lang w:val="en-US" w:eastAsia="zh-CN"/>
+              </w:rPr>
+              <w:t>图</w:t>
+            </w:r>
+            <w:r>
+              <w:rPr>
+                <w:rFonts w:hint="eastAsia" w:ascii="宋体" w:hAnsi="宋体" w:cs="宋体"/>
+                <w:b w:val="0"/>
+                <w:bCs w:val="0"/>
+                <w:sz w:val="18"/>
+                <w:szCs w:val="18"/>
+                <w:lang w:val="en-US" w:eastAsia="zh-CN"/>
+              </w:rPr>
+              <w:t>1</w:t>
+            </w:r>
+            <w:r>
+              <w:rPr>
+                <w:rFonts w:hint="eastAsia" w:ascii="宋体" w:hAnsi="宋体" w:eastAsia="宋体" w:cs="宋体"/>
+                <w:b w:val="0"/>
+                <w:bCs w:val="0"/>
+                <w:sz w:val="18"/>
+                <w:szCs w:val="18"/>
+                <w:lang w:val="en-US" w:eastAsia="zh-CN"/>
+              </w:rPr>
+              <w:t xml:space="preserve"> 技术路线图</w:t>
             </w:r>
           </w:p>
           <w:p>
@@ -13143,7 +15202,29 @@
                 <w:szCs w:val="24"/>
                 <w:lang w:val="en-US" w:eastAsia="zh-CN"/>
               </w:rPr>
-              <w:t>具体雾天仿真流程见图1。</w:t>
+              <w:t>具体雾天仿真流程见图</w:t>
+            </w:r>
+            <w:r>
+              <w:rPr>
+                <w:rFonts w:hint="eastAsia" w:cs="宋体"/>
+                <w:b w:val="0"/>
+                <w:bCs w:val="0"/>
+                <w:sz w:val="24"/>
+                <w:szCs w:val="24"/>
+                <w:lang w:val="en-US" w:eastAsia="zh-CN"/>
+              </w:rPr>
+              <w:t>2</w:t>
+            </w:r>
+            <w:r>
+              <w:rPr>
+                <w:rFonts w:hint="eastAsia" w:ascii="Times New Roman" w:hAnsi="Times New Roman" w:cs="宋体"/>
+                <w:b w:val="0"/>
+                <w:bCs w:val="0"/>
+                <w:sz w:val="24"/>
+                <w:szCs w:val="24"/>
+                <w:lang w:val="en-US" w:eastAsia="zh-CN"/>
+              </w:rPr>
+              <w:t>。</w:t>
             </w:r>
           </w:p>
           <w:p>
@@ -13187,7 +15268,7 @@
                           </pic:cNvPicPr>
                         </pic:nvPicPr>
                         <pic:blipFill>
-                          <a:blip r:embed="rId8"/>
+                          <a:blip r:embed="rId9"/>
                           <a:stretch>
                             <a:fillRect/>
                           </a:stretch>
@@ -13251,7 +15332,7 @@
                 <w:szCs w:val="18"/>
                 <w:lang w:val="en-US" w:eastAsia="zh-CN"/>
               </w:rPr>
-              <w:t>1</w:t>
+              <w:t>2</w:t>
             </w:r>
             <w:r>
               <w:rPr>
@@ -13329,7 +15410,7 @@
                 <w:szCs w:val="24"/>
                 <w:lang w:val="en-US" w:eastAsia="zh-CN"/>
               </w:rPr>
-              <w:t>，模型初步架构图如下图2</w:t>
+              <w:t>，模型初步架构图如下图3</w:t>
             </w:r>
             <w:r>
               <w:rPr>
@@ -13366,6 +15447,10 @@
               </w:rPr>
             </w:pPr>
             <w:r>
+              <w:rPr>
+                <w:rFonts w:hint="default"/>
+                <w:szCs w:val="20"/>
+              </w:rPr>
               <w:drawing>
                 <wp:anchor distT="0" distB="0" distL="114300" distR="114300" simplePos="0" relativeHeight="251661312" behindDoc="1" locked="0" layoutInCell="1" allowOverlap="1">
                   <wp:simplePos x="0" y="0"/>
@@ -13392,7 +15477,7 @@
                           </pic:cNvPicPr>
                         </pic:nvPicPr>
                         <pic:blipFill>
-                          <a:blip r:embed="rId9"/>
+                          <a:blip r:embed="rId10"/>
                           <a:stretch>
                             <a:fillRect/>
                           </a:stretch>
@@ -13451,7 +15536,7 @@
                           </pic:cNvPicPr>
                         </pic:nvPicPr>
                         <pic:blipFill>
-                          <a:blip r:embed="rId10"/>
+                          <a:blip r:embed="rId11"/>
                           <a:stretch>
                             <a:fillRect/>
                           </a:stretch>
@@ -13485,8 +15570,8 @@
                   <wp:positionV relativeFrom="paragraph">
                     <wp:posOffset>45085</wp:posOffset>
                   </wp:positionV>
-                  <wp:extent cx="1435735" cy="938530"/>
-                  <wp:effectExtent l="0" t="0" r="12065" b="13970"/>
+                  <wp:extent cx="1774825" cy="938530"/>
+                  <wp:effectExtent l="0" t="0" r="15875" b="13970"/>
                   <wp:wrapNone/>
                   <wp:docPr id="24" name="图片 1"/>
                   <wp:cNvGraphicFramePr>
@@ -13502,7 +15587,7 @@
                           </pic:cNvPicPr>
                         </pic:nvPicPr>
                         <pic:blipFill>
-                          <a:blip r:embed="rId11"/>
+                          <a:blip r:embed="rId12"/>
                           <a:stretch>
                             <a:fillRect/>
                           </a:stretch>
@@ -13510,7 +15595,7 @@
                         <pic:spPr>
                           <a:xfrm>
                             <a:off x="0" y="0"/>
-                            <a:ext cx="1435735" cy="938530"/>
+                            <a:ext cx="1774825" cy="938530"/>
                           </a:xfrm>
                           <a:prstGeom prst="rect">
                             <a:avLst/>
@@ -13553,7 +15638,7 @@
                           </pic:cNvPicPr>
                         </pic:nvPicPr>
                         <pic:blipFill>
-                          <a:blip r:embed="rId12"/>
+                          <a:blip r:embed="rId13"/>
                           <a:stretch>
                             <a:fillRect/>
                           </a:stretch>
@@ -13573,6 +15658,8 @@
                 </wp:inline>
               </w:drawing>
             </w:r>
+            <w:bookmarkStart w:id="12" w:name="_GoBack"/>
+            <w:bookmarkEnd w:id="12"/>
           </w:p>
           <w:p>
             <w:pPr>
@@ -13616,7 +15703,7 @@
                 <w:szCs w:val="18"/>
                 <w:lang w:val="en-US" w:eastAsia="zh-CN"/>
               </w:rPr>
-              <w:t>2</w:t>
+              <w:t>3</w:t>
             </w:r>
             <w:r>
               <w:rPr>
@@ -13683,20 +15770,7 @@
                 <w:szCs w:val="24"/>
                 <w:lang w:val="en-US" w:eastAsia="zh-CN"/>
               </w:rPr>
-              <w:t>基于视觉语义分割结果，融合单目空间映射与动态电子围栏技术，搭建</w:t>
-            </w:r>
-            <w:bookmarkStart w:id="12" w:name="_GoBack"/>
-            <w:bookmarkEnd w:id="12"/>
-            <w:r>
-              <w:rPr>
-                <w:rFonts w:hint="eastAsia" w:ascii="Times New Roman" w:hAnsi="Times New Roman" w:eastAsia="宋体" w:cs="宋体"/>
-                <w:b w:val="0"/>
-                <w:bCs w:val="0"/>
-                <w:sz w:val="24"/>
-                <w:szCs w:val="24"/>
-                <w:lang w:val="en-US" w:eastAsia="zh-CN"/>
-              </w:rPr>
-              <w:t>船舶航行态势构建与风险预警系统，实现碰撞风险的实时量化评估与可视化预警。</w:t>
+              <w:t>基于视觉语义分割结果，融合单目空间映射与动态电子围栏技术，搭建船舶航行态势构建与风险预警系统，实现碰撞风险的实时量化评估与可视化预警。</w:t>
             </w:r>
             <w:r>
               <w:rPr>
@@ -13718,7 +15792,7 @@
                 <w:szCs w:val="24"/>
                 <w:lang w:val="en-US" w:eastAsia="zh-CN"/>
               </w:rPr>
-              <w:t>3</w:t>
+              <w:t>4</w:t>
             </w:r>
             <w:r>
               <w:rPr>
@@ -13773,7 +15847,7 @@
                           </pic:cNvPicPr>
                         </pic:nvPicPr>
                         <pic:blipFill>
-                          <a:blip r:embed="rId13"/>
+                          <a:blip r:embed="rId14"/>
                           <a:stretch>
                             <a:fillRect/>
                           </a:stretch>
@@ -13829,161 +15903,19 @@
                 <w:szCs w:val="18"/>
                 <w:lang w:val="en-US" w:eastAsia="zh-CN"/>
               </w:rPr>
-              <w:t>图3 碰撞量化评估流程</w:t>
-            </w:r>
-          </w:p>
-          <w:p>
-            <w:pPr>
-              <w:keepNext w:val="0"/>
-              <w:keepLines w:val="0"/>
-              <w:widowControl w:val="0"/>
-              <w:numPr>
-                <w:ilvl w:val="0"/>
-                <w:numId w:val="0"/>
-              </w:numPr>
-              <w:suppressLineNumbers w:val="0"/>
-              <w:spacing w:before="156" w:beforeAutospacing="0" w:after="0" w:afterAutospacing="0"/>
-              <w:ind w:left="0" w:leftChars="0" w:right="0"/>
-              <w:jc w:val="both"/>
-              <w:rPr>
-                <w:rFonts w:hint="default" w:ascii="宋体" w:hAnsi="宋体" w:eastAsia="宋体" w:cs="宋体"/>
-                <w:b w:val="0"/>
-                <w:bCs w:val="0"/>
-                <w:sz w:val="24"/>
-                <w:szCs w:val="24"/>
-                <w:lang w:val="en-US" w:eastAsia="zh-CN"/>
-              </w:rPr>
-            </w:pPr>
-            <w:r>
-              <w:rPr>
-                <w:rFonts w:hint="eastAsia" w:ascii="Times New Roman" w:hAnsi="Times New Roman" w:eastAsia="宋体" w:cs="宋体"/>
-                <w:b w:val="0"/>
-                <w:bCs w:val="0"/>
-                <w:sz w:val="24"/>
-                <w:szCs w:val="24"/>
-                <w:lang w:val="en-US" w:eastAsia="zh-CN"/>
-              </w:rPr>
-              <w:t>技术路线图如图</w:t>
-            </w:r>
-            <w:r>
-              <w:rPr>
-                <w:rFonts w:hint="eastAsia" w:cs="宋体"/>
-                <w:b w:val="0"/>
-                <w:bCs w:val="0"/>
-                <w:sz w:val="24"/>
-                <w:szCs w:val="24"/>
-                <w:lang w:val="en-US" w:eastAsia="zh-CN"/>
-              </w:rPr>
-              <w:t>4</w:t>
-            </w:r>
-            <w:r>
-              <w:rPr>
-                <w:rFonts w:hint="eastAsia" w:ascii="Times New Roman" w:hAnsi="Times New Roman" w:eastAsia="宋体" w:cs="宋体"/>
-                <w:b w:val="0"/>
-                <w:bCs w:val="0"/>
-                <w:sz w:val="24"/>
-                <w:szCs w:val="24"/>
-                <w:lang w:val="en-US" w:eastAsia="zh-CN"/>
-              </w:rPr>
-              <w:t>所示：</w:t>
-            </w:r>
-          </w:p>
-          <w:p>
-            <w:pPr>
-              <w:keepNext w:val="0"/>
-              <w:keepLines w:val="0"/>
-              <w:widowControl w:val="0"/>
-              <w:numPr>
-                <w:ilvl w:val="0"/>
-                <w:numId w:val="0"/>
-              </w:numPr>
-              <w:suppressLineNumbers w:val="0"/>
-              <w:spacing w:before="156" w:beforeAutospacing="0" w:after="0" w:afterAutospacing="0"/>
-              <w:ind w:left="0" w:right="0"/>
-              <w:jc w:val="both"/>
-              <w:rPr>
-                <w:rFonts w:hint="default" w:ascii="宋体" w:hAnsi="宋体" w:eastAsia="宋体" w:cs="宋体"/>
-                <w:b w:val="0"/>
-                <w:bCs w:val="0"/>
-                <w:sz w:val="24"/>
-                <w:szCs w:val="24"/>
-                <w:lang w:val="en-US" w:eastAsia="zh-CN"/>
-              </w:rPr>
-            </w:pPr>
-            <w:r>
-              <w:rPr>
-                <w:rFonts w:hint="default" w:ascii="宋体" w:hAnsi="宋体" w:eastAsia="宋体" w:cs="宋体"/>
-                <w:b w:val="0"/>
-                <w:bCs w:val="0"/>
-                <w:sz w:val="24"/>
-                <w:szCs w:val="24"/>
-                <w:lang w:val="en-US" w:eastAsia="zh-CN"/>
-              </w:rPr>
-              <w:drawing>
-                <wp:inline distT="0" distB="0" distL="114300" distR="114300">
-                  <wp:extent cx="5342255" cy="3542030"/>
-                  <wp:effectExtent l="0" t="0" r="0" b="0"/>
-                  <wp:docPr id="4" name="ECB019B1-382A-4266-B25C-5B523AA43C14-1" descr="C:/Users/admin/AppData/Local/Temp/wps.frFAcqwps"/>
-                  <wp:cNvGraphicFramePr>
-                    <a:graphicFrameLocks xmlns:a="http://schemas.openxmlformats.org/drawingml/2006/main" noChangeAspect="1"/>
-                  </wp:cNvGraphicFramePr>
-                  <a:graphic xmlns:a="http://schemas.openxmlformats.org/drawingml/2006/main">
-                    <a:graphicData uri="http://schemas.openxmlformats.org/drawingml/2006/picture">
-                      <pic:pic xmlns:pic="http://schemas.openxmlformats.org/drawingml/2006/picture">
-                        <pic:nvPicPr>
-                          <pic:cNvPr id="4" name="ECB019B1-382A-4266-B25C-5B523AA43C14-1" descr="C:/Users/admin/AppData/Local/Temp/wps.frFAcqwps"/>
-                          <pic:cNvPicPr>
-                            <a:picLocks noChangeAspect="1"/>
-                          </pic:cNvPicPr>
-                        </pic:nvPicPr>
-                        <pic:blipFill>
-                          <a:blip r:embed="rId14"/>
-                          <a:stretch>
-                            <a:fillRect/>
-                          </a:stretch>
-                        </pic:blipFill>
-                        <pic:spPr>
-                          <a:xfrm>
-                            <a:off x="0" y="0"/>
-                            <a:ext cx="5342255" cy="3542030"/>
-                          </a:xfrm>
-                          <a:prstGeom prst="rect">
-                            <a:avLst/>
-                          </a:prstGeom>
-                          <a:noFill/>
-                          <a:ln>
-                            <a:noFill/>
-                          </a:ln>
-                        </pic:spPr>
-                      </pic:pic>
-                    </a:graphicData>
-                  </a:graphic>
-                </wp:inline>
-              </w:drawing>
-            </w:r>
-          </w:p>
-          <w:p>
-            <w:pPr>
-              <w:keepNext w:val="0"/>
-              <w:keepLines w:val="0"/>
-              <w:widowControl w:val="0"/>
-              <w:numPr>
-                <w:ilvl w:val="0"/>
-                <w:numId w:val="0"/>
-              </w:numPr>
-              <w:suppressLineNumbers w:val="0"/>
-              <w:spacing w:before="156" w:beforeAutospacing="0" w:after="0" w:afterAutospacing="0"/>
-              <w:ind w:left="0" w:right="0"/>
-              <w:jc w:val="center"/>
-              <w:rPr>
-                <w:rFonts w:hint="default" w:ascii="宋体" w:hAnsi="宋体" w:eastAsia="宋体" w:cs="宋体"/>
+              <w:t>图</w:t>
+            </w:r>
+            <w:r>
+              <w:rPr>
+                <w:rFonts w:hint="eastAsia" w:ascii="宋体" w:hAnsi="宋体" w:cs="宋体"/>
                 <w:b w:val="0"/>
                 <w:bCs w:val="0"/>
                 <w:sz w:val="18"/>
                 <w:szCs w:val="18"/>
                 <w:lang w:val="en-US" w:eastAsia="zh-CN"/>
               </w:rPr>
-            </w:pPr>
+              <w:t>4</w:t>
+            </w:r>
             <w:r>
               <w:rPr>
                 <w:rFonts w:hint="eastAsia" w:ascii="宋体" w:hAnsi="宋体" w:eastAsia="宋体" w:cs="宋体"/>
@@ -13993,29 +15925,7 @@
                 <w:szCs w:val="18"/>
                 <w:lang w:val="en-US" w:eastAsia="zh-CN"/>
               </w:rPr>
-              <w:t>图</w:t>
-            </w:r>
-            <w:r>
-              <w:rPr>
-                <w:rFonts w:hint="eastAsia" w:ascii="宋体" w:hAnsi="宋体" w:cs="宋体"/>
-                <w:b w:val="0"/>
-                <w:bCs w:val="0"/>
-                <w:sz w:val="18"/>
-                <w:szCs w:val="18"/>
-                <w:lang w:val="en-US" w:eastAsia="zh-CN"/>
-              </w:rPr>
-              <w:t>4</w:t>
-            </w:r>
-            <w:r>
-              <w:rPr>
-                <w:rFonts w:hint="eastAsia" w:ascii="宋体" w:hAnsi="宋体" w:eastAsia="宋体" w:cs="宋体"/>
-                <w:b w:val="0"/>
-                <w:bCs w:val="0"/>
-                <w:sz w:val="18"/>
-                <w:szCs w:val="18"/>
-                <w:lang w:val="en-US" w:eastAsia="zh-CN"/>
-              </w:rPr>
-              <w:t xml:space="preserve"> 技术路线图</w:t>
+              <w:t xml:space="preserve"> 碰撞量化评估流程</w:t>
             </w:r>
           </w:p>
           <w:p>
@@ -15106,7 +17016,7 @@
     </w:p>
     <w:tbl>
       <w:tblPr>
-        <w:tblStyle w:val="9"/>
+        <w:tblStyle w:val="10"/>
         <w:tblpPr w:leftFromText="180" w:rightFromText="180" w:vertAnchor="page" w:horzAnchor="margin" w:tblpXSpec="center" w:tblpY="1441"/>
         <w:tblW w:w="0" w:type="auto"/>
         <w:tblInd w:w="0" w:type="dxa"/>
@@ -15172,8 +17082,8 @@
                 <w:szCs w:val="20"/>
               </w:rPr>
             </w:pPr>
-            <w:bookmarkStart w:id="1" w:name="OLE_LINK124"/>
-            <w:bookmarkStart w:id="2" w:name="OLE_LINK123"/>
+            <w:bookmarkStart w:id="1" w:name="OLE_LINK123"/>
+            <w:bookmarkStart w:id="2" w:name="OLE_LINK124"/>
             <w:bookmarkStart w:id="3" w:name="OLE_LINK122"/>
             <w:r>
               <w:rPr>
@@ -15470,9 +17380,9 @@
               </w:rPr>
               <w:t xml:space="preserve">     </w:t>
             </w:r>
-            <w:bookmarkStart w:id="4" w:name="OLE_LINK141"/>
+            <w:bookmarkStart w:id="4" w:name="OLE_LINK140"/>
             <w:bookmarkStart w:id="5" w:name="OLE_LINK139"/>
-            <w:bookmarkStart w:id="6" w:name="OLE_LINK140"/>
+            <w:bookmarkStart w:id="6" w:name="OLE_LINK141"/>
             <w:r>
               <w:rPr>
                 <w:rFonts w:hint="eastAsia" w:ascii="仿宋" w:hAnsi="仿宋" w:eastAsia="仿宋" w:cs="Times New Roman"/>
@@ -15481,8 +17391,8 @@
               </w:rPr>
               <w:t xml:space="preserve"> </w:t>
             </w:r>
-            <w:bookmarkStart w:id="7" w:name="OLE_LINK11"/>
-            <w:bookmarkStart w:id="8" w:name="OLE_LINK12"/>
+            <w:bookmarkStart w:id="7" w:name="OLE_LINK12"/>
+            <w:bookmarkStart w:id="8" w:name="OLE_LINK11"/>
             <w:r>
               <w:rPr>
                 <w:rFonts w:hint="default" w:ascii="仿宋" w:hAnsi="仿宋" w:eastAsia="仿宋" w:cs="Times New Roman"/>
@@ -15782,7 +17692,7 @@
     <w:p/>
     <w:tbl>
       <w:tblPr>
-        <w:tblStyle w:val="9"/>
+        <w:tblStyle w:val="10"/>
         <w:tblpPr w:leftFromText="180" w:rightFromText="180" w:vertAnchor="page" w:horzAnchor="margin" w:tblpXSpec="center" w:tblpY="1456"/>
         <w:tblW w:w="0" w:type="auto"/>
         <w:tblInd w:w="0" w:type="dxa"/>
@@ -15844,9 +17754,9 @@
                 <w:szCs w:val="24"/>
               </w:rPr>
             </w:pPr>
-            <w:bookmarkStart w:id="9" w:name="OLE_LINK134"/>
-            <w:bookmarkStart w:id="10" w:name="OLE_LINK133"/>
-            <w:bookmarkStart w:id="11" w:name="OLE_LINK132"/>
+            <w:bookmarkStart w:id="9" w:name="OLE_LINK132"/>
+            <w:bookmarkStart w:id="10" w:name="OLE_LINK134"/>
+            <w:bookmarkStart w:id="11" w:name="OLE_LINK133"/>
           </w:p>
         </w:tc>
       </w:tr>
@@ -16361,7 +18271,7 @@
     <w:p/>
     <w:tbl>
       <w:tblPr>
-        <w:tblStyle w:val="9"/>
+        <w:tblStyle w:val="10"/>
         <w:tblpPr w:leftFromText="180" w:rightFromText="180" w:vertAnchor="page" w:horzAnchor="margin" w:tblpXSpec="center" w:tblpY="1441"/>
         <w:tblW w:w="0" w:type="auto"/>
         <w:tblInd w:w="0" w:type="dxa"/>
@@ -19202,7 +21112,7 @@
 <w:ftr xmlns:wpc="http://schemas.microsoft.com/office/word/2010/wordprocessingCanvas" xmlns:mc="http://schemas.openxmlformats.org/markup-compatibility/2006" xmlns:o="urn:schemas-microsoft-com:office:office" xmlns:r="http://schemas.openxmlformats.org/officeDocument/2006/relationships" xmlns:m="http://schemas.openxmlformats.org/officeDocument/2006/math" xmlns:v="urn:schemas-microsoft-com:vml" xmlns:wp14="http://schemas.microsoft.com/office/word/2010/wordprocessingDrawing" xmlns:wp="http://schemas.openxmlformats.org/drawingml/2006/wordprocessingDrawing" xmlns:w10="urn:schemas-microsoft-com:office:word" xmlns:w="http://schemas.openxmlformats.org/wordprocessingml/2006/main" xmlns:w14="http://schemas.microsoft.com/office/word/2010/wordml" xmlns:w15="http://schemas.microsoft.com/office/word/2012/wordml" xmlns:wpg="http://schemas.microsoft.com/office/word/2010/wordprocessingGroup" xmlns:wpi="http://schemas.microsoft.com/office/word/2010/wordprocessingInk" xmlns:wne="http://schemas.microsoft.com/office/word/2006/wordml" xmlns:wps="http://schemas.microsoft.com/office/word/2010/wordprocessingShape" xmlns:wpsCustomData="http://www.wps.cn/officeDocument/2013/wpsCustomData" mc:Ignorable="w14 w15 wp14">
   <w:p>
     <w:pPr>
-      <w:pStyle w:val="6"/>
+      <w:pStyle w:val="7"/>
       <w:jc w:val="center"/>
     </w:pPr>
     <w:r>
@@ -19302,7 +21212,7 @@
   </w:p>
   <w:p>
     <w:pPr>
-      <w:pStyle w:val="6"/>
+      <w:pStyle w:val="7"/>
     </w:pPr>
   </w:p>
 </w:ftr>
@@ -19312,34 +21222,34 @@
 <w:ftr xmlns:wpc="http://schemas.microsoft.com/office/word/2010/wordprocessingCanvas" xmlns:mc="http://schemas.openxmlformats.org/markup-compatibility/2006" xmlns:o="urn:schemas-microsoft-com:office:office" xmlns:r="http://schemas.openxmlformats.org/officeDocument/2006/relationships" xmlns:m="http://schemas.openxmlformats.org/officeDocument/2006/math" xmlns:v="urn:schemas-microsoft-com:vml" xmlns:wp14="http://schemas.microsoft.com/office/word/2010/wordprocessingDrawing" xmlns:wp="http://schemas.openxmlformats.org/drawingml/2006/wordprocessingDrawing" xmlns:w10="urn:schemas-microsoft-com:office:word" xmlns:w="http://schemas.openxmlformats.org/wordprocessingml/2006/main" xmlns:w14="http://schemas.microsoft.com/office/word/2010/wordml" xmlns:w15="http://schemas.microsoft.com/office/word/2012/wordml" xmlns:wpg="http://schemas.microsoft.com/office/word/2010/wordprocessingGroup" xmlns:wpi="http://schemas.microsoft.com/office/word/2010/wordprocessingInk" xmlns:wne="http://schemas.microsoft.com/office/word/2006/wordml" xmlns:wps="http://schemas.microsoft.com/office/word/2010/wordprocessingShape" xmlns:wpsCustomData="http://www.wps.cn/officeDocument/2013/wpsCustomData" mc:Ignorable="w14 w15 wp14">
   <w:p>
     <w:pPr>
-      <w:pStyle w:val="6"/>
+      <w:pStyle w:val="7"/>
       <w:framePr w:wrap="around" w:vAnchor="text" w:hAnchor="margin" w:xAlign="right" w:y="1"/>
       <w:rPr>
-        <w:rStyle w:val="12"/>
+        <w:rStyle w:val="13"/>
       </w:rPr>
     </w:pPr>
     <w:r>
       <w:rPr>
-        <w:rStyle w:val="12"/>
+        <w:rStyle w:val="13"/>
       </w:rPr>
       <w:fldChar w:fldCharType="begin"/>
     </w:r>
     <w:r>
       <w:rPr>
-        <w:rStyle w:val="12"/>
+        <w:rStyle w:val="13"/>
       </w:rPr>
       <w:instrText xml:space="preserve">PAGE  </w:instrText>
     </w:r>
     <w:r>
       <w:rPr>
-        <w:rStyle w:val="12"/>
+        <w:rStyle w:val="13"/>
       </w:rPr>
       <w:fldChar w:fldCharType="end"/>
     </w:r>
   </w:p>
   <w:p>
     <w:pPr>
-      <w:pStyle w:val="6"/>
+      <w:pStyle w:val="7"/>
       <w:ind w:right="360"/>
     </w:pPr>
   </w:p>
@@ -19350,7 +21260,7 @@
 <w:hdr xmlns:wpc="http://schemas.microsoft.com/office/word/2010/wordprocessingCanvas" xmlns:mc="http://schemas.openxmlformats.org/markup-compatibility/2006" xmlns:o="urn:schemas-microsoft-com:office:office" xmlns:r="http://schemas.openxmlformats.org/officeDocument/2006/relationships" xmlns:m="http://schemas.openxmlformats.org/officeDocument/2006/math" xmlns:v="urn:schemas-microsoft-com:vml" xmlns:wp14="http://schemas.microsoft.com/office/word/2010/wordprocessingDrawing" xmlns:wp="http://schemas.openxmlformats.org/drawingml/2006/wordprocessingDrawing" xmlns:w10="urn:schemas-microsoft-com:office:word" xmlns:w="http://schemas.openxmlformats.org/wordprocessingml/2006/main" xmlns:w14="http://schemas.microsoft.com/office/word/2010/wordml" xmlns:w15="http://schemas.microsoft.com/office/word/2012/wordml" xmlns:wpg="http://schemas.microsoft.com/office/word/2010/wordprocessingGroup" xmlns:wpi="http://schemas.microsoft.com/office/word/2010/wordprocessingInk" xmlns:wne="http://schemas.microsoft.com/office/word/2006/wordml" xmlns:wps="http://schemas.microsoft.com/office/word/2010/wordprocessingShape" xmlns:wpsCustomData="http://www.wps.cn/officeDocument/2013/wpsCustomData" mc:Ignorable="w14 w15 wp14">
   <w:p>
     <w:pPr>
-      <w:pStyle w:val="7"/>
+      <w:pStyle w:val="8"/>
       <w:rPr>
         <w:rFonts w:hint="eastAsia" w:ascii="仿宋" w:hAnsi="仿宋" w:eastAsia="仿宋"/>
       </w:rPr>
@@ -19368,13 +21278,13 @@
 <file path=word/numbering.xml><?xml version="1.0" encoding="utf-8"?>
 <w:numbering xmlns:wpc="http://schemas.microsoft.com/office/word/2010/wordprocessingCanvas" xmlns:mc="http://schemas.openxmlformats.org/markup-compatibility/2006" xmlns:o="urn:schemas-microsoft-com:office:office" xmlns:r="http://schemas.openxmlformats.org/officeDocument/2006/relationships" xmlns:m="http://schemas.openxmlformats.org/officeDocument/2006/math" xmlns:v="urn:schemas-microsoft-com:vml" xmlns:wp14="http://schemas.microsoft.com/office/word/2010/wordprocessingDrawing" xmlns:wp="http://schemas.openxmlformats.org/drawingml/2006/wordprocessingDrawing" xmlns:w10="urn:schemas-microsoft-com:office:word" xmlns:w="http://schemas.openxmlformats.org/wordprocessingml/2006/main" xmlns:w14="http://schemas.microsoft.com/office/word/2010/wordml" xmlns:wpg="http://schemas.microsoft.com/office/word/2010/wordprocessingGroup" xmlns:wpi="http://schemas.microsoft.com/office/word/2010/wordprocessingInk" xmlns:wne="http://schemas.microsoft.com/office/word/2006/wordml" xmlns:wps="http://schemas.microsoft.com/office/word/2010/wordprocessingShape" xmlns:wpsCustomData="http://www.wps.cn/officeDocument/2013/wpsCustomData" mc:Ignorable="w14 wp14">
   <w:abstractNum w:abstractNumId="0">
-    <w:nsid w:val="A6DB7C09"/>
+    <w:nsid w:val="853633CA"/>
     <w:multiLevelType w:val="singleLevel"/>
-    <w:tmpl w:val="A6DB7C09"/>
+    <w:tmpl w:val="853633CA"/>
     <w:lvl w:ilvl="0" w:tentative="0">
       <w:start w:val="1"/>
       <w:numFmt w:val="decimal"/>
-      <w:suff w:val="space"/>
+      <w:suff w:val="nothing"/>
       <w:lvlText w:val="（%1）"/>
       <w:lvlJc w:val="left"/>
       <w:pPr>
@@ -19400,9 +21310,9 @@
     </w:lvl>
   </w:abstractNum>
   <w:abstractNum w:abstractNumId="2">
-    <w:nsid w:val="B74EC63A"/>
+    <w:nsid w:val="F970FC74"/>
     <w:multiLevelType w:val="singleLevel"/>
-    <w:tmpl w:val="B74EC63A"/>
+    <w:tmpl w:val="F970FC74"/>
     <w:lvl w:ilvl="0" w:tentative="0">
       <w:start w:val="1"/>
       <w:numFmt w:val="decimal"/>
@@ -19415,13 +21325,13 @@
     </w:lvl>
   </w:abstractNum>
   <w:abstractNum w:abstractNumId="3">
-    <w:nsid w:val="BB3F94E2"/>
+    <w:nsid w:val="02FAE9BC"/>
     <w:multiLevelType w:val="singleLevel"/>
-    <w:tmpl w:val="BB3F94E2"/>
+    <w:tmpl w:val="02FAE9BC"/>
     <w:lvl w:ilvl="0" w:tentative="0">
       <w:start w:val="1"/>
       <w:numFmt w:val="decimal"/>
-      <w:suff w:val="space"/>
+      <w:suff w:val="nothing"/>
       <w:lvlText w:val="（%1）"/>
       <w:lvlJc w:val="left"/>
       <w:pPr>
@@ -19430,13 +21340,13 @@
     </w:lvl>
   </w:abstractNum>
   <w:abstractNum w:abstractNumId="4">
-    <w:nsid w:val="F970FC74"/>
+    <w:nsid w:val="0C1840DF"/>
     <w:multiLevelType w:val="singleLevel"/>
-    <w:tmpl w:val="F970FC74"/>
+    <w:tmpl w:val="0C1840DF"/>
     <w:lvl w:ilvl="0" w:tentative="0">
       <w:start w:val="1"/>
       <w:numFmt w:val="decimal"/>
-      <w:suff w:val="space"/>
+      <w:suff w:val="nothing"/>
       <w:lvlText w:val="（%1）"/>
       <w:lvlJc w:val="left"/>
       <w:pPr>
@@ -19457,6 +21367,21 @@
     </w:lvl>
   </w:abstractNum>
   <w:abstractNum w:abstractNumId="6">
+    <w:nsid w:val="1723666F"/>
+    <w:multiLevelType w:val="singleLevel"/>
+    <w:tmpl w:val="1723666F"/>
+    <w:lvl w:ilvl="0" w:tentative="0">
+      <w:start w:val="1"/>
+      <w:numFmt w:val="decimal"/>
+      <w:suff w:val="nothing"/>
+      <w:lvlText w:val="（%1）"/>
+      <w:lvlJc w:val="left"/>
+      <w:pPr>
+        <w:ind w:left="0"/>
+      </w:pPr>
+    </w:lvl>
+  </w:abstractNum>
+  <w:abstractNum w:abstractNumId="7">
     <w:nsid w:val="31A71C5F"/>
     <w:multiLevelType w:val="multilevel"/>
     <w:tmpl w:val="31A71C5F"/>
@@ -19548,21 +21473,6 @@
       </w:pPr>
     </w:lvl>
   </w:abstractNum>
-  <w:abstractNum w:abstractNumId="7">
-    <w:nsid w:val="3F25F7F5"/>
-    <w:multiLevelType w:val="singleLevel"/>
-    <w:tmpl w:val="3F25F7F5"/>
-    <w:lvl w:ilvl="0" w:tentative="0">
-      <w:start w:val="1"/>
-      <w:numFmt w:val="decimal"/>
-      <w:suff w:val="space"/>
-      <w:lvlText w:val="（%1）"/>
-      <w:lvlJc w:val="left"/>
-      <w:pPr>
-        <w:ind w:left="0"/>
-      </w:pPr>
-    </w:lvl>
-  </w:abstractNum>
   <w:abstractNum w:abstractNumId="8">
     <w:nsid w:val="4EDE4F60"/>
     <w:multiLevelType w:val="singleLevel"/>
@@ -19582,7 +21492,7 @@
     </w:lvl>
   </w:abstractNum>
   <w:num w:numId="1">
-    <w:abstractNumId w:val="6"/>
+    <w:abstractNumId w:val="7"/>
   </w:num>
   <w:num w:numId="2">
     <w:abstractNumId w:val="8"/>
@@ -19591,19 +21501,19 @@
     <w:abstractNumId w:val="5"/>
   </w:num>
   <w:num w:numId="4">
+    <w:abstractNumId w:val="6"/>
+  </w:num>
+  <w:num w:numId="5">
     <w:abstractNumId w:val="3"/>
   </w:num>
-  <w:num w:numId="5">
+  <w:num w:numId="6">
+    <w:abstractNumId w:val="4"/>
+  </w:num>
+  <w:num w:numId="7">
     <w:abstractNumId w:val="0"/>
   </w:num>
-  <w:num w:numId="6">
-    <w:abstractNumId w:val="7"/>
-  </w:num>
-  <w:num w:numId="7">
+  <w:num w:numId="8">
     <w:abstractNumId w:val="2"/>
-  </w:num>
-  <w:num w:numId="8">
-    <w:abstractNumId w:val="4"/>
   </w:num>
   <w:num w:numId="9">
     <w:abstractNumId w:val="1"/>
@@ -19652,7 +21562,7 @@
     <w:lsdException w:unhideWhenUsed="0" w:uiPriority="0" w:semiHidden="0" w:name="toc 9"/>
     <w:lsdException w:unhideWhenUsed="0" w:uiPriority="0" w:semiHidden="0" w:name="Normal Indent"/>
     <w:lsdException w:unhideWhenUsed="0" w:uiPriority="0" w:semiHidden="0" w:name="footnote text"/>
-    <w:lsdException w:unhideWhenUsed="0" w:uiPriority="0" w:semiHidden="0" w:name="annotation text"/>
+    <w:lsdException w:qFormat="1" w:unhideWhenUsed="0" w:uiPriority="0" w:semiHidden="0" w:name="annotation text"/>
     <w:lsdException w:qFormat="1" w:unhideWhenUsed="0" w:uiPriority="99" w:semiHidden="0" w:name="header"/>
     <w:lsdException w:qFormat="1" w:unhideWhenUsed="0" w:uiPriority="99" w:semiHidden="0" w:name="footer"/>
     <w:lsdException w:unhideWhenUsed="0" w:uiPriority="0" w:semiHidden="0" w:name="index heading"/>
@@ -19908,13 +21818,13 @@
       <w:lang w:val="en-US" w:eastAsia="zh-CN" w:bidi="ar"/>
     </w:rPr>
   </w:style>
-  <w:style w:type="character" w:default="1" w:styleId="11">
+  <w:style w:type="character" w:default="1" w:styleId="12">
     <w:name w:val="Default Paragraph Font"/>
     <w:semiHidden/>
     <w:qFormat/>
     <w:uiPriority w:val="0"/>
   </w:style>
-  <w:style w:type="table" w:default="1" w:styleId="9">
+  <w:style w:type="table" w:default="1" w:styleId="10">
     <w:name w:val="Normal Table"/>
     <w:semiHidden/>
     <w:qFormat/>
@@ -19942,9 +21852,18 @@
     </w:tblPr>
   </w:style>
   <w:style w:type="paragraph" w:styleId="3">
+    <w:name w:val="annotation text"/>
+    <w:basedOn w:val="1"/>
+    <w:qFormat/>
+    <w:uiPriority w:val="0"/>
+    <w:pPr>
+      <w:jc w:val="left"/>
+    </w:pPr>
+  </w:style>
+  <w:style w:type="paragraph" w:styleId="4">
     <w:name w:val="Body Text Indent"/>
     <w:basedOn w:val="1"/>
-    <w:next w:val="4"/>
+    <w:next w:val="5"/>
     <w:qFormat/>
     <w:uiPriority w:val="0"/>
     <w:pPr>
@@ -19954,9 +21873,9 @@
       <w:sz w:val="24"/>
     </w:rPr>
   </w:style>
-  <w:style w:type="paragraph" w:styleId="4">
+  <w:style w:type="paragraph" w:styleId="5">
     <w:name w:val="Body Text First Indent 2"/>
-    <w:basedOn w:val="3"/>
+    <w:basedOn w:val="4"/>
     <w:next w:val="1"/>
     <w:qFormat/>
     <w:uiPriority w:val="0"/>
@@ -19967,7 +21886,7 @@
       <w:b/>
     </w:rPr>
   </w:style>
-  <w:style w:type="paragraph" w:styleId="5">
+  <w:style w:type="paragraph" w:styleId="6">
     <w:name w:val="Balloon Text"/>
     <w:basedOn w:val="1"/>
     <w:semiHidden/>
@@ -19978,10 +21897,10 @@
       <w:szCs w:val="18"/>
     </w:rPr>
   </w:style>
-  <w:style w:type="paragraph" w:styleId="6">
+  <w:style w:type="paragraph" w:styleId="7">
     <w:name w:val="footer"/>
     <w:basedOn w:val="1"/>
-    <w:link w:val="13"/>
+    <w:link w:val="14"/>
     <w:qFormat/>
     <w:uiPriority w:val="99"/>
     <w:pPr>
@@ -19996,10 +21915,10 @@
       <w:sz w:val="18"/>
     </w:rPr>
   </w:style>
-  <w:style w:type="paragraph" w:styleId="7">
+  <w:style w:type="paragraph" w:styleId="8">
     <w:name w:val="header"/>
     <w:basedOn w:val="1"/>
-    <w:link w:val="14"/>
+    <w:link w:val="15"/>
     <w:qFormat/>
     <w:uiPriority w:val="99"/>
     <w:pPr>
@@ -20017,18 +21936,25 @@
       <w:sz w:val="18"/>
     </w:rPr>
   </w:style>
-  <w:style w:type="paragraph" w:styleId="8">
+  <w:style w:type="paragraph" w:styleId="9">
     <w:name w:val="Normal (Web)"/>
     <w:basedOn w:val="1"/>
     <w:qFormat/>
     <w:uiPriority w:val="0"/>
+    <w:pPr>
+      <w:spacing w:before="0" w:beforeAutospacing="1" w:after="0" w:afterAutospacing="1"/>
+      <w:ind w:left="0" w:right="0"/>
+      <w:jc w:val="left"/>
+    </w:pPr>
     <w:rPr>
+      <w:kern w:val="0"/>
       <w:sz w:val="24"/>
+      <w:lang w:val="en-US" w:eastAsia="zh-CN" w:bidi="ar"/>
     </w:rPr>
   </w:style>
-  <w:style w:type="table" w:styleId="10">
+  <w:style w:type="table" w:styleId="11">
     <w:name w:val="Table Grid"/>
-    <w:basedOn w:val="9"/>
+    <w:basedOn w:val="10"/>
     <w:qFormat/>
     <w:uiPriority w:val="0"/>
     <w:pPr>
@@ -20046,24 +21972,14 @@
       </w:tblBorders>
     </w:tblPr>
   </w:style>
-  <w:style w:type="character" w:styleId="12">
+  <w:style w:type="character" w:styleId="13">
     <w:name w:val="page number"/>
-    <w:basedOn w:val="11"/>
+    <w:basedOn w:val="12"/>
     <w:qFormat/>
     <w:uiPriority w:val="0"/>
   </w:style>
-  <w:style w:type="character" w:customStyle="1" w:styleId="13">
+  <w:style w:type="character" w:customStyle="1" w:styleId="14">
     <w:name w:val="页脚 Char"/>
-    <w:link w:val="6"/>
-    <w:qFormat/>
-    <w:uiPriority w:val="99"/>
-    <w:rPr>
-      <w:kern w:val="2"/>
-      <w:sz w:val="18"/>
-    </w:rPr>
-  </w:style>
-  <w:style w:type="character" w:customStyle="1" w:styleId="14">
-    <w:name w:val="页眉 Char"/>
     <w:link w:val="7"/>
     <w:qFormat/>
     <w:uiPriority w:val="99"/>
@@ -20073,11 +21989,21 @@
     </w:rPr>
   </w:style>
   <w:style w:type="character" w:customStyle="1" w:styleId="15">
+    <w:name w:val="页眉 Char"/>
+    <w:link w:val="8"/>
+    <w:qFormat/>
+    <w:uiPriority w:val="99"/>
+    <w:rPr>
+      <w:kern w:val="2"/>
+      <w:sz w:val="18"/>
+    </w:rPr>
+  </w:style>
+  <w:style w:type="character" w:customStyle="1" w:styleId="16">
     <w:name w:val="apple-converted-space"/>
     <w:qFormat/>
     <w:uiPriority w:val="0"/>
   </w:style>
-  <w:style w:type="paragraph" w:customStyle="1" w:styleId="16">
+  <w:style w:type="paragraph" w:customStyle="1" w:styleId="17">
     <w:name w:val="无间隔1"/>
     <w:qFormat/>
     <w:uiPriority w:val="1"/>
@@ -20093,7 +22019,7 @@
       <w:lang w:val="en-US" w:eastAsia="zh-CN" w:bidi="ar-SA"/>
     </w:rPr>
   </w:style>
-  <w:style w:type="paragraph" w:customStyle="1" w:styleId="17">
+  <w:style w:type="paragraph" w:customStyle="1" w:styleId="18">
     <w:name w:val="主内容"/>
     <w:basedOn w:val="1"/>
     <w:qFormat/>
@@ -20116,7 +22042,7 @@
       <w:lang w:val="en-US" w:eastAsia="zh-CN" w:bidi="ar"/>
     </w:rPr>
   </w:style>
-  <w:style w:type="paragraph" w:customStyle="1" w:styleId="18">
+  <w:style w:type="paragraph" w:customStyle="1" w:styleId="19">
     <w:name w:val="主体"/>
     <w:basedOn w:val="1"/>
     <w:qFormat/>
@@ -20423,25 +22349,4 @@
   </a:themeElements>
   <a:objectDefaults/>
 </a:theme>
-</file>
-
-<file path=customXml/item1.xml><?xml version="1.0" encoding="utf-8"?>
-<s:customData xmlns="http://www.wps.cn/officeDocument/2013/wpsCustomData" xmlns:s="http://www.wps.cn/officeDocument/2013/wpsCustomData">
-  <customSectProps>
-    <customSectPr/>
-  </customSectProps>
-  <extobjs>
-    <extobj name="ECB019B1-382A-4266-B25C-5B523AA43C14-1">
-      <extobjdata type="ECB019B1-382A-4266-B25C-5B523AA43C14" data="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"/>
-    </extobj>
-  </extobjs>
-</s:customData>
-</file>
-
-<file path=customXml/itemProps1.xml><?xml version="1.0" encoding="utf-8"?>
-<ds:datastoreItem xmlns:ds="http://schemas.openxmlformats.org/officeDocument/2006/customXml" ds:itemID="{B1977F7D-205B-4081-913C-38D41E755F92}">
-  <ds:schemaRefs>
-    <ds:schemaRef ds:uri="http://www.wps.cn/officeDocument/2013/wpsCustomData"/>
-  </ds:schemaRefs>
-</ds:datastoreItem>
 </file>